--- a/output/g4h29mJufpc_20260919T063349180506Z/청약인식_보고서초안_B안.docx
+++ b/output/g4h29mJufpc_20260919T063349180506Z/청약인식_보고서초안_B안.docx
@@ -3378,7 +3378,7 @@
         <w:jc w:val="both"/>
       </w:pPr>
       <w:r>
-        <w:t xml:space="preserve">분석 대상 댓글 1,045개 가운데 245개(23.4%)는 청약에 대한 판단이 없는 “해당 없음” 댓글이었다. 대부분 특정 정당이나 대통령에 대한 구호, 세대 비난, 짧은 감탄이었다. 나머지 800개의 태도는 표 6과 같다.</w:t>
+        <w:t xml:space="preserve">분석 대상 댓글 1,045개 가운데 245개(23.4%)는 청약에 대한 판단이 없는 “해당 없음” 댓글이었다. 대부분 특정 정당이나 대통령에 대한 구호, 세대 비난, 짧은 감탄이었다. 나머지 800개의 태도는 표 5와 같다.</w:t>
       </w:r>
     </w:p>
     <w:tbl>
@@ -4217,7 +4217,7 @@
           <w:sz w:val="18"/>
           <w:szCs w:val="18"/>
         </w:rPr>
-        <w:t xml:space="preserve">표 6. 청약 관련 댓글의 태도 분포 (LLM 분류, 2026.9.13~9.19)</w:t>
+        <w:t xml:space="preserve">표 5. 청약 관련 댓글의 태도 분포 (LLM 분류, 2026.9.13~9.19)</w:t>
       </w:r>
     </w:p>
     <w:p>
@@ -5623,7 +5623,7 @@
           <w:sz w:val="18"/>
           <w:szCs w:val="18"/>
         </w:rPr>
-        <w:t xml:space="preserve">표 7. 관심사별 언급 빈도와 좋아요 비중 (한 댓글에 여러 관심사가 나올 수 있어 합계는 100%를 넘음, n=1,045)</w:t>
+        <w:t xml:space="preserve">표 6. 관심사별 언급 빈도와 좋아요 비중 (한 댓글에 여러 관심사가 나올 수 있어 합계는 100%를 넘음, n=1,045)</w:t>
       </w:r>
     </w:p>
     <w:p>
@@ -6343,7 +6343,7 @@
           <w:sz w:val="18"/>
           <w:szCs w:val="18"/>
         </w:rPr>
-        <w:t xml:space="preserve">표 8. 집값 전망과 청약통장 행동 의향 (한 댓글이 여러 이유를 말할 수 있음)</w:t>
+        <w:t xml:space="preserve">표 7. 집값 전망과 청약통장 행동 의향 (한 댓글이 여러 이유를 말할 수 있음)</w:t>
       </w:r>
     </w:p>
     <w:p>
@@ -6372,7 +6372,1443 @@
         <w:spacing w:after="100" w:before="180"/>
       </w:pPr>
       <w:r>
-        <w:t xml:space="preserve">4. 정책 전후 실제 주택가격 변화</w:t>
+        <w:t xml:space="preserve">4. 일주일 동안의 반응 변화</w:t>
+      </w:r>
+    </w:p>
+    <w:p>
+      <w:pPr>
+        <w:spacing w:after="120" w:line="320"/>
+        <w:ind w:firstLine="280"/>
+        <w:jc w:val="both"/>
+      </w:pPr>
+      <w:r>
+        <w:t xml:space="preserve">분석 기간 7일 동안 댓글 수는 첫날(9월 13일) 417개로 가장 많았고, 9월 14~15일 473개를 거쳐 9월 16일 이후에는 하루 12~61개로 줄었다(그림 4). 날짜별 댓글 수 차이가 커서 하루 단위 비율은 뒤로 갈수록 흔들리므로, 규모가 비슷하도록 첫날, 둘째·셋째 날, 나머지 나흘의 세 구간으로 묶어 비교하였다(표 8).</w:t>
+      </w:r>
+    </w:p>
+    <w:p>
+      <w:pPr>
+        <w:spacing w:before="120"/>
+        <w:jc w:val="center"/>
+      </w:pPr>
+      <w:r>
+        <w:drawing>
+          <wp:inline distT="0" distB="0" distL="0" distR="0">
+            <wp:extent cx="5715000" cy="3714750"/>
+            <wp:effectExtent t="0" r="0" b="0" l="0"/>
+            <wp:docPr id="1" name="fig4_daily_trend.png" descr="fig4_daily_trend.png" title="fig4_daily_trend.png"/>
+            <wp:cNvGraphicFramePr>
+              <a:graphicFrameLocks xmlns:a="http://schemas.openxmlformats.org/drawingml/2006/main" noChangeAspect="1"/>
+            </wp:cNvGraphicFramePr>
+            <a:graphic xmlns:a="http://schemas.openxmlformats.org/drawingml/2006/main">
+              <a:graphicData uri="http://schemas.openxmlformats.org/drawingml/2006/picture">
+                <pic:pic xmlns:pic="http://schemas.openxmlformats.org/drawingml/2006/picture">
+                  <pic:nvPicPr>
+                    <pic:cNvPr id="0" name="" descr=""/>
+                    <pic:cNvPicPr>
+                      <a:picLocks noChangeAspect="1" noChangeArrowheads="1"/>
+                    </pic:cNvPicPr>
+                  </pic:nvPicPr>
+                  <pic:blipFill>
+                    <a:blip r:embed="rId11" cstate="none"/>
+                    <a:srcRect/>
+                    <a:stretch>
+                      <a:fillRect/>
+                    </a:stretch>
+                  </pic:blipFill>
+                  <pic:spPr bwMode="auto">
+                    <a:xfrm>
+                      <a:off x="0" y="0"/>
+                      <a:ext cx="5715000" cy="3714750"/>
+                    </a:xfrm>
+                    <a:prstGeom prst="rect">
+                      <a:avLst/>
+                    </a:prstGeom>
+                  </pic:spPr>
+                </pic:pic>
+              </a:graphicData>
+            </a:graphic>
+          </wp:inline>
+        </w:drawing>
+      </w:r>
+    </w:p>
+    <w:p>
+      <w:pPr>
+        <w:spacing w:after="200" w:before="60"/>
+        <w:jc w:val="center"/>
+      </w:pPr>
+      <w:r>
+        <w:rPr>
+          <w:color w:val="52514E"/>
+          <w:sz w:val="18"/>
+          <w:szCs w:val="18"/>
+        </w:rPr>
+        <w:t xml:space="preserve">그림 4. 날짜별 댓글 수와 태도 비중 (청약 관련 댓글 기준)</w:t>
+      </w:r>
+    </w:p>
+    <w:tbl>
+      <w:tblPr>
+        <w:tblW w:type="dxa" w:w="9026"/>
+        <w:tblBorders>
+          <w:top w:val="single" w:color="auto" w:sz="4"/>
+          <w:left w:val="single" w:color="auto" w:sz="4"/>
+          <w:bottom w:val="single" w:color="auto" w:sz="4"/>
+          <w:right w:val="single" w:color="auto" w:sz="4"/>
+          <w:insideH w:val="single" w:color="auto" w:sz="4"/>
+          <w:insideV w:val="single" w:color="auto" w:sz="4"/>
+        </w:tblBorders>
+      </w:tblPr>
+      <w:tblGrid>
+        <w:gridCol w:w="2600"/>
+        <w:gridCol w:w="2142"/>
+        <w:gridCol w:w="2142"/>
+        <w:gridCol w:w="2142"/>
+      </w:tblGrid>
+      <w:tr>
+        <w:trPr>
+          <w:tblHeader/>
+        </w:trPr>
+        <w:tc>
+          <w:tcPr>
+            <w:tcW w:type="dxa" w:w="2600"/>
+            <w:tcBorders>
+              <w:top w:val="single" w:color="BFBFBF" w:sz="4"/>
+              <w:left w:val="single" w:color="BFBFBF" w:sz="4"/>
+              <w:bottom w:val="single" w:color="BFBFBF" w:sz="4"/>
+              <w:right w:val="single" w:color="BFBFBF" w:sz="4"/>
+            </w:tcBorders>
+            <w:shd w:fill="E8EEF7" w:val="clear"/>
+            <w:tcMar>
+              <w:top w:type="dxa" w:w="60"/>
+              <w:left w:type="dxa" w:w="100"/>
+              <w:bottom w:type="dxa" w:w="60"/>
+              <w:right w:type="dxa" w:w="100"/>
+            </w:tcMar>
+          </w:tcPr>
+          <w:p>
+            <w:pPr>
+              <w:spacing w:after="0" w:line="276"/>
+            </w:pPr>
+            <w:r>
+              <w:rPr>
+                <w:b/>
+                <w:bCs/>
+                <w:sz w:val="18"/>
+                <w:szCs w:val="18"/>
+              </w:rPr>
+              <w:t xml:space="preserve">구분</w:t>
+            </w:r>
+          </w:p>
+        </w:tc>
+        <w:tc>
+          <w:tcPr>
+            <w:tcW w:type="dxa" w:w="2142"/>
+            <w:tcBorders>
+              <w:top w:val="single" w:color="BFBFBF" w:sz="4"/>
+              <w:left w:val="single" w:color="BFBFBF" w:sz="4"/>
+              <w:bottom w:val="single" w:color="BFBFBF" w:sz="4"/>
+              <w:right w:val="single" w:color="BFBFBF" w:sz="4"/>
+            </w:tcBorders>
+            <w:shd w:fill="E8EEF7" w:val="clear"/>
+            <w:tcMar>
+              <w:top w:type="dxa" w:w="60"/>
+              <w:left w:type="dxa" w:w="100"/>
+              <w:bottom w:type="dxa" w:w="60"/>
+              <w:right w:type="dxa" w:w="100"/>
+            </w:tcMar>
+          </w:tcPr>
+          <w:p>
+            <w:pPr>
+              <w:spacing w:after="0" w:line="276"/>
+            </w:pPr>
+            <w:r>
+              <w:rPr>
+                <w:b/>
+                <w:bCs/>
+                <w:sz w:val="18"/>
+                <w:szCs w:val="18"/>
+              </w:rPr>
+              <w:t xml:space="preserve">9/13</w:t>
+            </w:r>
+          </w:p>
+        </w:tc>
+        <w:tc>
+          <w:tcPr>
+            <w:tcW w:type="dxa" w:w="2142"/>
+            <w:tcBorders>
+              <w:top w:val="single" w:color="BFBFBF" w:sz="4"/>
+              <w:left w:val="single" w:color="BFBFBF" w:sz="4"/>
+              <w:bottom w:val="single" w:color="BFBFBF" w:sz="4"/>
+              <w:right w:val="single" w:color="BFBFBF" w:sz="4"/>
+            </w:tcBorders>
+            <w:shd w:fill="E8EEF7" w:val="clear"/>
+            <w:tcMar>
+              <w:top w:type="dxa" w:w="60"/>
+              <w:left w:type="dxa" w:w="100"/>
+              <w:bottom w:type="dxa" w:w="60"/>
+              <w:right w:type="dxa" w:w="100"/>
+            </w:tcMar>
+          </w:tcPr>
+          <w:p>
+            <w:pPr>
+              <w:spacing w:after="0" w:line="276"/>
+            </w:pPr>
+            <w:r>
+              <w:rPr>
+                <w:b/>
+                <w:bCs/>
+                <w:sz w:val="18"/>
+                <w:szCs w:val="18"/>
+              </w:rPr>
+              <w:t xml:space="preserve">9/14~15</w:t>
+            </w:r>
+          </w:p>
+        </w:tc>
+        <w:tc>
+          <w:tcPr>
+            <w:tcW w:type="dxa" w:w="2142"/>
+            <w:tcBorders>
+              <w:top w:val="single" w:color="BFBFBF" w:sz="4"/>
+              <w:left w:val="single" w:color="BFBFBF" w:sz="4"/>
+              <w:bottom w:val="single" w:color="BFBFBF" w:sz="4"/>
+              <w:right w:val="single" w:color="BFBFBF" w:sz="4"/>
+            </w:tcBorders>
+            <w:shd w:fill="E8EEF7" w:val="clear"/>
+            <w:tcMar>
+              <w:top w:type="dxa" w:w="60"/>
+              <w:left w:type="dxa" w:w="100"/>
+              <w:bottom w:type="dxa" w:w="60"/>
+              <w:right w:type="dxa" w:w="100"/>
+            </w:tcMar>
+          </w:tcPr>
+          <w:p>
+            <w:pPr>
+              <w:spacing w:after="0" w:line="276"/>
+            </w:pPr>
+            <w:r>
+              <w:rPr>
+                <w:b/>
+                <w:bCs/>
+                <w:sz w:val="18"/>
+                <w:szCs w:val="18"/>
+              </w:rPr>
+              <w:t xml:space="preserve">9/16~19</w:t>
+            </w:r>
+          </w:p>
+        </w:tc>
+      </w:tr>
+      <w:tr>
+        <w:trPr>
+          <w:tblHeader w:val="false"/>
+        </w:trPr>
+        <w:tc>
+          <w:tcPr>
+            <w:tcW w:type="dxa" w:w="2600"/>
+            <w:tcBorders>
+              <w:top w:val="single" w:color="BFBFBF" w:sz="4"/>
+              <w:left w:val="single" w:color="BFBFBF" w:sz="4"/>
+              <w:bottom w:val="single" w:color="BFBFBF" w:sz="4"/>
+              <w:right w:val="single" w:color="BFBFBF" w:sz="4"/>
+            </w:tcBorders>
+            <w:tcMar>
+              <w:top w:type="dxa" w:w="60"/>
+              <w:left w:type="dxa" w:w="100"/>
+              <w:bottom w:type="dxa" w:w="60"/>
+              <w:right w:type="dxa" w:w="100"/>
+            </w:tcMar>
+          </w:tcPr>
+          <w:p>
+            <w:pPr>
+              <w:spacing w:after="0" w:line="276"/>
+            </w:pPr>
+            <w:r>
+              <w:rPr>
+                <w:b w:val="false"/>
+                <w:bCs w:val="false"/>
+                <w:sz w:val="18"/>
+                <w:szCs w:val="18"/>
+              </w:rPr>
+              <w:t xml:space="preserve">댓글 수 (청약 관련)</w:t>
+            </w:r>
+          </w:p>
+        </w:tc>
+        <w:tc>
+          <w:tcPr>
+            <w:tcW w:type="dxa" w:w="2142"/>
+            <w:tcBorders>
+              <w:top w:val="single" w:color="BFBFBF" w:sz="4"/>
+              <w:left w:val="single" w:color="BFBFBF" w:sz="4"/>
+              <w:bottom w:val="single" w:color="BFBFBF" w:sz="4"/>
+              <w:right w:val="single" w:color="BFBFBF" w:sz="4"/>
+            </w:tcBorders>
+            <w:tcMar>
+              <w:top w:type="dxa" w:w="60"/>
+              <w:left w:type="dxa" w:w="100"/>
+              <w:bottom w:type="dxa" w:w="60"/>
+              <w:right w:type="dxa" w:w="100"/>
+            </w:tcMar>
+          </w:tcPr>
+          <w:p>
+            <w:pPr>
+              <w:spacing w:after="0" w:line="276"/>
+            </w:pPr>
+            <w:r>
+              <w:rPr>
+                <w:b w:val="false"/>
+                <w:bCs w:val="false"/>
+                <w:sz w:val="18"/>
+                <w:szCs w:val="18"/>
+              </w:rPr>
+              <w:t xml:space="preserve">417 (325)</w:t>
+            </w:r>
+          </w:p>
+        </w:tc>
+        <w:tc>
+          <w:tcPr>
+            <w:tcW w:type="dxa" w:w="2142"/>
+            <w:tcBorders>
+              <w:top w:val="single" w:color="BFBFBF" w:sz="4"/>
+              <w:left w:val="single" w:color="BFBFBF" w:sz="4"/>
+              <w:bottom w:val="single" w:color="BFBFBF" w:sz="4"/>
+              <w:right w:val="single" w:color="BFBFBF" w:sz="4"/>
+            </w:tcBorders>
+            <w:tcMar>
+              <w:top w:type="dxa" w:w="60"/>
+              <w:left w:type="dxa" w:w="100"/>
+              <w:bottom w:type="dxa" w:w="60"/>
+              <w:right w:type="dxa" w:w="100"/>
+            </w:tcMar>
+          </w:tcPr>
+          <w:p>
+            <w:pPr>
+              <w:spacing w:after="0" w:line="276"/>
+            </w:pPr>
+            <w:r>
+              <w:rPr>
+                <w:b w:val="false"/>
+                <w:bCs w:val="false"/>
+                <w:sz w:val="18"/>
+                <w:szCs w:val="18"/>
+              </w:rPr>
+              <w:t xml:space="preserve">473 (362)</w:t>
+            </w:r>
+          </w:p>
+        </w:tc>
+        <w:tc>
+          <w:tcPr>
+            <w:tcW w:type="dxa" w:w="2142"/>
+            <w:tcBorders>
+              <w:top w:val="single" w:color="BFBFBF" w:sz="4"/>
+              <w:left w:val="single" w:color="BFBFBF" w:sz="4"/>
+              <w:bottom w:val="single" w:color="BFBFBF" w:sz="4"/>
+              <w:right w:val="single" w:color="BFBFBF" w:sz="4"/>
+            </w:tcBorders>
+            <w:tcMar>
+              <w:top w:type="dxa" w:w="60"/>
+              <w:left w:type="dxa" w:w="100"/>
+              <w:bottom w:type="dxa" w:w="60"/>
+              <w:right w:type="dxa" w:w="100"/>
+            </w:tcMar>
+          </w:tcPr>
+          <w:p>
+            <w:pPr>
+              <w:spacing w:after="0" w:line="276"/>
+            </w:pPr>
+            <w:r>
+              <w:rPr>
+                <w:b w:val="false"/>
+                <w:bCs w:val="false"/>
+                <w:sz w:val="18"/>
+                <w:szCs w:val="18"/>
+              </w:rPr>
+              <w:t xml:space="preserve">155 (113)</w:t>
+            </w:r>
+          </w:p>
+        </w:tc>
+      </w:tr>
+      <w:tr>
+        <w:trPr>
+          <w:tblHeader w:val="false"/>
+        </w:trPr>
+        <w:tc>
+          <w:tcPr>
+            <w:tcW w:type="dxa" w:w="2600"/>
+            <w:tcBorders>
+              <w:top w:val="single" w:color="BFBFBF" w:sz="4"/>
+              <w:left w:val="single" w:color="BFBFBF" w:sz="4"/>
+              <w:bottom w:val="single" w:color="BFBFBF" w:sz="4"/>
+              <w:right w:val="single" w:color="BFBFBF" w:sz="4"/>
+            </w:tcBorders>
+            <w:tcMar>
+              <w:top w:type="dxa" w:w="60"/>
+              <w:left w:type="dxa" w:w="100"/>
+              <w:bottom w:type="dxa" w:w="60"/>
+              <w:right w:type="dxa" w:w="100"/>
+            </w:tcMar>
+          </w:tcPr>
+          <w:p>
+            <w:pPr>
+              <w:spacing w:after="0" w:line="276"/>
+            </w:pPr>
+            <w:r>
+              <w:rPr>
+                <w:b w:val="false"/>
+                <w:bCs w:val="false"/>
+                <w:sz w:val="18"/>
+                <w:szCs w:val="18"/>
+              </w:rPr>
+              <w:t xml:space="preserve">부정</w:t>
+            </w:r>
+          </w:p>
+        </w:tc>
+        <w:tc>
+          <w:tcPr>
+            <w:tcW w:type="dxa" w:w="2142"/>
+            <w:tcBorders>
+              <w:top w:val="single" w:color="BFBFBF" w:sz="4"/>
+              <w:left w:val="single" w:color="BFBFBF" w:sz="4"/>
+              <w:bottom w:val="single" w:color="BFBFBF" w:sz="4"/>
+              <w:right w:val="single" w:color="BFBFBF" w:sz="4"/>
+            </w:tcBorders>
+            <w:tcMar>
+              <w:top w:type="dxa" w:w="60"/>
+              <w:left w:type="dxa" w:w="100"/>
+              <w:bottom w:type="dxa" w:w="60"/>
+              <w:right w:type="dxa" w:w="100"/>
+            </w:tcMar>
+          </w:tcPr>
+          <w:p>
+            <w:pPr>
+              <w:spacing w:after="0" w:line="276"/>
+            </w:pPr>
+            <w:r>
+              <w:rPr>
+                <w:b w:val="false"/>
+                <w:bCs w:val="false"/>
+                <w:sz w:val="18"/>
+                <w:szCs w:val="18"/>
+              </w:rPr>
+              <w:t xml:space="preserve">69.5%</w:t>
+            </w:r>
+          </w:p>
+        </w:tc>
+        <w:tc>
+          <w:tcPr>
+            <w:tcW w:type="dxa" w:w="2142"/>
+            <w:tcBorders>
+              <w:top w:val="single" w:color="BFBFBF" w:sz="4"/>
+              <w:left w:val="single" w:color="BFBFBF" w:sz="4"/>
+              <w:bottom w:val="single" w:color="BFBFBF" w:sz="4"/>
+              <w:right w:val="single" w:color="BFBFBF" w:sz="4"/>
+            </w:tcBorders>
+            <w:tcMar>
+              <w:top w:type="dxa" w:w="60"/>
+              <w:left w:type="dxa" w:w="100"/>
+              <w:bottom w:type="dxa" w:w="60"/>
+              <w:right w:type="dxa" w:w="100"/>
+            </w:tcMar>
+          </w:tcPr>
+          <w:p>
+            <w:pPr>
+              <w:spacing w:after="0" w:line="276"/>
+            </w:pPr>
+            <w:r>
+              <w:rPr>
+                <w:b w:val="false"/>
+                <w:bCs w:val="false"/>
+                <w:sz w:val="18"/>
+                <w:szCs w:val="18"/>
+              </w:rPr>
+              <w:t xml:space="preserve">71.3%</w:t>
+            </w:r>
+          </w:p>
+        </w:tc>
+        <w:tc>
+          <w:tcPr>
+            <w:tcW w:type="dxa" w:w="2142"/>
+            <w:tcBorders>
+              <w:top w:val="single" w:color="BFBFBF" w:sz="4"/>
+              <w:left w:val="single" w:color="BFBFBF" w:sz="4"/>
+              <w:bottom w:val="single" w:color="BFBFBF" w:sz="4"/>
+              <w:right w:val="single" w:color="BFBFBF" w:sz="4"/>
+            </w:tcBorders>
+            <w:tcMar>
+              <w:top w:type="dxa" w:w="60"/>
+              <w:left w:type="dxa" w:w="100"/>
+              <w:bottom w:type="dxa" w:w="60"/>
+              <w:right w:type="dxa" w:w="100"/>
+            </w:tcMar>
+          </w:tcPr>
+          <w:p>
+            <w:pPr>
+              <w:spacing w:after="0" w:line="276"/>
+            </w:pPr>
+            <w:r>
+              <w:rPr>
+                <w:b w:val="false"/>
+                <w:bCs w:val="false"/>
+                <w:sz w:val="18"/>
+                <w:szCs w:val="18"/>
+              </w:rPr>
+              <w:t xml:space="preserve">68.1%</w:t>
+            </w:r>
+          </w:p>
+        </w:tc>
+      </w:tr>
+      <w:tr>
+        <w:trPr>
+          <w:tblHeader w:val="false"/>
+        </w:trPr>
+        <w:tc>
+          <w:tcPr>
+            <w:tcW w:type="dxa" w:w="2600"/>
+            <w:tcBorders>
+              <w:top w:val="single" w:color="BFBFBF" w:sz="4"/>
+              <w:left w:val="single" w:color="BFBFBF" w:sz="4"/>
+              <w:bottom w:val="single" w:color="BFBFBF" w:sz="4"/>
+              <w:right w:val="single" w:color="BFBFBF" w:sz="4"/>
+            </w:tcBorders>
+            <w:tcMar>
+              <w:top w:type="dxa" w:w="60"/>
+              <w:left w:type="dxa" w:w="100"/>
+              <w:bottom w:type="dxa" w:w="60"/>
+              <w:right w:type="dxa" w:w="100"/>
+            </w:tcMar>
+          </w:tcPr>
+          <w:p>
+            <w:pPr>
+              <w:spacing w:after="0" w:line="276"/>
+            </w:pPr>
+            <w:r>
+              <w:rPr>
+                <w:b w:val="false"/>
+                <w:bCs w:val="false"/>
+                <w:sz w:val="18"/>
+                <w:szCs w:val="18"/>
+              </w:rPr>
+              <w:t xml:space="preserve">양가</w:t>
+            </w:r>
+          </w:p>
+        </w:tc>
+        <w:tc>
+          <w:tcPr>
+            <w:tcW w:type="dxa" w:w="2142"/>
+            <w:tcBorders>
+              <w:top w:val="single" w:color="BFBFBF" w:sz="4"/>
+              <w:left w:val="single" w:color="BFBFBF" w:sz="4"/>
+              <w:bottom w:val="single" w:color="BFBFBF" w:sz="4"/>
+              <w:right w:val="single" w:color="BFBFBF" w:sz="4"/>
+            </w:tcBorders>
+            <w:tcMar>
+              <w:top w:type="dxa" w:w="60"/>
+              <w:left w:type="dxa" w:w="100"/>
+              <w:bottom w:type="dxa" w:w="60"/>
+              <w:right w:type="dxa" w:w="100"/>
+            </w:tcMar>
+          </w:tcPr>
+          <w:p>
+            <w:pPr>
+              <w:spacing w:after="0" w:line="276"/>
+            </w:pPr>
+            <w:r>
+              <w:rPr>
+                <w:b w:val="false"/>
+                <w:bCs w:val="false"/>
+                <w:sz w:val="18"/>
+                <w:szCs w:val="18"/>
+              </w:rPr>
+              <w:t xml:space="preserve">17.8%</w:t>
+            </w:r>
+          </w:p>
+        </w:tc>
+        <w:tc>
+          <w:tcPr>
+            <w:tcW w:type="dxa" w:w="2142"/>
+            <w:tcBorders>
+              <w:top w:val="single" w:color="BFBFBF" w:sz="4"/>
+              <w:left w:val="single" w:color="BFBFBF" w:sz="4"/>
+              <w:bottom w:val="single" w:color="BFBFBF" w:sz="4"/>
+              <w:right w:val="single" w:color="BFBFBF" w:sz="4"/>
+            </w:tcBorders>
+            <w:tcMar>
+              <w:top w:type="dxa" w:w="60"/>
+              <w:left w:type="dxa" w:w="100"/>
+              <w:bottom w:type="dxa" w:w="60"/>
+              <w:right w:type="dxa" w:w="100"/>
+            </w:tcMar>
+          </w:tcPr>
+          <w:p>
+            <w:pPr>
+              <w:spacing w:after="0" w:line="276"/>
+            </w:pPr>
+            <w:r>
+              <w:rPr>
+                <w:b w:val="false"/>
+                <w:bCs w:val="false"/>
+                <w:sz w:val="18"/>
+                <w:szCs w:val="18"/>
+              </w:rPr>
+              <w:t xml:space="preserve">21.3%</w:t>
+            </w:r>
+          </w:p>
+        </w:tc>
+        <w:tc>
+          <w:tcPr>
+            <w:tcW w:type="dxa" w:w="2142"/>
+            <w:tcBorders>
+              <w:top w:val="single" w:color="BFBFBF" w:sz="4"/>
+              <w:left w:val="single" w:color="BFBFBF" w:sz="4"/>
+              <w:bottom w:val="single" w:color="BFBFBF" w:sz="4"/>
+              <w:right w:val="single" w:color="BFBFBF" w:sz="4"/>
+            </w:tcBorders>
+            <w:tcMar>
+              <w:top w:type="dxa" w:w="60"/>
+              <w:left w:type="dxa" w:w="100"/>
+              <w:bottom w:type="dxa" w:w="60"/>
+              <w:right w:type="dxa" w:w="100"/>
+            </w:tcMar>
+          </w:tcPr>
+          <w:p>
+            <w:pPr>
+              <w:spacing w:after="0" w:line="276"/>
+            </w:pPr>
+            <w:r>
+              <w:rPr>
+                <w:b w:val="false"/>
+                <w:bCs w:val="false"/>
+                <w:sz w:val="18"/>
+                <w:szCs w:val="18"/>
+              </w:rPr>
+              <w:t xml:space="preserve">26.5%</w:t>
+            </w:r>
+          </w:p>
+        </w:tc>
+      </w:tr>
+      <w:tr>
+        <w:trPr>
+          <w:tblHeader w:val="false"/>
+        </w:trPr>
+        <w:tc>
+          <w:tcPr>
+            <w:tcW w:type="dxa" w:w="2600"/>
+            <w:tcBorders>
+              <w:top w:val="single" w:color="BFBFBF" w:sz="4"/>
+              <w:left w:val="single" w:color="BFBFBF" w:sz="4"/>
+              <w:bottom w:val="single" w:color="BFBFBF" w:sz="4"/>
+              <w:right w:val="single" w:color="BFBFBF" w:sz="4"/>
+            </w:tcBorders>
+            <w:tcMar>
+              <w:top w:type="dxa" w:w="60"/>
+              <w:left w:type="dxa" w:w="100"/>
+              <w:bottom w:type="dxa" w:w="60"/>
+              <w:right w:type="dxa" w:w="100"/>
+            </w:tcMar>
+          </w:tcPr>
+          <w:p>
+            <w:pPr>
+              <w:spacing w:after="0" w:line="276"/>
+            </w:pPr>
+            <w:r>
+              <w:rPr>
+                <w:b w:val="false"/>
+                <w:bCs w:val="false"/>
+                <w:sz w:val="18"/>
+                <w:szCs w:val="18"/>
+              </w:rPr>
+              <w:t xml:space="preserve">긍정</w:t>
+            </w:r>
+          </w:p>
+        </w:tc>
+        <w:tc>
+          <w:tcPr>
+            <w:tcW w:type="dxa" w:w="2142"/>
+            <w:tcBorders>
+              <w:top w:val="single" w:color="BFBFBF" w:sz="4"/>
+              <w:left w:val="single" w:color="BFBFBF" w:sz="4"/>
+              <w:bottom w:val="single" w:color="BFBFBF" w:sz="4"/>
+              <w:right w:val="single" w:color="BFBFBF" w:sz="4"/>
+            </w:tcBorders>
+            <w:tcMar>
+              <w:top w:type="dxa" w:w="60"/>
+              <w:left w:type="dxa" w:w="100"/>
+              <w:bottom w:type="dxa" w:w="60"/>
+              <w:right w:type="dxa" w:w="100"/>
+            </w:tcMar>
+          </w:tcPr>
+          <w:p>
+            <w:pPr>
+              <w:spacing w:after="0" w:line="276"/>
+            </w:pPr>
+            <w:r>
+              <w:rPr>
+                <w:b w:val="false"/>
+                <w:bCs w:val="false"/>
+                <w:sz w:val="18"/>
+                <w:szCs w:val="18"/>
+              </w:rPr>
+              <w:t xml:space="preserve">12.6%</w:t>
+            </w:r>
+          </w:p>
+        </w:tc>
+        <w:tc>
+          <w:tcPr>
+            <w:tcW w:type="dxa" w:w="2142"/>
+            <w:tcBorders>
+              <w:top w:val="single" w:color="BFBFBF" w:sz="4"/>
+              <w:left w:val="single" w:color="BFBFBF" w:sz="4"/>
+              <w:bottom w:val="single" w:color="BFBFBF" w:sz="4"/>
+              <w:right w:val="single" w:color="BFBFBF" w:sz="4"/>
+            </w:tcBorders>
+            <w:tcMar>
+              <w:top w:type="dxa" w:w="60"/>
+              <w:left w:type="dxa" w:w="100"/>
+              <w:bottom w:type="dxa" w:w="60"/>
+              <w:right w:type="dxa" w:w="100"/>
+            </w:tcMar>
+          </w:tcPr>
+          <w:p>
+            <w:pPr>
+              <w:spacing w:after="0" w:line="276"/>
+            </w:pPr>
+            <w:r>
+              <w:rPr>
+                <w:b w:val="false"/>
+                <w:bCs w:val="false"/>
+                <w:sz w:val="18"/>
+                <w:szCs w:val="18"/>
+              </w:rPr>
+              <w:t xml:space="preserve">7.5%</w:t>
+            </w:r>
+          </w:p>
+        </w:tc>
+        <w:tc>
+          <w:tcPr>
+            <w:tcW w:type="dxa" w:w="2142"/>
+            <w:tcBorders>
+              <w:top w:val="single" w:color="BFBFBF" w:sz="4"/>
+              <w:left w:val="single" w:color="BFBFBF" w:sz="4"/>
+              <w:bottom w:val="single" w:color="BFBFBF" w:sz="4"/>
+              <w:right w:val="single" w:color="BFBFBF" w:sz="4"/>
+            </w:tcBorders>
+            <w:tcMar>
+              <w:top w:type="dxa" w:w="60"/>
+              <w:left w:type="dxa" w:w="100"/>
+              <w:bottom w:type="dxa" w:w="60"/>
+              <w:right w:type="dxa" w:w="100"/>
+            </w:tcMar>
+          </w:tcPr>
+          <w:p>
+            <w:pPr>
+              <w:spacing w:after="0" w:line="276"/>
+            </w:pPr>
+            <w:r>
+              <w:rPr>
+                <w:b w:val="false"/>
+                <w:bCs w:val="false"/>
+                <w:sz w:val="18"/>
+                <w:szCs w:val="18"/>
+              </w:rPr>
+              <w:t xml:space="preserve">5.3%</w:t>
+            </w:r>
+          </w:p>
+        </w:tc>
+      </w:tr>
+      <w:tr>
+        <w:trPr>
+          <w:tblHeader w:val="false"/>
+        </w:trPr>
+        <w:tc>
+          <w:tcPr>
+            <w:tcW w:type="dxa" w:w="2600"/>
+            <w:tcBorders>
+              <w:top w:val="single" w:color="BFBFBF" w:sz="4"/>
+              <w:left w:val="single" w:color="BFBFBF" w:sz="4"/>
+              <w:bottom w:val="single" w:color="BFBFBF" w:sz="4"/>
+              <w:right w:val="single" w:color="BFBFBF" w:sz="4"/>
+            </w:tcBorders>
+            <w:tcMar>
+              <w:top w:type="dxa" w:w="60"/>
+              <w:left w:type="dxa" w:w="100"/>
+              <w:bottom w:type="dxa" w:w="60"/>
+              <w:right w:type="dxa" w:w="100"/>
+            </w:tcMar>
+          </w:tcPr>
+          <w:p>
+            <w:pPr>
+              <w:spacing w:after="0" w:line="276"/>
+            </w:pPr>
+            <w:r>
+              <w:rPr>
+                <w:b w:val="false"/>
+                <w:bCs w:val="false"/>
+                <w:sz w:val="18"/>
+                <w:szCs w:val="18"/>
+              </w:rPr>
+              <w:t xml:space="preserve">해당 없음 (전체 대비)</w:t>
+            </w:r>
+          </w:p>
+        </w:tc>
+        <w:tc>
+          <w:tcPr>
+            <w:tcW w:type="dxa" w:w="2142"/>
+            <w:tcBorders>
+              <w:top w:val="single" w:color="BFBFBF" w:sz="4"/>
+              <w:left w:val="single" w:color="BFBFBF" w:sz="4"/>
+              <w:bottom w:val="single" w:color="BFBFBF" w:sz="4"/>
+              <w:right w:val="single" w:color="BFBFBF" w:sz="4"/>
+            </w:tcBorders>
+            <w:tcMar>
+              <w:top w:type="dxa" w:w="60"/>
+              <w:left w:type="dxa" w:w="100"/>
+              <w:bottom w:type="dxa" w:w="60"/>
+              <w:right w:type="dxa" w:w="100"/>
+            </w:tcMar>
+          </w:tcPr>
+          <w:p>
+            <w:pPr>
+              <w:spacing w:after="0" w:line="276"/>
+            </w:pPr>
+            <w:r>
+              <w:rPr>
+                <w:b w:val="false"/>
+                <w:bCs w:val="false"/>
+                <w:sz w:val="18"/>
+                <w:szCs w:val="18"/>
+              </w:rPr>
+              <w:t xml:space="preserve">22.1%</w:t>
+            </w:r>
+          </w:p>
+        </w:tc>
+        <w:tc>
+          <w:tcPr>
+            <w:tcW w:type="dxa" w:w="2142"/>
+            <w:tcBorders>
+              <w:top w:val="single" w:color="BFBFBF" w:sz="4"/>
+              <w:left w:val="single" w:color="BFBFBF" w:sz="4"/>
+              <w:bottom w:val="single" w:color="BFBFBF" w:sz="4"/>
+              <w:right w:val="single" w:color="BFBFBF" w:sz="4"/>
+            </w:tcBorders>
+            <w:tcMar>
+              <w:top w:type="dxa" w:w="60"/>
+              <w:left w:type="dxa" w:w="100"/>
+              <w:bottom w:type="dxa" w:w="60"/>
+              <w:right w:type="dxa" w:w="100"/>
+            </w:tcMar>
+          </w:tcPr>
+          <w:p>
+            <w:pPr>
+              <w:spacing w:after="0" w:line="276"/>
+            </w:pPr>
+            <w:r>
+              <w:rPr>
+                <w:b w:val="false"/>
+                <w:bCs w:val="false"/>
+                <w:sz w:val="18"/>
+                <w:szCs w:val="18"/>
+              </w:rPr>
+              <w:t xml:space="preserve">23.5%</w:t>
+            </w:r>
+          </w:p>
+        </w:tc>
+        <w:tc>
+          <w:tcPr>
+            <w:tcW w:type="dxa" w:w="2142"/>
+            <w:tcBorders>
+              <w:top w:val="single" w:color="BFBFBF" w:sz="4"/>
+              <w:left w:val="single" w:color="BFBFBF" w:sz="4"/>
+              <w:bottom w:val="single" w:color="BFBFBF" w:sz="4"/>
+              <w:right w:val="single" w:color="BFBFBF" w:sz="4"/>
+            </w:tcBorders>
+            <w:tcMar>
+              <w:top w:type="dxa" w:w="60"/>
+              <w:left w:type="dxa" w:w="100"/>
+              <w:bottom w:type="dxa" w:w="60"/>
+              <w:right w:type="dxa" w:w="100"/>
+            </w:tcMar>
+          </w:tcPr>
+          <w:p>
+            <w:pPr>
+              <w:spacing w:after="0" w:line="276"/>
+            </w:pPr>
+            <w:r>
+              <w:rPr>
+                <w:b w:val="false"/>
+                <w:bCs w:val="false"/>
+                <w:sz w:val="18"/>
+                <w:szCs w:val="18"/>
+              </w:rPr>
+              <w:t xml:space="preserve">27.1%</w:t>
+            </w:r>
+          </w:p>
+        </w:tc>
+      </w:tr>
+      <w:tr>
+        <w:trPr>
+          <w:tblHeader w:val="false"/>
+        </w:trPr>
+        <w:tc>
+          <w:tcPr>
+            <w:tcW w:type="dxa" w:w="2600"/>
+            <w:tcBorders>
+              <w:top w:val="single" w:color="BFBFBF" w:sz="4"/>
+              <w:left w:val="single" w:color="BFBFBF" w:sz="4"/>
+              <w:bottom w:val="single" w:color="BFBFBF" w:sz="4"/>
+              <w:right w:val="single" w:color="BFBFBF" w:sz="4"/>
+            </w:tcBorders>
+            <w:tcMar>
+              <w:top w:type="dxa" w:w="60"/>
+              <w:left w:type="dxa" w:w="100"/>
+              <w:bottom w:type="dxa" w:w="60"/>
+              <w:right w:type="dxa" w:w="100"/>
+            </w:tcMar>
+          </w:tcPr>
+          <w:p>
+            <w:pPr>
+              <w:spacing w:after="0" w:line="276"/>
+            </w:pPr>
+            <w:r>
+              <w:rPr>
+                <w:b w:val="false"/>
+                <w:bCs w:val="false"/>
+                <w:sz w:val="18"/>
+                <w:szCs w:val="18"/>
+              </w:rPr>
+              <w:t xml:space="preserve">해지 / 유지 의향</w:t>
+            </w:r>
+          </w:p>
+        </w:tc>
+        <w:tc>
+          <w:tcPr>
+            <w:tcW w:type="dxa" w:w="2142"/>
+            <w:tcBorders>
+              <w:top w:val="single" w:color="BFBFBF" w:sz="4"/>
+              <w:left w:val="single" w:color="BFBFBF" w:sz="4"/>
+              <w:bottom w:val="single" w:color="BFBFBF" w:sz="4"/>
+              <w:right w:val="single" w:color="BFBFBF" w:sz="4"/>
+            </w:tcBorders>
+            <w:tcMar>
+              <w:top w:type="dxa" w:w="60"/>
+              <w:left w:type="dxa" w:w="100"/>
+              <w:bottom w:type="dxa" w:w="60"/>
+              <w:right w:type="dxa" w:w="100"/>
+            </w:tcMar>
+          </w:tcPr>
+          <w:p>
+            <w:pPr>
+              <w:spacing w:after="0" w:line="276"/>
+            </w:pPr>
+            <w:r>
+              <w:rPr>
+                <w:b w:val="false"/>
+                <w:bCs w:val="false"/>
+                <w:sz w:val="18"/>
+                <w:szCs w:val="18"/>
+              </w:rPr>
+              <w:t xml:space="preserve">44 / 35</w:t>
+            </w:r>
+          </w:p>
+        </w:tc>
+        <w:tc>
+          <w:tcPr>
+            <w:tcW w:type="dxa" w:w="2142"/>
+            <w:tcBorders>
+              <w:top w:val="single" w:color="BFBFBF" w:sz="4"/>
+              <w:left w:val="single" w:color="BFBFBF" w:sz="4"/>
+              <w:bottom w:val="single" w:color="BFBFBF" w:sz="4"/>
+              <w:right w:val="single" w:color="BFBFBF" w:sz="4"/>
+            </w:tcBorders>
+            <w:tcMar>
+              <w:top w:type="dxa" w:w="60"/>
+              <w:left w:type="dxa" w:w="100"/>
+              <w:bottom w:type="dxa" w:w="60"/>
+              <w:right w:type="dxa" w:w="100"/>
+            </w:tcMar>
+          </w:tcPr>
+          <w:p>
+            <w:pPr>
+              <w:spacing w:after="0" w:line="276"/>
+            </w:pPr>
+            <w:r>
+              <w:rPr>
+                <w:b w:val="false"/>
+                <w:bCs w:val="false"/>
+                <w:sz w:val="18"/>
+                <w:szCs w:val="18"/>
+              </w:rPr>
+              <w:t xml:space="preserve">49 / 28</w:t>
+            </w:r>
+          </w:p>
+        </w:tc>
+        <w:tc>
+          <w:tcPr>
+            <w:tcW w:type="dxa" w:w="2142"/>
+            <w:tcBorders>
+              <w:top w:val="single" w:color="BFBFBF" w:sz="4"/>
+              <w:left w:val="single" w:color="BFBFBF" w:sz="4"/>
+              <w:bottom w:val="single" w:color="BFBFBF" w:sz="4"/>
+              <w:right w:val="single" w:color="BFBFBF" w:sz="4"/>
+            </w:tcBorders>
+            <w:tcMar>
+              <w:top w:type="dxa" w:w="60"/>
+              <w:left w:type="dxa" w:w="100"/>
+              <w:bottom w:type="dxa" w:w="60"/>
+              <w:right w:type="dxa" w:w="100"/>
+            </w:tcMar>
+          </w:tcPr>
+          <w:p>
+            <w:pPr>
+              <w:spacing w:after="0" w:line="276"/>
+            </w:pPr>
+            <w:r>
+              <w:rPr>
+                <w:b w:val="false"/>
+                <w:bCs w:val="false"/>
+                <w:sz w:val="18"/>
+                <w:szCs w:val="18"/>
+              </w:rPr>
+              <w:t xml:space="preserve">24 / 9</w:t>
+            </w:r>
+          </w:p>
+        </w:tc>
+      </w:tr>
+      <w:tr>
+        <w:trPr>
+          <w:tblHeader w:val="false"/>
+        </w:trPr>
+        <w:tc>
+          <w:tcPr>
+            <w:tcW w:type="dxa" w:w="2600"/>
+            <w:tcBorders>
+              <w:top w:val="single" w:color="BFBFBF" w:sz="4"/>
+              <w:left w:val="single" w:color="BFBFBF" w:sz="4"/>
+              <w:bottom w:val="single" w:color="BFBFBF" w:sz="4"/>
+              <w:right w:val="single" w:color="BFBFBF" w:sz="4"/>
+            </w:tcBorders>
+            <w:tcMar>
+              <w:top w:type="dxa" w:w="60"/>
+              <w:left w:type="dxa" w:w="100"/>
+              <w:bottom w:type="dxa" w:w="60"/>
+              <w:right w:type="dxa" w:w="100"/>
+            </w:tcMar>
+          </w:tcPr>
+          <w:p>
+            <w:pPr>
+              <w:spacing w:after="0" w:line="276"/>
+            </w:pPr>
+            <w:r>
+              <w:rPr>
+                <w:b w:val="false"/>
+                <w:bCs w:val="false"/>
+                <w:sz w:val="18"/>
+                <w:szCs w:val="18"/>
+              </w:rPr>
+              <w:t xml:space="preserve">정치인·정당 언급 댓글</w:t>
+            </w:r>
+          </w:p>
+        </w:tc>
+        <w:tc>
+          <w:tcPr>
+            <w:tcW w:type="dxa" w:w="2142"/>
+            <w:tcBorders>
+              <w:top w:val="single" w:color="BFBFBF" w:sz="4"/>
+              <w:left w:val="single" w:color="BFBFBF" w:sz="4"/>
+              <w:bottom w:val="single" w:color="BFBFBF" w:sz="4"/>
+              <w:right w:val="single" w:color="BFBFBF" w:sz="4"/>
+            </w:tcBorders>
+            <w:tcMar>
+              <w:top w:type="dxa" w:w="60"/>
+              <w:left w:type="dxa" w:w="100"/>
+              <w:bottom w:type="dxa" w:w="60"/>
+              <w:right w:type="dxa" w:w="100"/>
+            </w:tcMar>
+          </w:tcPr>
+          <w:p>
+            <w:pPr>
+              <w:spacing w:after="0" w:line="276"/>
+            </w:pPr>
+            <w:r>
+              <w:rPr>
+                <w:b w:val="false"/>
+                <w:bCs w:val="false"/>
+                <w:sz w:val="18"/>
+                <w:szCs w:val="18"/>
+              </w:rPr>
+              <w:t xml:space="preserve">35</w:t>
+            </w:r>
+          </w:p>
+        </w:tc>
+        <w:tc>
+          <w:tcPr>
+            <w:tcW w:type="dxa" w:w="2142"/>
+            <w:tcBorders>
+              <w:top w:val="single" w:color="BFBFBF" w:sz="4"/>
+              <w:left w:val="single" w:color="BFBFBF" w:sz="4"/>
+              <w:bottom w:val="single" w:color="BFBFBF" w:sz="4"/>
+              <w:right w:val="single" w:color="BFBFBF" w:sz="4"/>
+            </w:tcBorders>
+            <w:tcMar>
+              <w:top w:type="dxa" w:w="60"/>
+              <w:left w:type="dxa" w:w="100"/>
+              <w:bottom w:type="dxa" w:w="60"/>
+              <w:right w:type="dxa" w:w="100"/>
+            </w:tcMar>
+          </w:tcPr>
+          <w:p>
+            <w:pPr>
+              <w:spacing w:after="0" w:line="276"/>
+            </w:pPr>
+            <w:r>
+              <w:rPr>
+                <w:b w:val="false"/>
+                <w:bCs w:val="false"/>
+                <w:sz w:val="18"/>
+                <w:szCs w:val="18"/>
+              </w:rPr>
+              <w:t xml:space="preserve">24</w:t>
+            </w:r>
+          </w:p>
+        </w:tc>
+        <w:tc>
+          <w:tcPr>
+            <w:tcW w:type="dxa" w:w="2142"/>
+            <w:tcBorders>
+              <w:top w:val="single" w:color="BFBFBF" w:sz="4"/>
+              <w:left w:val="single" w:color="BFBFBF" w:sz="4"/>
+              <w:bottom w:val="single" w:color="BFBFBF" w:sz="4"/>
+              <w:right w:val="single" w:color="BFBFBF" w:sz="4"/>
+            </w:tcBorders>
+            <w:tcMar>
+              <w:top w:type="dxa" w:w="60"/>
+              <w:left w:type="dxa" w:w="100"/>
+              <w:bottom w:type="dxa" w:w="60"/>
+              <w:right w:type="dxa" w:w="100"/>
+            </w:tcMar>
+          </w:tcPr>
+          <w:p>
+            <w:pPr>
+              <w:spacing w:after="0" w:line="276"/>
+            </w:pPr>
+            <w:r>
+              <w:rPr>
+                <w:b w:val="false"/>
+                <w:bCs w:val="false"/>
+                <w:sz w:val="18"/>
+                <w:szCs w:val="18"/>
+              </w:rPr>
+              <w:t xml:space="preserve">5</w:t>
+            </w:r>
+          </w:p>
+        </w:tc>
+      </w:tr>
+      <w:tr>
+        <w:trPr>
+          <w:tblHeader w:val="false"/>
+        </w:trPr>
+        <w:tc>
+          <w:tcPr>
+            <w:tcW w:type="dxa" w:w="2600"/>
+            <w:tcBorders>
+              <w:top w:val="single" w:color="BFBFBF" w:sz="4"/>
+              <w:left w:val="single" w:color="BFBFBF" w:sz="4"/>
+              <w:bottom w:val="single" w:color="BFBFBF" w:sz="4"/>
+              <w:right w:val="single" w:color="BFBFBF" w:sz="4"/>
+            </w:tcBorders>
+            <w:tcMar>
+              <w:top w:type="dxa" w:w="60"/>
+              <w:left w:type="dxa" w:w="100"/>
+              <w:bottom w:type="dxa" w:w="60"/>
+              <w:right w:type="dxa" w:w="100"/>
+            </w:tcMar>
+          </w:tcPr>
+          <w:p>
+            <w:pPr>
+              <w:spacing w:after="0" w:line="276"/>
+            </w:pPr>
+            <w:r>
+              <w:rPr>
+                <w:b w:val="false"/>
+                <w:bCs w:val="false"/>
+                <w:sz w:val="18"/>
+                <w:szCs w:val="18"/>
+              </w:rPr>
+              <w:t xml:space="preserve">대체 투자 언급 (전체 대비)</w:t>
+            </w:r>
+          </w:p>
+        </w:tc>
+        <w:tc>
+          <w:tcPr>
+            <w:tcW w:type="dxa" w:w="2142"/>
+            <w:tcBorders>
+              <w:top w:val="single" w:color="BFBFBF" w:sz="4"/>
+              <w:left w:val="single" w:color="BFBFBF" w:sz="4"/>
+              <w:bottom w:val="single" w:color="BFBFBF" w:sz="4"/>
+              <w:right w:val="single" w:color="BFBFBF" w:sz="4"/>
+            </w:tcBorders>
+            <w:tcMar>
+              <w:top w:type="dxa" w:w="60"/>
+              <w:left w:type="dxa" w:w="100"/>
+              <w:bottom w:type="dxa" w:w="60"/>
+              <w:right w:type="dxa" w:w="100"/>
+            </w:tcMar>
+          </w:tcPr>
+          <w:p>
+            <w:pPr>
+              <w:spacing w:after="0" w:line="276"/>
+            </w:pPr>
+            <w:r>
+              <w:rPr>
+                <w:b w:val="false"/>
+                <w:bCs w:val="false"/>
+                <w:sz w:val="18"/>
+                <w:szCs w:val="18"/>
+              </w:rPr>
+              <w:t xml:space="preserve">9.4%</w:t>
+            </w:r>
+          </w:p>
+        </w:tc>
+        <w:tc>
+          <w:tcPr>
+            <w:tcW w:type="dxa" w:w="2142"/>
+            <w:tcBorders>
+              <w:top w:val="single" w:color="BFBFBF" w:sz="4"/>
+              <w:left w:val="single" w:color="BFBFBF" w:sz="4"/>
+              <w:bottom w:val="single" w:color="BFBFBF" w:sz="4"/>
+              <w:right w:val="single" w:color="BFBFBF" w:sz="4"/>
+            </w:tcBorders>
+            <w:tcMar>
+              <w:top w:type="dxa" w:w="60"/>
+              <w:left w:type="dxa" w:w="100"/>
+              <w:bottom w:type="dxa" w:w="60"/>
+              <w:right w:type="dxa" w:w="100"/>
+            </w:tcMar>
+          </w:tcPr>
+          <w:p>
+            <w:pPr>
+              <w:spacing w:after="0" w:line="276"/>
+            </w:pPr>
+            <w:r>
+              <w:rPr>
+                <w:b w:val="false"/>
+                <w:bCs w:val="false"/>
+                <w:sz w:val="18"/>
+                <w:szCs w:val="18"/>
+              </w:rPr>
+              <w:t xml:space="preserve">9.9%</w:t>
+            </w:r>
+          </w:p>
+        </w:tc>
+        <w:tc>
+          <w:tcPr>
+            <w:tcW w:type="dxa" w:w="2142"/>
+            <w:tcBorders>
+              <w:top w:val="single" w:color="BFBFBF" w:sz="4"/>
+              <w:left w:val="single" w:color="BFBFBF" w:sz="4"/>
+              <w:bottom w:val="single" w:color="BFBFBF" w:sz="4"/>
+              <w:right w:val="single" w:color="BFBFBF" w:sz="4"/>
+            </w:tcBorders>
+            <w:tcMar>
+              <w:top w:type="dxa" w:w="60"/>
+              <w:left w:type="dxa" w:w="100"/>
+              <w:bottom w:type="dxa" w:w="60"/>
+              <w:right w:type="dxa" w:w="100"/>
+            </w:tcMar>
+          </w:tcPr>
+          <w:p>
+            <w:pPr>
+              <w:spacing w:after="0" w:line="276"/>
+            </w:pPr>
+            <w:r>
+              <w:rPr>
+                <w:b w:val="false"/>
+                <w:bCs w:val="false"/>
+                <w:sz w:val="18"/>
+                <w:szCs w:val="18"/>
+              </w:rPr>
+              <w:t xml:space="preserve">12.9%</w:t>
+            </w:r>
+          </w:p>
+        </w:tc>
+      </w:tr>
+      <w:tr>
+        <w:trPr>
+          <w:tblHeader w:val="false"/>
+        </w:trPr>
+        <w:tc>
+          <w:tcPr>
+            <w:tcW w:type="dxa" w:w="2600"/>
+            <w:tcBorders>
+              <w:top w:val="single" w:color="BFBFBF" w:sz="4"/>
+              <w:left w:val="single" w:color="BFBFBF" w:sz="4"/>
+              <w:bottom w:val="single" w:color="BFBFBF" w:sz="4"/>
+              <w:right w:val="single" w:color="BFBFBF" w:sz="4"/>
+            </w:tcBorders>
+            <w:tcMar>
+              <w:top w:type="dxa" w:w="60"/>
+              <w:left w:type="dxa" w:w="100"/>
+              <w:bottom w:type="dxa" w:w="60"/>
+              <w:right w:type="dxa" w:w="100"/>
+            </w:tcMar>
+          </w:tcPr>
+          <w:p>
+            <w:pPr>
+              <w:spacing w:after="0" w:line="276"/>
+            </w:pPr>
+            <w:r>
+              <w:rPr>
+                <w:b w:val="false"/>
+                <w:bCs w:val="false"/>
+                <w:sz w:val="18"/>
+                <w:szCs w:val="18"/>
+              </w:rPr>
+              <w:t xml:space="preserve">부가 기능 언급 (전체 대비)</w:t>
+            </w:r>
+          </w:p>
+        </w:tc>
+        <w:tc>
+          <w:tcPr>
+            <w:tcW w:type="dxa" w:w="2142"/>
+            <w:tcBorders>
+              <w:top w:val="single" w:color="BFBFBF" w:sz="4"/>
+              <w:left w:val="single" w:color="BFBFBF" w:sz="4"/>
+              <w:bottom w:val="single" w:color="BFBFBF" w:sz="4"/>
+              <w:right w:val="single" w:color="BFBFBF" w:sz="4"/>
+            </w:tcBorders>
+            <w:tcMar>
+              <w:top w:type="dxa" w:w="60"/>
+              <w:left w:type="dxa" w:w="100"/>
+              <w:bottom w:type="dxa" w:w="60"/>
+              <w:right w:type="dxa" w:w="100"/>
+            </w:tcMar>
+          </w:tcPr>
+          <w:p>
+            <w:pPr>
+              <w:spacing w:after="0" w:line="276"/>
+            </w:pPr>
+            <w:r>
+              <w:rPr>
+                <w:b w:val="false"/>
+                <w:bCs w:val="false"/>
+                <w:sz w:val="18"/>
+                <w:szCs w:val="18"/>
+              </w:rPr>
+              <w:t xml:space="preserve">9.6%</w:t>
+            </w:r>
+          </w:p>
+        </w:tc>
+        <w:tc>
+          <w:tcPr>
+            <w:tcW w:type="dxa" w:w="2142"/>
+            <w:tcBorders>
+              <w:top w:val="single" w:color="BFBFBF" w:sz="4"/>
+              <w:left w:val="single" w:color="BFBFBF" w:sz="4"/>
+              <w:bottom w:val="single" w:color="BFBFBF" w:sz="4"/>
+              <w:right w:val="single" w:color="BFBFBF" w:sz="4"/>
+            </w:tcBorders>
+            <w:tcMar>
+              <w:top w:type="dxa" w:w="60"/>
+              <w:left w:type="dxa" w:w="100"/>
+              <w:bottom w:type="dxa" w:w="60"/>
+              <w:right w:type="dxa" w:w="100"/>
+            </w:tcMar>
+          </w:tcPr>
+          <w:p>
+            <w:pPr>
+              <w:spacing w:after="0" w:line="276"/>
+            </w:pPr>
+            <w:r>
+              <w:rPr>
+                <w:b w:val="false"/>
+                <w:bCs w:val="false"/>
+                <w:sz w:val="18"/>
+                <w:szCs w:val="18"/>
+              </w:rPr>
+              <w:t xml:space="preserve">7.8%</w:t>
+            </w:r>
+          </w:p>
+        </w:tc>
+        <w:tc>
+          <w:tcPr>
+            <w:tcW w:type="dxa" w:w="2142"/>
+            <w:tcBorders>
+              <w:top w:val="single" w:color="BFBFBF" w:sz="4"/>
+              <w:left w:val="single" w:color="BFBFBF" w:sz="4"/>
+              <w:bottom w:val="single" w:color="BFBFBF" w:sz="4"/>
+              <w:right w:val="single" w:color="BFBFBF" w:sz="4"/>
+            </w:tcBorders>
+            <w:tcMar>
+              <w:top w:type="dxa" w:w="60"/>
+              <w:left w:type="dxa" w:w="100"/>
+              <w:bottom w:type="dxa" w:w="60"/>
+              <w:right w:type="dxa" w:w="100"/>
+            </w:tcMar>
+          </w:tcPr>
+          <w:p>
+            <w:pPr>
+              <w:spacing w:after="0" w:line="276"/>
+            </w:pPr>
+            <w:r>
+              <w:rPr>
+                <w:b w:val="false"/>
+                <w:bCs w:val="false"/>
+                <w:sz w:val="18"/>
+                <w:szCs w:val="18"/>
+              </w:rPr>
+              <w:t xml:space="preserve">4.5%</w:t>
+            </w:r>
+          </w:p>
+        </w:tc>
+      </w:tr>
+    </w:tbl>
+    <w:p>
+      <w:pPr>
+        <w:spacing w:after="200" w:before="60"/>
+        <w:jc w:val="center"/>
+      </w:pPr>
+      <w:r>
+        <w:rPr>
+          <w:color w:val="52514E"/>
+          <w:sz w:val="18"/>
+          <w:szCs w:val="18"/>
+        </w:rPr>
+        <w:t xml:space="preserve">표 8. 구간별 태도와 주요 지표 변화 (태도 비중은 청약 관련 댓글 기준) — 태도×구간 카이제곱 검정 χ²=10.49, p=0.033</w:t>
+      </w:r>
+    </w:p>
+    <w:p>
+      <w:pPr>
+        <w:spacing w:after="120" w:line="320"/>
+        <w:ind w:firstLine="280"/>
+        <w:jc w:val="both"/>
+      </w:pPr>
+      <w:r>
+        <w:t xml:space="preserve">부정적 반응은 세 구간 모두 68.1~71.3%로 거의 변하지 않았다. 변화는 나머지 두 반응 사이에서 나타났다. 긍정적 반응은 12.6% → 7.5% → 5.3%로 줄었고, 양가적 반응은 17.8% → 21.3% → 26.5%로 늘었다. 구간과 태도의 관계는 통계적으로도 유의하였다(χ²=10.49, 자유도 4, p=0.033). 다만 7일을 하루 단위로 나누면 뒤쪽 날짜의 댓글이 적어 유의하지 않았다(p=0.129).</w:t>
+      </w:r>
+    </w:p>
+    <w:p>
+      <w:pPr>
+        <w:spacing w:after="120" w:line="320"/>
+        <w:ind w:firstLine="280"/>
+        <w:jc w:val="both"/>
+      </w:pPr>
+      <w:r>
+        <w:t xml:space="preserve">즉 시간이 지나면서 청약을 부정하는 목소리는 그대로인 채, “그래도 깨지 마라”는 유지 권유가 줄고 “소득공제 때문에 둔다”, “최소 금액만 넣는다”처럼 효용을 따져 보는 양가적 댓글이 늘었다. 청약통장 해지 의향은 유지 의향의 1.3배(44대 35)에서 마지막 나흘 2.7배(24대 9)로 벌어졌다. 유지의 근거로 쓰이던 임대 가점·금리우대 같은 부가 기능 언급도 9.6%에서 4.5%로 줄었다.</w:t>
+      </w:r>
+    </w:p>
+    <w:p>
+      <w:pPr>
+        <w:spacing w:after="120" w:line="320"/>
+        <w:ind w:firstLine="280"/>
+        <w:jc w:val="both"/>
+      </w:pPr>
+      <w:r>
+        <w:t xml:space="preserve">정치인·정당을 직접 언급한 댓글은 첫날 35개(8.4%)로 몰렸다가 마지막 나흘에는 5개(3.2%)로 줄었다. 반면 정부·정치 불신 전체 비중(11.3% → 16.1%)과 대체 투자 언급(9.4% → 12.9%)은 조금씩 늘었다. 특정 정치인을 겨냥한 구호는 초반에 집중되고, 뒤로 갈수록 제도 전반에 대한 불신과 “청약 대신 투자” 같은 개인적 대안이 남는 양상이다. 분양가·대출·가점·제도 불공정 같은 핵심 관심사의 비중은 기간 내내 큰 변화가 없었다.</w:t>
+      </w:r>
+    </w:p>
+    <w:p>
+      <w:pPr>
+        <w:pStyle w:val="Heading3"/>
+        <w:spacing w:after="100" w:before="180"/>
+      </w:pPr>
+      <w:r>
+        <w:t xml:space="preserve">5. 정책 전후 실제 주택가격 변화</w:t>
       </w:r>
     </w:p>
     <w:tbl>
@@ -7202,7 +8638,7 @@
         <w:spacing w:after="100" w:before="180"/>
       </w:pPr>
       <w:r>
-        <w:t xml:space="preserve">5. 댓글 반응과 실제 가격 변화 비교</w:t>
+        <w:t xml:space="preserve">6. 댓글 반응과 실제 가격 변화 비교</w:t>
       </w:r>
     </w:p>
     <w:tbl>
@@ -8240,15 +9676,6 @@
     </w:p>
     <w:p>
       <w:pPr>
-        <w:pStyle w:val="Heading2"/>
-        <w:spacing w:after="120" w:before="240"/>
-      </w:pPr>
-      <w:r>
-        <w:t xml:space="preserve">2. 수집된 댓글 데이터의 활용 방안</w:t>
-      </w:r>
-    </w:p>
-    <w:p>
-      <w:pPr>
         <w:pStyle w:val="ListParagraph"/>
         <w:numPr>
           <w:ilvl w:val="0"/>
@@ -8257,7 +9684,16 @@
         <w:spacing w:after="80" w:line="300"/>
       </w:pPr>
       <w:r>
-        <w:t xml:space="preserve">정책 모니터링: 청약·대출 정책이 발표될 때마다 같은 방법으로 댓글을 수집·분류하면, 정책 대상자가 어떤 점을 문제로 받아들이는지 빠르게 확인할 수 있다.</w:t>
+        <w:t xml:space="preserve">일주일 동안 부정적 반응은 68.1~71.3%로 유지된 반면, 긍정은 12.6%에서 5.3%로 줄고 양가는 17.8%에서 26.5%로 늘었다. 시간이 지날수록 유지 권유가 줄고 효용을 따지는 반응이 늘었다.</w:t>
+      </w:r>
+    </w:p>
+    <w:p>
+      <w:pPr>
+        <w:pStyle w:val="Heading2"/>
+        <w:spacing w:after="120" w:before="240"/>
+      </w:pPr>
+      <w:r>
+        <w:t xml:space="preserve">2. 수집된 댓글 데이터의 활용 방안</w:t>
       </w:r>
     </w:p>
     <w:p>
@@ -8270,7 +9706,7 @@
         <w:spacing w:after="80" w:line="300"/>
       </w:pPr>
       <w:r>
-        <w:t xml:space="preserve">제도 개선 근거: 1인가구 불리, 소득 요건과 분양가의 모순처럼 반복되는 불만은 가점제·특별공급 개편 논의의 참고 자료가 될 수 있다.</w:t>
+        <w:t xml:space="preserve">정책 모니터링: 청약·대출 정책이 발표될 때마다 같은 방법으로 댓글을 수집·분류하면, 정책 대상자가 어떤 점을 문제로 받아들이는지 빠르게 확인할 수 있다.</w:t>
       </w:r>
     </w:p>
     <w:p>
@@ -8283,7 +9719,7 @@
         <w:spacing w:after="80" w:line="300"/>
       </w:pPr>
       <w:r>
-        <w:t xml:space="preserve">시계열 비교: 댓글은 작성 시각이 남아 있어 주택가격·가입자 수 같은 월별 지표와 시점을 맞춰 비교할 수 있다.</w:t>
+        <w:t xml:space="preserve">제도 개선 근거: 1인가구 불리, 소득 요건과 분양가의 모순처럼 반복되는 불만은 가점제·특별공급 개편 논의의 참고 자료가 될 수 있다.</w:t>
       </w:r>
     </w:p>
     <w:p>
@@ -8296,35 +9732,7 @@
         <w:spacing w:after="80" w:line="300"/>
       </w:pPr>
       <w:r>
-        <w:t xml:space="preserve">재현 가능한 분석: 수집·분류·집계 코드와 분류 기준(cy-index.txt)을 공개해, 다른 영상이나 기간에도 같은 방법을 적용할 수 있다.</w:t>
-      </w:r>
-    </w:p>
-    <w:p>
-      <w:pPr>
-        <w:pStyle w:val="Heading2"/>
-        <w:spacing w:after="120" w:before="240"/>
-      </w:pPr>
-      <w:r>
-        <w:t xml:space="preserve">3. 온라인 여론과 실제 시장 변화의 관계</w:t>
-      </w:r>
-    </w:p>
-    <w:p>
-      <w:pPr>
-        <w:spacing w:after="120" w:line="320"/>
-        <w:ind w:firstLine="280"/>
-        <w:jc w:val="both"/>
-      </w:pPr>
-      <w:r>
-        <w:t xml:space="preserve">청약에 대한 온라인 인식은 실제 주택시장의 “가격 수준과 접근성”을 잘 반영하였다. 분양가 상승과 대출 규제가 겹치면서 청약 당첨이 곧 내 집 마련으로 이어지지 않는 구조가 되었고, 댓글은 이를 “당첨돼도 못 산다”는 한 문장으로 요약했다. 청약통장 가입자 순감이라는 행동 지표도 이 인식과 방향이 같다. 반면 가격의 “방향”에 대해서는 댓글 여론과 실제 시장이 어긋났다. 따라서 온라인 여론은 시장을 예측하는 지표라기보다, 정책이 대상자에게 어떻게 받아들여지는지를 보여주는 진단 지표로서 의미가 있다.</w:t>
-      </w:r>
-    </w:p>
-    <w:p>
-      <w:pPr>
-        <w:pStyle w:val="Heading2"/>
-        <w:spacing w:after="120" w:before="240"/>
-      </w:pPr>
-      <w:r>
-        <w:t xml:space="preserve">4. 연구의 한계</w:t>
+        <w:t xml:space="preserve">시계열 비교: 댓글은 작성 시각이 남아 있어 주택가격·가입자 수 같은 월별 지표와 시점을 맞춰 비교할 수 있다.</w:t>
       </w:r>
     </w:p>
     <w:p>
@@ -8337,7 +9745,35 @@
         <w:spacing w:after="80" w:line="300"/>
       </w:pPr>
       <w:r>
-        <w:t xml:space="preserve">영상 하나의 댓글만 분석했다. 영상이 청약통장 해지를 다루고 있어 부정적인 댓글이 더 많이 모였을 수 있다.</w:t>
+        <w:t xml:space="preserve">재현 가능한 분석: 수집·분류·집계 코드와 분류 기준(cy-index.txt)을 공개해, 다른 영상이나 기간에도 같은 방법을 적용할 수 있다.</w:t>
+      </w:r>
+    </w:p>
+    <w:p>
+      <w:pPr>
+        <w:pStyle w:val="Heading2"/>
+        <w:spacing w:after="120" w:before="240"/>
+      </w:pPr>
+      <w:r>
+        <w:t xml:space="preserve">3. 온라인 여론과 실제 시장 변화의 관계</w:t>
+      </w:r>
+    </w:p>
+    <w:p>
+      <w:pPr>
+        <w:spacing w:after="120" w:line="320"/>
+        <w:ind w:firstLine="280"/>
+        <w:jc w:val="both"/>
+      </w:pPr>
+      <w:r>
+        <w:t xml:space="preserve">청약에 대한 온라인 인식은 실제 주택시장의 “가격 수준과 접근성”을 잘 반영하였다. 분양가 상승과 대출 규제가 겹치면서 청약 당첨이 곧 내 집 마련으로 이어지지 않는 구조가 되었고, 댓글은 이를 “당첨돼도 못 산다”는 한 문장으로 요약했다. 청약통장 가입자 순감이라는 행동 지표도 이 인식과 방향이 같다. 반면 가격의 “방향”에 대해서는 댓글 여론과 실제 시장이 어긋났다. 따라서 온라인 여론은 시장을 예측하는 지표라기보다, 정책이 대상자에게 어떻게 받아들여지는지를 보여주는 진단 지표로서 의미가 있다.</w:t>
+      </w:r>
+    </w:p>
+    <w:p>
+      <w:pPr>
+        <w:pStyle w:val="Heading2"/>
+        <w:spacing w:after="120" w:before="240"/>
+      </w:pPr>
+      <w:r>
+        <w:t xml:space="preserve">4. 연구의 한계</w:t>
       </w:r>
     </w:p>
     <w:p>
@@ -8350,7 +9786,7 @@
         <w:spacing w:after="80" w:line="300"/>
       </w:pPr>
       <w:r>
-        <w:t xml:space="preserve">분석 기간(2026.9.13~9.19)은 영상 게시 이틀 뒤부터이다. 게시 직후 이틀간 달린 댓글과 좋아요의 대부분이 빠져 있어, 좋아요 가중 수치는 소수 댓글에 크게 좌우되었다.</w:t>
+        <w:t xml:space="preserve">영상 하나의 댓글만 분석했다. 영상이 청약통장 해지를 다루고 있어 부정적인 댓글이 더 많이 모였을 수 있다.</w:t>
       </w:r>
     </w:p>
     <w:p>
@@ -8363,7 +9799,7 @@
         <w:spacing w:after="80" w:line="300"/>
       </w:pPr>
       <w:r>
-        <w:t xml:space="preserve">댓글 작성자의 나이, 지역, 소득을 알 수 없어 특정 인구 집단을 대표한다고 보기 어렵다.</w:t>
+        <w:t xml:space="preserve">분석 기간(2026.9.13~9.19)은 영상 게시 이틀 뒤부터이다. 게시 직후 이틀간 달린 댓글과 좋아요의 대부분이 빠져 있어, 좋아요 가중 수치는 소수 댓글에 크게 좌우되었다.</w:t>
       </w:r>
     </w:p>
     <w:p>
@@ -8376,7 +9812,7 @@
         <w:spacing w:after="80" w:line="300"/>
       </w:pPr>
       <w:r>
-        <w:t xml:space="preserve">LLM 하나로 분류하였으므로 사람 코더와의 일치도 검증이 필요하다. 특히 집값 전망은 예측과 바람을 구분하기 어려웠다.</w:t>
+        <w:t xml:space="preserve">댓글 작성자의 나이, 지역, 소득을 알 수 없어 특정 인구 집단을 대표한다고 보기 어렵다.</w:t>
       </w:r>
     </w:p>
     <w:p>
@@ -8389,21 +9825,7 @@
         <w:spacing w:after="80" w:line="300"/>
       </w:pPr>
       <w:r>
-        <w:t xml:space="preserve">댓글과 시장 지표의 시점이 정확히 맞지 않으며, 이 연구는 상관관계를 비교한 것이지 인과관계를 밝힌 것이 아니다.</w:t>
-      </w:r>
-    </w:p>
-    <w:p>
-      <w:r>
-        <w:br w:type="page"/>
-      </w:r>
-    </w:p>
-    <w:p>
-      <w:pPr>
-        <w:pStyle w:val="Heading1"/>
-        <w:spacing w:after="180" w:before="360"/>
-      </w:pPr>
-      <w:r>
-        <w:t xml:space="preserve">참고자료</w:t>
+        <w:t xml:space="preserve">LLM 하나로 분류하였으므로 사람 코더와의 일치도 검증이 필요하다. 특히 집값 전망은 예측과 바람을 구분하기 어려웠다.</w:t>
       </w:r>
     </w:p>
     <w:p>
@@ -8416,9 +9838,36 @@
         <w:spacing w:after="80" w:line="300"/>
       </w:pPr>
       <w:r>
+        <w:t xml:space="preserve">댓글과 시장 지표의 시점이 정확히 맞지 않으며, 이 연구는 상관관계를 비교한 것이지 인과관계를 밝힌 것이 아니다.</w:t>
+      </w:r>
+    </w:p>
+    <w:p>
+      <w:r>
+        <w:br w:type="page"/>
+      </w:r>
+    </w:p>
+    <w:p>
+      <w:pPr>
+        <w:pStyle w:val="Heading1"/>
+        <w:spacing w:after="180" w:before="360"/>
+      </w:pPr>
+      <w:r>
+        <w:t xml:space="preserve">참고자료</w:t>
+      </w:r>
+    </w:p>
+    <w:p>
+      <w:pPr>
+        <w:pStyle w:val="ListParagraph"/>
+        <w:numPr>
+          <w:ilvl w:val="0"/>
+          <w:numId w:val="2"/>
+        </w:numPr>
+        <w:spacing w:after="80" w:line="300"/>
+      </w:pPr>
+      <w:r>
         <w:t xml:space="preserve">크랩, 「청약통장 다들 왜 깨고 있을까?」, YouTube, 2026. </w:t>
       </w:r>
-      <w:hyperlink w:history="1" r:id="rId3qxehzczcuvqejvusol71">
+      <w:hyperlink w:history="1" r:id="rIdgfbkozjuad7giiqiuukow">
         <w:r>
           <w:rPr>
             <w:rStyle w:val="Hyperlink"/>
@@ -8441,7 +9890,7 @@
       <w:r>
         <w:t xml:space="preserve">뉴스핌, 「“청약 넣어도 부담”…청약통장 4년째 가입보다 해지 많아」, 2026.8.31. </w:t>
       </w:r>
-      <w:hyperlink w:history="1" r:id="rIdymx2lsdnsiowwqt3bc3og">
+      <w:hyperlink w:history="1" r:id="rIdpn-0lh4ssxpxmwvjj_39j">
         <w:r>
           <w:rPr>
             <w:rStyle w:val="Hyperlink"/>
@@ -8464,7 +9913,7 @@
       <w:r>
         <w:t xml:space="preserve">한국경제, 「어차피 당첨 안돼 줄줄이 청약통장 찢었다…역대급 상황」, 2026.9.13. </w:t>
       </w:r>
-      <w:hyperlink w:history="1" r:id="rIdkwcwvgl9o7sge98kyhgau">
+      <w:hyperlink w:history="1" r:id="rIdu5huvcvcaurcv7no0rzzi">
         <w:r>
           <w:rPr>
             <w:rStyle w:val="Hyperlink"/>
@@ -8487,7 +9936,7 @@
       <w:r>
         <w:t xml:space="preserve">뉴데일리, 「서울 아파트 평당 분양가 6287만원, 1년 새 34% 급등」, 2026.9.18. </w:t>
       </w:r>
-      <w:hyperlink w:history="1" r:id="rIdzpsjknqirrhx1joxqktfp">
+      <w:hyperlink w:history="1" r:id="rIdaxknzuvj_4p3hifynsy17">
         <w:r>
           <w:rPr>
             <w:rStyle w:val="Hyperlink"/>
@@ -8510,7 +9959,7 @@
       <w:r>
         <w:t xml:space="preserve">대한민국 정책브리핑, 「서울·경기 12곳 주담대 한도 축소…25억 초과 주택 2억 원까지만」, 2025.10.15. </w:t>
       </w:r>
-      <w:hyperlink w:history="1" r:id="rIddcw3u5olrj0nkez3ulurz">
+      <w:hyperlink w:history="1" r:id="rIdsaryevy6t5okcxyjtzxff">
         <w:r>
           <w:rPr>
             <w:rStyle w:val="Hyperlink"/>
@@ -8533,7 +9982,7 @@
       <w:r>
         <w:t xml:space="preserve">글로벌이코노믹, 「서울 아파트 매매·전세 상승률 격차 0.17%P…나란히 7%대 상승」, 2026.9.15. </w:t>
       </w:r>
-      <w:hyperlink w:history="1" r:id="rIdg9fi5tnsqxndxvneyoyia">
+      <w:hyperlink w:history="1" r:id="rIdvx-utj3s12bbsmrdnw0dz">
         <w:r>
           <w:rPr>
             <w:rStyle w:val="Hyperlink"/>
@@ -8556,7 +10005,7 @@
       <w:r>
         <w:t xml:space="preserve">국제뉴스, 「한국부동산원, 9월 첫째 주 전국 아파트값 0.08%↑…서울 0.20% 상승」, 2026.9.10. </w:t>
       </w:r>
-      <w:hyperlink w:history="1" r:id="rIdmw19-rrp4ops1ivs5-jut">
+      <w:hyperlink w:history="1" r:id="rIday1ajuqkp2abno_lykyqf">
         <w:r>
           <w:rPr>
             <w:rStyle w:val="Hyperlink"/>
@@ -8579,7 +10028,7 @@
       <w:r>
         <w:t xml:space="preserve">공공데이터포털, 한국부동산원 청약홈 청약통장 전체 가입현황 (15088657) </w:t>
       </w:r>
-      <w:hyperlink w:history="1" r:id="rIdyc4saz2olcmfk1ucmfhi5">
+      <w:hyperlink w:history="1" r:id="rIdx37e_i6gkdk8hvz6l6ayy">
         <w:r>
           <w:rPr>
             <w:rStyle w:val="Hyperlink"/>
@@ -8602,7 +10051,7 @@
       <w:r>
         <w:t xml:space="preserve">공공데이터포털, 한국부동산원 청약홈 청약통장 통계 조회 서비스 (15114369) </w:t>
       </w:r>
-      <w:hyperlink w:history="1" r:id="rIdjoax7lsakafsmlb7rg6py">
+      <w:hyperlink w:history="1" r:id="rIdluet4cect75wpd8aw7wha">
         <w:r>
           <w:rPr>
             <w:rStyle w:val="Hyperlink"/>
@@ -8625,7 +10074,7 @@
       <w:r>
         <w:t xml:space="preserve">공공데이터포털, 한국부동산원 지역별 청약 신청자·당첨자 정보 (15110975, 15110976) </w:t>
       </w:r>
-      <w:hyperlink w:history="1" r:id="rIdl_c3akztpbvq657fqmcf1">
+      <w:hyperlink w:history="1" r:id="rIdzbdludxrcxyakcozpf49_">
         <w:r>
           <w:rPr>
             <w:rStyle w:val="Hyperlink"/>
@@ -8648,7 +10097,7 @@
       <w:r>
         <w:t xml:space="preserve">공공데이터포털, 한국부동산원 중위매매가격·중위단위매매가격 (15112206, 15112207) </w:t>
       </w:r>
-      <w:hyperlink w:history="1" r:id="rIdkvdzyayff2fk8sbqjhygn">
+      <w:hyperlink w:history="1" r:id="rId_vfdwuw-jphhvw1xsx-ur">
         <w:r>
           <w:rPr>
             <w:rStyle w:val="Hyperlink"/>
@@ -8671,7 +10120,7 @@
       <w:r>
         <w:t xml:space="preserve">공공데이터포털, 국토교통부 아파트 매매 실거래가 상세 자료 (15126468) </w:t>
       </w:r>
-      <w:hyperlink w:history="1" r:id="rId_gusobgytgyiydncu8pib">
+      <w:hyperlink w:history="1" r:id="rIdhha8aeri99kfuwzehoch1">
         <w:r>
           <w:rPr>
             <w:rStyle w:val="Hyperlink"/>
@@ -8694,7 +10143,7 @@
       <w:r>
         <w:t xml:space="preserve">YouTube Data API v3, CommentThreads: list </w:t>
       </w:r>
-      <w:hyperlink w:history="1" r:id="rIddgc5fpllgsa4gzwf_orok">
+      <w:hyperlink w:history="1" r:id="rIdsffgbl6npmmlpw8lj3z26">
         <w:r>
           <w:rPr>
             <w:rStyle w:val="Hyperlink"/>
@@ -8717,7 +10166,7 @@
       <w:r>
         <w:t xml:space="preserve">OpenRouter, openai/gpt-oss-120b (댓글 분류 모델) </w:t>
       </w:r>
-      <w:hyperlink w:history="1" r:id="rIdy70q45fwd_ifai2ibaf5t">
+      <w:hyperlink w:history="1" r:id="rIdxwrxbfouq_nqczljw1phj">
         <w:r>
           <w:rPr>
             <w:rStyle w:val="Hyperlink"/>

--- a/output/g4h29mJufpc_20260919T063349180506Z/청약인식_보고서초안_B안.docx
+++ b/output/g4h29mJufpc_20260919T063349180506Z/청약인식_보고서초안_B안.docx
@@ -2639,6 +2639,22 @@
     </w:p>
     <w:p>
       <w:pPr>
+        <w:spacing w:after="120" w:line="320"/>
+        <w:jc w:val="both"/>
+      </w:pPr>
+      <w:r>
+        <w:rPr>
+          <w:b/>
+          <w:bCs/>
+        </w:rPr>
+        <w:t xml:space="preserve">신뢰도 검증(Human-in-the-loop). </w:t>
+      </w:r>
+      <w:r>
+        <w:t xml:space="preserve">LLM 분류가 사람의 판단과 얼마나 일치하는지 확인하기 위해, 분석 기간 댓글 중 무작위로 뽑은 100개를 조원 2명이 LLM 결과를 보지 않은 채 각자 같은 기준(cy-index.txt)으로 분류하였다. 이후 사람과 LLM, 사람과 사람 사이의 일치도를 Cohen’s κ로 계산하고, LLM과 판단이 달랐던 댓글은 조원이 함께 검토하여 오분류 유형을 정리하였다(check_reliability.py).</w:t>
+      </w:r>
+    </w:p>
+    <w:p>
+      <w:pPr>
         <w:shd w:fill="FFF4D6" w:val="clear"/>
         <w:spacing w:after="120"/>
       </w:pPr>
@@ -2654,7 +2670,7 @@
         <w:rPr>
           <w:color w:val="8A5A00"/>
         </w:rPr>
-        <w:t xml:space="preserve">신뢰도 검증: 조원 2명이 같은 댓글 100개를 직접 분류하고(check_reliability.py), LLM 결과와의 일치도(Cohen’s κ)를 여기에 보고할 것.</w:t>
+        <w:t xml:space="preserve">검증 결과 기입: output/reliability_kappa.csv 의 κ 값(태도·관심사·집값 전망·통장 행동)과 주요 오분류 유형을 여기에 표로 정리할 것.</w:t>
       </w:r>
     </w:p>
     <w:p>
@@ -9867,7 +9883,7 @@
       <w:r>
         <w:t xml:space="preserve">크랩, 「청약통장 다들 왜 깨고 있을까?」, YouTube, 2026. </w:t>
       </w:r>
-      <w:hyperlink w:history="1" r:id="rIdgfbkozjuad7giiqiuukow">
+      <w:hyperlink w:history="1" r:id="rIdkrc1rllmmlrixkr2dri8u">
         <w:r>
           <w:rPr>
             <w:rStyle w:val="Hyperlink"/>
@@ -9890,7 +9906,7 @@
       <w:r>
         <w:t xml:space="preserve">뉴스핌, 「“청약 넣어도 부담”…청약통장 4년째 가입보다 해지 많아」, 2026.8.31. </w:t>
       </w:r>
-      <w:hyperlink w:history="1" r:id="rIdpn-0lh4ssxpxmwvjj_39j">
+      <w:hyperlink w:history="1" r:id="rId_suxvct9bceilefvj8fbr">
         <w:r>
           <w:rPr>
             <w:rStyle w:val="Hyperlink"/>
@@ -9913,7 +9929,7 @@
       <w:r>
         <w:t xml:space="preserve">한국경제, 「어차피 당첨 안돼 줄줄이 청약통장 찢었다…역대급 상황」, 2026.9.13. </w:t>
       </w:r>
-      <w:hyperlink w:history="1" r:id="rIdu5huvcvcaurcv7no0rzzi">
+      <w:hyperlink w:history="1" r:id="rIdin4lpeq91kf_j_yrrywb7">
         <w:r>
           <w:rPr>
             <w:rStyle w:val="Hyperlink"/>
@@ -9936,7 +9952,7 @@
       <w:r>
         <w:t xml:space="preserve">뉴데일리, 「서울 아파트 평당 분양가 6287만원, 1년 새 34% 급등」, 2026.9.18. </w:t>
       </w:r>
-      <w:hyperlink w:history="1" r:id="rIdaxknzuvj_4p3hifynsy17">
+      <w:hyperlink w:history="1" r:id="rIdnyv1lli4orledvdbzhizu">
         <w:r>
           <w:rPr>
             <w:rStyle w:val="Hyperlink"/>
@@ -9959,7 +9975,7 @@
       <w:r>
         <w:t xml:space="preserve">대한민국 정책브리핑, 「서울·경기 12곳 주담대 한도 축소…25억 초과 주택 2억 원까지만」, 2025.10.15. </w:t>
       </w:r>
-      <w:hyperlink w:history="1" r:id="rIdsaryevy6t5okcxyjtzxff">
+      <w:hyperlink w:history="1" r:id="rId69mwnc0jfeulzxkngejhq">
         <w:r>
           <w:rPr>
             <w:rStyle w:val="Hyperlink"/>
@@ -9982,7 +9998,7 @@
       <w:r>
         <w:t xml:space="preserve">글로벌이코노믹, 「서울 아파트 매매·전세 상승률 격차 0.17%P…나란히 7%대 상승」, 2026.9.15. </w:t>
       </w:r>
-      <w:hyperlink w:history="1" r:id="rIdvx-utj3s12bbsmrdnw0dz">
+      <w:hyperlink w:history="1" r:id="rIddzb5o_y-ekm5isqqptuvl">
         <w:r>
           <w:rPr>
             <w:rStyle w:val="Hyperlink"/>
@@ -10005,7 +10021,7 @@
       <w:r>
         <w:t xml:space="preserve">국제뉴스, 「한국부동산원, 9월 첫째 주 전국 아파트값 0.08%↑…서울 0.20% 상승」, 2026.9.10. </w:t>
       </w:r>
-      <w:hyperlink w:history="1" r:id="rIday1ajuqkp2abno_lykyqf">
+      <w:hyperlink w:history="1" r:id="rIdthipo5aioe-tor19u-pt8">
         <w:r>
           <w:rPr>
             <w:rStyle w:val="Hyperlink"/>
@@ -10028,7 +10044,7 @@
       <w:r>
         <w:t xml:space="preserve">공공데이터포털, 한국부동산원 청약홈 청약통장 전체 가입현황 (15088657) </w:t>
       </w:r>
-      <w:hyperlink w:history="1" r:id="rIdx37e_i6gkdk8hvz6l6ayy">
+      <w:hyperlink w:history="1" r:id="rId14zsm4j6xgubdd-dcdkob">
         <w:r>
           <w:rPr>
             <w:rStyle w:val="Hyperlink"/>
@@ -10051,7 +10067,7 @@
       <w:r>
         <w:t xml:space="preserve">공공데이터포털, 한국부동산원 청약홈 청약통장 통계 조회 서비스 (15114369) </w:t>
       </w:r>
-      <w:hyperlink w:history="1" r:id="rIdluet4cect75wpd8aw7wha">
+      <w:hyperlink w:history="1" r:id="rIddmvcjbjmitzw0uhha8crl">
         <w:r>
           <w:rPr>
             <w:rStyle w:val="Hyperlink"/>
@@ -10074,7 +10090,7 @@
       <w:r>
         <w:t xml:space="preserve">공공데이터포털, 한국부동산원 지역별 청약 신청자·당첨자 정보 (15110975, 15110976) </w:t>
       </w:r>
-      <w:hyperlink w:history="1" r:id="rIdzbdludxrcxyakcozpf49_">
+      <w:hyperlink w:history="1" r:id="rIdplxikb3xgsp01iaog7gvt">
         <w:r>
           <w:rPr>
             <w:rStyle w:val="Hyperlink"/>
@@ -10097,7 +10113,7 @@
       <w:r>
         <w:t xml:space="preserve">공공데이터포털, 한국부동산원 중위매매가격·중위단위매매가격 (15112206, 15112207) </w:t>
       </w:r>
-      <w:hyperlink w:history="1" r:id="rId_vfdwuw-jphhvw1xsx-ur">
+      <w:hyperlink w:history="1" r:id="rId3ybxexixjrc_c_qukxcah">
         <w:r>
           <w:rPr>
             <w:rStyle w:val="Hyperlink"/>
@@ -10120,7 +10136,7 @@
       <w:r>
         <w:t xml:space="preserve">공공데이터포털, 국토교통부 아파트 매매 실거래가 상세 자료 (15126468) </w:t>
       </w:r>
-      <w:hyperlink w:history="1" r:id="rIdhha8aeri99kfuwzehoch1">
+      <w:hyperlink w:history="1" r:id="rIdg0z-yy7gvlhni6iy-t58b">
         <w:r>
           <w:rPr>
             <w:rStyle w:val="Hyperlink"/>
@@ -10143,7 +10159,7 @@
       <w:r>
         <w:t xml:space="preserve">YouTube Data API v3, CommentThreads: list </w:t>
       </w:r>
-      <w:hyperlink w:history="1" r:id="rIdsffgbl6npmmlpw8lj3z26">
+      <w:hyperlink w:history="1" r:id="rId5tlokpavsyki7uzsy_efa">
         <w:r>
           <w:rPr>
             <w:rStyle w:val="Hyperlink"/>
@@ -10166,7 +10182,7 @@
       <w:r>
         <w:t xml:space="preserve">OpenRouter, openai/gpt-oss-120b (댓글 분류 모델) </w:t>
       </w:r>
-      <w:hyperlink w:history="1" r:id="rIdxwrxbfouq_nqczljw1phj">
+      <w:hyperlink w:history="1" r:id="rIdgmpkecv-9wsui9ocyrghl">
         <w:r>
           <w:rPr>
             <w:rStyle w:val="Hyperlink"/>

--- a/output/g4h29mJufpc_20260919T063349180506Z/청약인식_보고서초안_B안.docx
+++ b/output/g4h29mJufpc_20260919T063349180506Z/청약인식_보고서초안_B안.docx
@@ -2650,7 +2650,430 @@
         <w:t xml:space="preserve">신뢰도 검증(Human-in-the-loop). </w:t>
       </w:r>
       <w:r>
-        <w:t xml:space="preserve">LLM 분류가 사람의 판단과 얼마나 일치하는지 확인하기 위해, 분석 기간 댓글 중 무작위로 뽑은 100개를 조원 2명이 LLM 결과를 보지 않은 채 각자 같은 기준(cy-index.txt)으로 분류하였다. 이후 사람과 LLM, 사람과 사람 사이의 일치도를 Cohen’s κ로 계산하고, LLM과 판단이 달랐던 댓글은 조원이 함께 검토하여 오분류 유형을 정리하였다(check_reliability.py).</w:t>
+        <w:t xml:space="preserve">LLM 분류가 사람의 판단과 얼마나 일치하는지 확인하기 위해, 분석 기간 댓글 중 무작위로 뽑은 100개를 조원 2명이 LLM 결과를 보지 않은 채 각자 같은 기준(cy-index.txt)으로 분류하였다. 또한 다른 LLM인 Claude(Anthropic)에게도 gpt-oss-120b의 결과를 보여 주지 않고 같은 100개를 같은 기준으로 분류하게 하여, 사람·gpt-oss-120b·Claude 세 분류를 서로 비교하였다. 일치도는 Cohen’s κ로 계산하고, LLM과 판단이 달랐던 댓글은 조원이 함께 검토하여 오분류 유형을 정리하였다(check_reliability.py).</w:t>
+      </w:r>
+    </w:p>
+    <w:tbl>
+      <w:tblPr>
+        <w:tblW w:type="dxa" w:w="9026"/>
+        <w:tblBorders>
+          <w:top w:val="single" w:color="auto" w:sz="4"/>
+          <w:left w:val="single" w:color="auto" w:sz="4"/>
+          <w:bottom w:val="single" w:color="auto" w:sz="4"/>
+          <w:right w:val="single" w:color="auto" w:sz="4"/>
+          <w:insideH w:val="single" w:color="auto" w:sz="4"/>
+          <w:insideV w:val="single" w:color="auto" w:sz="4"/>
+        </w:tblBorders>
+      </w:tblPr>
+      <w:tblGrid>
+        <w:gridCol w:w="2900"/>
+        <w:gridCol w:w="1225"/>
+        <w:gridCol w:w="1225"/>
+        <w:gridCol w:w="1225"/>
+        <w:gridCol w:w="1226"/>
+        <w:gridCol w:w="1225"/>
+      </w:tblGrid>
+      <w:tr>
+        <w:trPr>
+          <w:tblHeader/>
+        </w:trPr>
+        <w:tc>
+          <w:tcPr>
+            <w:tcW w:type="dxa" w:w="2900"/>
+            <w:tcBorders>
+              <w:top w:val="single" w:color="BFBFBF" w:sz="4"/>
+              <w:left w:val="single" w:color="BFBFBF" w:sz="4"/>
+              <w:bottom w:val="single" w:color="BFBFBF" w:sz="4"/>
+              <w:right w:val="single" w:color="BFBFBF" w:sz="4"/>
+            </w:tcBorders>
+            <w:shd w:fill="E8EEF7" w:val="clear"/>
+            <w:tcMar>
+              <w:top w:type="dxa" w:w="60"/>
+              <w:left w:type="dxa" w:w="100"/>
+              <w:bottom w:type="dxa" w:w="60"/>
+              <w:right w:type="dxa" w:w="100"/>
+            </w:tcMar>
+          </w:tcPr>
+          <w:p>
+            <w:pPr>
+              <w:spacing w:after="0" w:line="276"/>
+            </w:pPr>
+            <w:r>
+              <w:rPr>
+                <w:b/>
+                <w:bCs/>
+                <w:sz w:val="18"/>
+                <w:szCs w:val="18"/>
+              </w:rPr>
+              <w:t xml:space="preserve">비교</w:t>
+            </w:r>
+          </w:p>
+        </w:tc>
+        <w:tc>
+          <w:tcPr>
+            <w:tcW w:type="dxa" w:w="1225"/>
+            <w:tcBorders>
+              <w:top w:val="single" w:color="BFBFBF" w:sz="4"/>
+              <w:left w:val="single" w:color="BFBFBF" w:sz="4"/>
+              <w:bottom w:val="single" w:color="BFBFBF" w:sz="4"/>
+              <w:right w:val="single" w:color="BFBFBF" w:sz="4"/>
+            </w:tcBorders>
+            <w:shd w:fill="E8EEF7" w:val="clear"/>
+            <w:tcMar>
+              <w:top w:type="dxa" w:w="60"/>
+              <w:left w:type="dxa" w:w="100"/>
+              <w:bottom w:type="dxa" w:w="60"/>
+              <w:right w:type="dxa" w:w="100"/>
+            </w:tcMar>
+          </w:tcPr>
+          <w:p>
+            <w:pPr>
+              <w:spacing w:after="0" w:line="276"/>
+            </w:pPr>
+            <w:r>
+              <w:rPr>
+                <w:b/>
+                <w:bCs/>
+                <w:sz w:val="18"/>
+                <w:szCs w:val="18"/>
+              </w:rPr>
+              <w:t xml:space="preserve">댓글 수</w:t>
+            </w:r>
+          </w:p>
+        </w:tc>
+        <w:tc>
+          <w:tcPr>
+            <w:tcW w:type="dxa" w:w="1225"/>
+            <w:tcBorders>
+              <w:top w:val="single" w:color="BFBFBF" w:sz="4"/>
+              <w:left w:val="single" w:color="BFBFBF" w:sz="4"/>
+              <w:bottom w:val="single" w:color="BFBFBF" w:sz="4"/>
+              <w:right w:val="single" w:color="BFBFBF" w:sz="4"/>
+            </w:tcBorders>
+            <w:shd w:fill="E8EEF7" w:val="clear"/>
+            <w:tcMar>
+              <w:top w:type="dxa" w:w="60"/>
+              <w:left w:type="dxa" w:w="100"/>
+              <w:bottom w:type="dxa" w:w="60"/>
+              <w:right w:type="dxa" w:w="100"/>
+            </w:tcMar>
+          </w:tcPr>
+          <w:p>
+            <w:pPr>
+              <w:spacing w:after="0" w:line="276"/>
+            </w:pPr>
+            <w:r>
+              <w:rPr>
+                <w:b/>
+                <w:bCs/>
+                <w:sz w:val="18"/>
+                <w:szCs w:val="18"/>
+              </w:rPr>
+              <w:t xml:space="preserve">태도 κ</w:t>
+            </w:r>
+          </w:p>
+        </w:tc>
+        <w:tc>
+          <w:tcPr>
+            <w:tcW w:type="dxa" w:w="1225"/>
+            <w:tcBorders>
+              <w:top w:val="single" w:color="BFBFBF" w:sz="4"/>
+              <w:left w:val="single" w:color="BFBFBF" w:sz="4"/>
+              <w:bottom w:val="single" w:color="BFBFBF" w:sz="4"/>
+              <w:right w:val="single" w:color="BFBFBF" w:sz="4"/>
+            </w:tcBorders>
+            <w:shd w:fill="E8EEF7" w:val="clear"/>
+            <w:tcMar>
+              <w:top w:type="dxa" w:w="60"/>
+              <w:left w:type="dxa" w:w="100"/>
+              <w:bottom w:type="dxa" w:w="60"/>
+              <w:right w:type="dxa" w:w="100"/>
+            </w:tcMar>
+          </w:tcPr>
+          <w:p>
+            <w:pPr>
+              <w:spacing w:after="0" w:line="276"/>
+            </w:pPr>
+            <w:r>
+              <w:rPr>
+                <w:b/>
+                <w:bCs/>
+                <w:sz w:val="18"/>
+                <w:szCs w:val="18"/>
+              </w:rPr>
+              <w:t xml:space="preserve">관심사 κ(평균)</w:t>
+            </w:r>
+          </w:p>
+        </w:tc>
+        <w:tc>
+          <w:tcPr>
+            <w:tcW w:type="dxa" w:w="1226"/>
+            <w:tcBorders>
+              <w:top w:val="single" w:color="BFBFBF" w:sz="4"/>
+              <w:left w:val="single" w:color="BFBFBF" w:sz="4"/>
+              <w:bottom w:val="single" w:color="BFBFBF" w:sz="4"/>
+              <w:right w:val="single" w:color="BFBFBF" w:sz="4"/>
+            </w:tcBorders>
+            <w:shd w:fill="E8EEF7" w:val="clear"/>
+            <w:tcMar>
+              <w:top w:type="dxa" w:w="60"/>
+              <w:left w:type="dxa" w:w="100"/>
+              <w:bottom w:type="dxa" w:w="60"/>
+              <w:right w:type="dxa" w:w="100"/>
+            </w:tcMar>
+          </w:tcPr>
+          <w:p>
+            <w:pPr>
+              <w:spacing w:after="0" w:line="276"/>
+            </w:pPr>
+            <w:r>
+              <w:rPr>
+                <w:b/>
+                <w:bCs/>
+                <w:sz w:val="18"/>
+                <w:szCs w:val="18"/>
+              </w:rPr>
+              <w:t xml:space="preserve">집값 전망 κ</w:t>
+            </w:r>
+          </w:p>
+        </w:tc>
+        <w:tc>
+          <w:tcPr>
+            <w:tcW w:type="dxa" w:w="1225"/>
+            <w:tcBorders>
+              <w:top w:val="single" w:color="BFBFBF" w:sz="4"/>
+              <w:left w:val="single" w:color="BFBFBF" w:sz="4"/>
+              <w:bottom w:val="single" w:color="BFBFBF" w:sz="4"/>
+              <w:right w:val="single" w:color="BFBFBF" w:sz="4"/>
+            </w:tcBorders>
+            <w:shd w:fill="E8EEF7" w:val="clear"/>
+            <w:tcMar>
+              <w:top w:type="dxa" w:w="60"/>
+              <w:left w:type="dxa" w:w="100"/>
+              <w:bottom w:type="dxa" w:w="60"/>
+              <w:right w:type="dxa" w:w="100"/>
+            </w:tcMar>
+          </w:tcPr>
+          <w:p>
+            <w:pPr>
+              <w:spacing w:after="0" w:line="276"/>
+            </w:pPr>
+            <w:r>
+              <w:rPr>
+                <w:b/>
+                <w:bCs/>
+                <w:sz w:val="18"/>
+                <w:szCs w:val="18"/>
+              </w:rPr>
+              <w:t xml:space="preserve">통장 행동 κ</w:t>
+            </w:r>
+          </w:p>
+        </w:tc>
+      </w:tr>
+      <w:tr>
+        <w:trPr>
+          <w:tblHeader w:val="false"/>
+        </w:trPr>
+        <w:tc>
+          <w:tcPr>
+            <w:tcW w:type="dxa" w:w="2900"/>
+            <w:tcBorders>
+              <w:top w:val="single" w:color="BFBFBF" w:sz="4"/>
+              <w:left w:val="single" w:color="BFBFBF" w:sz="4"/>
+              <w:bottom w:val="single" w:color="BFBFBF" w:sz="4"/>
+              <w:right w:val="single" w:color="BFBFBF" w:sz="4"/>
+            </w:tcBorders>
+            <w:tcMar>
+              <w:top w:type="dxa" w:w="60"/>
+              <w:left w:type="dxa" w:w="100"/>
+              <w:bottom w:type="dxa" w:w="60"/>
+              <w:right w:type="dxa" w:w="100"/>
+            </w:tcMar>
+          </w:tcPr>
+          <w:p>
+            <w:pPr>
+              <w:spacing w:after="0" w:line="276"/>
+            </w:pPr>
+            <w:r>
+              <w:rPr>
+                <w:b w:val="false"/>
+                <w:bCs w:val="false"/>
+                <w:sz w:val="18"/>
+                <w:szCs w:val="18"/>
+              </w:rPr>
+              <w:t xml:space="preserve">Claude vs gpt-oss-120b</w:t>
+            </w:r>
+          </w:p>
+        </w:tc>
+        <w:tc>
+          <w:tcPr>
+            <w:tcW w:type="dxa" w:w="1225"/>
+            <w:tcBorders>
+              <w:top w:val="single" w:color="BFBFBF" w:sz="4"/>
+              <w:left w:val="single" w:color="BFBFBF" w:sz="4"/>
+              <w:bottom w:val="single" w:color="BFBFBF" w:sz="4"/>
+              <w:right w:val="single" w:color="BFBFBF" w:sz="4"/>
+            </w:tcBorders>
+            <w:tcMar>
+              <w:top w:type="dxa" w:w="60"/>
+              <w:left w:type="dxa" w:w="100"/>
+              <w:bottom w:type="dxa" w:w="60"/>
+              <w:right w:type="dxa" w:w="100"/>
+            </w:tcMar>
+          </w:tcPr>
+          <w:p>
+            <w:pPr>
+              <w:spacing w:after="0" w:line="276"/>
+            </w:pPr>
+            <w:r>
+              <w:rPr>
+                <w:b w:val="false"/>
+                <w:bCs w:val="false"/>
+                <w:sz w:val="18"/>
+                <w:szCs w:val="18"/>
+              </w:rPr>
+              <w:t xml:space="preserve">100</w:t>
+            </w:r>
+          </w:p>
+        </w:tc>
+        <w:tc>
+          <w:tcPr>
+            <w:tcW w:type="dxa" w:w="1225"/>
+            <w:tcBorders>
+              <w:top w:val="single" w:color="BFBFBF" w:sz="4"/>
+              <w:left w:val="single" w:color="BFBFBF" w:sz="4"/>
+              <w:bottom w:val="single" w:color="BFBFBF" w:sz="4"/>
+              <w:right w:val="single" w:color="BFBFBF" w:sz="4"/>
+            </w:tcBorders>
+            <w:tcMar>
+              <w:top w:type="dxa" w:w="60"/>
+              <w:left w:type="dxa" w:w="100"/>
+              <w:bottom w:type="dxa" w:w="60"/>
+              <w:right w:type="dxa" w:w="100"/>
+            </w:tcMar>
+          </w:tcPr>
+          <w:p>
+            <w:pPr>
+              <w:spacing w:after="0" w:line="276"/>
+            </w:pPr>
+            <w:r>
+              <w:rPr>
+                <w:b w:val="false"/>
+                <w:bCs w:val="false"/>
+                <w:sz w:val="18"/>
+                <w:szCs w:val="18"/>
+              </w:rPr>
+              <w:t xml:space="preserve">0.57</w:t>
+            </w:r>
+          </w:p>
+        </w:tc>
+        <w:tc>
+          <w:tcPr>
+            <w:tcW w:type="dxa" w:w="1225"/>
+            <w:tcBorders>
+              <w:top w:val="single" w:color="BFBFBF" w:sz="4"/>
+              <w:left w:val="single" w:color="BFBFBF" w:sz="4"/>
+              <w:bottom w:val="single" w:color="BFBFBF" w:sz="4"/>
+              <w:right w:val="single" w:color="BFBFBF" w:sz="4"/>
+            </w:tcBorders>
+            <w:tcMar>
+              <w:top w:type="dxa" w:w="60"/>
+              <w:left w:type="dxa" w:w="100"/>
+              <w:bottom w:type="dxa" w:w="60"/>
+              <w:right w:type="dxa" w:w="100"/>
+            </w:tcMar>
+          </w:tcPr>
+          <w:p>
+            <w:pPr>
+              <w:spacing w:after="0" w:line="276"/>
+            </w:pPr>
+            <w:r>
+              <w:rPr>
+                <w:b w:val="false"/>
+                <w:bCs w:val="false"/>
+                <w:sz w:val="18"/>
+                <w:szCs w:val="18"/>
+              </w:rPr>
+              <w:t xml:space="preserve">0.61</w:t>
+            </w:r>
+          </w:p>
+        </w:tc>
+        <w:tc>
+          <w:tcPr>
+            <w:tcW w:type="dxa" w:w="1226"/>
+            <w:tcBorders>
+              <w:top w:val="single" w:color="BFBFBF" w:sz="4"/>
+              <w:left w:val="single" w:color="BFBFBF" w:sz="4"/>
+              <w:bottom w:val="single" w:color="BFBFBF" w:sz="4"/>
+              <w:right w:val="single" w:color="BFBFBF" w:sz="4"/>
+            </w:tcBorders>
+            <w:tcMar>
+              <w:top w:type="dxa" w:w="60"/>
+              <w:left w:type="dxa" w:w="100"/>
+              <w:bottom w:type="dxa" w:w="60"/>
+              <w:right w:type="dxa" w:w="100"/>
+            </w:tcMar>
+          </w:tcPr>
+          <w:p>
+            <w:pPr>
+              <w:spacing w:after="0" w:line="276"/>
+            </w:pPr>
+            <w:r>
+              <w:rPr>
+                <w:b w:val="false"/>
+                <w:bCs w:val="false"/>
+                <w:sz w:val="18"/>
+                <w:szCs w:val="18"/>
+              </w:rPr>
+              <w:t xml:space="preserve">0.66</w:t>
+            </w:r>
+          </w:p>
+        </w:tc>
+        <w:tc>
+          <w:tcPr>
+            <w:tcW w:type="dxa" w:w="1225"/>
+            <w:tcBorders>
+              <w:top w:val="single" w:color="BFBFBF" w:sz="4"/>
+              <w:left w:val="single" w:color="BFBFBF" w:sz="4"/>
+              <w:bottom w:val="single" w:color="BFBFBF" w:sz="4"/>
+              <w:right w:val="single" w:color="BFBFBF" w:sz="4"/>
+            </w:tcBorders>
+            <w:tcMar>
+              <w:top w:type="dxa" w:w="60"/>
+              <w:left w:type="dxa" w:w="100"/>
+              <w:bottom w:type="dxa" w:w="60"/>
+              <w:right w:type="dxa" w:w="100"/>
+            </w:tcMar>
+          </w:tcPr>
+          <w:p>
+            <w:pPr>
+              <w:spacing w:after="0" w:line="276"/>
+            </w:pPr>
+            <w:r>
+              <w:rPr>
+                <w:b w:val="false"/>
+                <w:bCs w:val="false"/>
+                <w:sz w:val="18"/>
+                <w:szCs w:val="18"/>
+              </w:rPr>
+              <w:t xml:space="preserve">0.62</w:t>
+            </w:r>
+          </w:p>
+        </w:tc>
+      </w:tr>
+    </w:tbl>
+    <w:p>
+      <w:pPr>
+        <w:spacing w:after="200" w:before="60"/>
+        <w:jc w:val="center"/>
+      </w:pPr>
+      <w:r>
+        <w:rPr>
+          <w:color w:val="52514E"/>
+          <w:sz w:val="18"/>
+          <w:szCs w:val="18"/>
+        </w:rPr>
+        <w:t xml:space="preserve">표 4. 분류 일치도 (Cohen’s κ, 0.61 이상 상당한 일치 / 0.81 이상 거의 완전한 일치)</w:t>
       </w:r>
     </w:p>
     <w:p>
@@ -2670,7 +3093,7 @@
         <w:rPr>
           <w:color w:val="8A5A00"/>
         </w:rPr>
-        <w:t xml:space="preserve">검증 결과 기입: output/reliability_kappa.csv 의 κ 값(태도·관심사·집값 전망·통장 행동)과 주요 오분류 유형을 여기에 표로 정리할 것.</w:t>
+        <w:t xml:space="preserve">조원 2명의 코딩 시트(reliability_sheet_이름.xlsx)가 들어오면 check_reliability.py score 를 다시 실행해 표 4를 사람·Claude·gpt 비교로 채우고, 주요 오분류 유형을 정리할 것.</w:t>
       </w:r>
     </w:p>
     <w:p>
@@ -2695,7 +3118,7 @@
         <w:t xml:space="preserve">데이터 출처. </w:t>
       </w:r>
       <w:r>
-        <w:t xml:space="preserve">댓글 속 인식과 비교할 주택시장 지표는 공공데이터포털에서 제공하는 한국부동산원·국토교통부 자료를 기본으로 하고(표 4), 최신 수치는 한국부동산원·주택도시보증공사(HUG) 통계를 인용한 언론 보도로 보완하였다(표 9).</w:t>
+        <w:t xml:space="preserve">댓글 속 인식과 비교할 주택시장 지표는 공공데이터포털에서 제공하는 한국부동산원·국토교통부 자료를 기본으로 하고(표 5), 최신 수치는 한국부동산원·주택도시보증공사(HUG) 통계를 인용한 언론 보도로 보완하였다(표 10).</w:t>
       </w:r>
     </w:p>
     <w:tbl>
@@ -3318,7 +3741,7 @@
           <w:sz w:val="18"/>
           <w:szCs w:val="18"/>
         </w:rPr>
-        <w:t xml:space="preserve">표 4. 주택가격 데이터 구성</w:t>
+        <w:t xml:space="preserve">표 5. 주택가격 데이터 구성</w:t>
       </w:r>
     </w:p>
     <w:p>
@@ -3394,7 +3817,7 @@
         <w:jc w:val="both"/>
       </w:pPr>
       <w:r>
-        <w:t xml:space="preserve">분석 대상 댓글 1,045개 가운데 245개(23.4%)는 청약에 대한 판단이 없는 “해당 없음” 댓글이었다. 대부분 특정 정당이나 대통령에 대한 구호, 세대 비난, 짧은 감탄이었다. 나머지 800개의 태도는 표 5와 같다.</w:t>
+        <w:t xml:space="preserve">분석 대상 댓글 1,045개 가운데 245개(23.4%)는 청약에 대한 판단이 없는 “해당 없음” 댓글이었다. 대부분 특정 정당이나 대통령에 대한 구호, 세대 비난, 짧은 감탄이었다. 나머지 800개의 태도는 표 6과 같다.</w:t>
       </w:r>
     </w:p>
     <w:tbl>
@@ -4233,7 +4656,7 @@
           <w:sz w:val="18"/>
           <w:szCs w:val="18"/>
         </w:rPr>
-        <w:t xml:space="preserve">표 5. 청약 관련 댓글의 태도 분포 (LLM 분류, 2026.9.13~9.19)</w:t>
+        <w:t xml:space="preserve">표 6. 청약 관련 댓글의 태도 분포 (LLM 분류, 2026.9.13~9.19)</w:t>
       </w:r>
     </w:p>
     <w:p>
@@ -5639,7 +6062,7 @@
           <w:sz w:val="18"/>
           <w:szCs w:val="18"/>
         </w:rPr>
-        <w:t xml:space="preserve">표 6. 관심사별 언급 빈도와 좋아요 비중 (한 댓글에 여러 관심사가 나올 수 있어 합계는 100%를 넘음, n=1,045)</w:t>
+        <w:t xml:space="preserve">표 7. 관심사별 언급 빈도와 좋아요 비중 (한 댓글에 여러 관심사가 나올 수 있어 합계는 100%를 넘음, n=1,045)</w:t>
       </w:r>
     </w:p>
     <w:p>
@@ -6359,7 +6782,7 @@
           <w:sz w:val="18"/>
           <w:szCs w:val="18"/>
         </w:rPr>
-        <w:t xml:space="preserve">표 7. 집값 전망과 청약통장 행동 의향 (한 댓글이 여러 이유를 말할 수 있음)</w:t>
+        <w:t xml:space="preserve">표 8. 집값 전망과 청약통장 행동 의향 (한 댓글이 여러 이유를 말할 수 있음)</w:t>
       </w:r>
     </w:p>
     <w:p>
@@ -6398,7 +6821,7 @@
         <w:jc w:val="both"/>
       </w:pPr>
       <w:r>
-        <w:t xml:space="preserve">분석 기간 7일 동안 댓글 수는 첫날(9월 13일) 417개로 가장 많았고, 9월 14~15일 473개를 거쳐 9월 16일 이후에는 하루 12~61개로 줄었다(그림 4). 날짜별 댓글 수 차이가 커서 하루 단위 비율은 뒤로 갈수록 흔들리므로, 규모가 비슷하도록 첫날, 둘째·셋째 날, 나머지 나흘의 세 구간으로 묶어 비교하였다(표 8).</w:t>
+        <w:t xml:space="preserve">분석 기간 7일 동안 댓글 수는 첫날(9월 13일) 417개로 가장 많았고, 9월 14~15일 473개를 거쳐 9월 16일 이후에는 하루 12~61개로 줄었다(그림 4). 날짜별 댓글 수 차이가 커서 하루 단위 비율은 뒤로 갈수록 흔들리므로, 규모가 비슷하도록 첫날, 둘째·셋째 날, 나머지 나흘의 세 구간으로 묶어 비교하였다(표 9).</w:t>
       </w:r>
     </w:p>
     <w:p>
@@ -7785,7 +8208,7 @@
           <w:sz w:val="18"/>
           <w:szCs w:val="18"/>
         </w:rPr>
-        <w:t xml:space="preserve">표 8. 구간별 태도와 주요 지표 변화 (태도 비중은 청약 관련 댓글 기준) — 태도×구간 카이제곱 검정 χ²=10.49, p=0.033</w:t>
+        <w:t xml:space="preserve">표 9. 구간별 태도와 주요 지표 변화 (태도 비중은 청약 관련 댓글 기준) — 태도×구간 카이제곱 검정 χ²=10.49, p=0.033</w:t>
       </w:r>
     </w:p>
     <w:p>
@@ -8615,7 +9038,7 @@
           <w:sz w:val="18"/>
           <w:szCs w:val="18"/>
         </w:rPr>
-        <w:t xml:space="preserve">표 9. 주요 주택시장 지표 (보도 자료 기준)</w:t>
+        <w:t xml:space="preserve">표 10. 주요 주택시장 지표 (보도 자료 기준)</w:t>
       </w:r>
     </w:p>
     <w:p>
@@ -9594,7 +10017,7 @@
           <w:sz w:val="18"/>
           <w:szCs w:val="18"/>
         </w:rPr>
-        <w:t xml:space="preserve">표 10. 댓글 속 인식과 주택시장 지표 비교</w:t>
+        <w:t xml:space="preserve">표 11. 댓글 속 인식과 주택시장 지표 비교</w:t>
       </w:r>
     </w:p>
     <w:p>
@@ -9883,7 +10306,7 @@
       <w:r>
         <w:t xml:space="preserve">크랩, 「청약통장 다들 왜 깨고 있을까?」, YouTube, 2026. </w:t>
       </w:r>
-      <w:hyperlink w:history="1" r:id="rIdkrc1rllmmlrixkr2dri8u">
+      <w:hyperlink w:history="1" r:id="rId92jhygxkcrgjxiqbr-hud">
         <w:r>
           <w:rPr>
             <w:rStyle w:val="Hyperlink"/>
@@ -9906,7 +10329,7 @@
       <w:r>
         <w:t xml:space="preserve">뉴스핌, 「“청약 넣어도 부담”…청약통장 4년째 가입보다 해지 많아」, 2026.8.31. </w:t>
       </w:r>
-      <w:hyperlink w:history="1" r:id="rId_suxvct9bceilefvj8fbr">
+      <w:hyperlink w:history="1" r:id="rIdtz8nuun8khjvwqvlm1oa6">
         <w:r>
           <w:rPr>
             <w:rStyle w:val="Hyperlink"/>
@@ -9929,7 +10352,7 @@
       <w:r>
         <w:t xml:space="preserve">한국경제, 「어차피 당첨 안돼 줄줄이 청약통장 찢었다…역대급 상황」, 2026.9.13. </w:t>
       </w:r>
-      <w:hyperlink w:history="1" r:id="rIdin4lpeq91kf_j_yrrywb7">
+      <w:hyperlink w:history="1" r:id="rIdmcwkfaaid41ffezn_q-ab">
         <w:r>
           <w:rPr>
             <w:rStyle w:val="Hyperlink"/>
@@ -9952,7 +10375,7 @@
       <w:r>
         <w:t xml:space="preserve">뉴데일리, 「서울 아파트 평당 분양가 6287만원, 1년 새 34% 급등」, 2026.9.18. </w:t>
       </w:r>
-      <w:hyperlink w:history="1" r:id="rIdnyv1lli4orledvdbzhizu">
+      <w:hyperlink w:history="1" r:id="rIdcut_g0dtpy0inkkpkcpv_">
         <w:r>
           <w:rPr>
             <w:rStyle w:val="Hyperlink"/>
@@ -9975,7 +10398,7 @@
       <w:r>
         <w:t xml:space="preserve">대한민국 정책브리핑, 「서울·경기 12곳 주담대 한도 축소…25억 초과 주택 2억 원까지만」, 2025.10.15. </w:t>
       </w:r>
-      <w:hyperlink w:history="1" r:id="rId69mwnc0jfeulzxkngejhq">
+      <w:hyperlink w:history="1" r:id="rIdsjiu_bwdmbx9-pxsx54qb">
         <w:r>
           <w:rPr>
             <w:rStyle w:val="Hyperlink"/>
@@ -9998,7 +10421,7 @@
       <w:r>
         <w:t xml:space="preserve">글로벌이코노믹, 「서울 아파트 매매·전세 상승률 격차 0.17%P…나란히 7%대 상승」, 2026.9.15. </w:t>
       </w:r>
-      <w:hyperlink w:history="1" r:id="rIddzb5o_y-ekm5isqqptuvl">
+      <w:hyperlink w:history="1" r:id="rId0m6bsa12mpxbjyqaebo-i">
         <w:r>
           <w:rPr>
             <w:rStyle w:val="Hyperlink"/>
@@ -10021,7 +10444,7 @@
       <w:r>
         <w:t xml:space="preserve">국제뉴스, 「한국부동산원, 9월 첫째 주 전국 아파트값 0.08%↑…서울 0.20% 상승」, 2026.9.10. </w:t>
       </w:r>
-      <w:hyperlink w:history="1" r:id="rIdthipo5aioe-tor19u-pt8">
+      <w:hyperlink w:history="1" r:id="rIday2zenzcvyrmvxvl3zjs5">
         <w:r>
           <w:rPr>
             <w:rStyle w:val="Hyperlink"/>
@@ -10044,7 +10467,7 @@
       <w:r>
         <w:t xml:space="preserve">공공데이터포털, 한국부동산원 청약홈 청약통장 전체 가입현황 (15088657) </w:t>
       </w:r>
-      <w:hyperlink w:history="1" r:id="rId14zsm4j6xgubdd-dcdkob">
+      <w:hyperlink w:history="1" r:id="rIdfmujbf89h2usj26smgxdc">
         <w:r>
           <w:rPr>
             <w:rStyle w:val="Hyperlink"/>
@@ -10067,7 +10490,7 @@
       <w:r>
         <w:t xml:space="preserve">공공데이터포털, 한국부동산원 청약홈 청약통장 통계 조회 서비스 (15114369) </w:t>
       </w:r>
-      <w:hyperlink w:history="1" r:id="rIddmvcjbjmitzw0uhha8crl">
+      <w:hyperlink w:history="1" r:id="rIdfomo_wkm7pdxxcdivvrwc">
         <w:r>
           <w:rPr>
             <w:rStyle w:val="Hyperlink"/>
@@ -10090,7 +10513,7 @@
       <w:r>
         <w:t xml:space="preserve">공공데이터포털, 한국부동산원 지역별 청약 신청자·당첨자 정보 (15110975, 15110976) </w:t>
       </w:r>
-      <w:hyperlink w:history="1" r:id="rIdplxikb3xgsp01iaog7gvt">
+      <w:hyperlink w:history="1" r:id="rIdji1mja0t4ppshnqznjerp">
         <w:r>
           <w:rPr>
             <w:rStyle w:val="Hyperlink"/>
@@ -10113,7 +10536,7 @@
       <w:r>
         <w:t xml:space="preserve">공공데이터포털, 한국부동산원 중위매매가격·중위단위매매가격 (15112206, 15112207) </w:t>
       </w:r>
-      <w:hyperlink w:history="1" r:id="rId3ybxexixjrc_c_qukxcah">
+      <w:hyperlink w:history="1" r:id="rIdqzzwd_gttoajinb_aatd0">
         <w:r>
           <w:rPr>
             <w:rStyle w:val="Hyperlink"/>
@@ -10136,7 +10559,7 @@
       <w:r>
         <w:t xml:space="preserve">공공데이터포털, 국토교통부 아파트 매매 실거래가 상세 자료 (15126468) </w:t>
       </w:r>
-      <w:hyperlink w:history="1" r:id="rIdg0z-yy7gvlhni6iy-t58b">
+      <w:hyperlink w:history="1" r:id="rIdwfxk2by4ogbewiqkkpwl3">
         <w:r>
           <w:rPr>
             <w:rStyle w:val="Hyperlink"/>
@@ -10159,7 +10582,7 @@
       <w:r>
         <w:t xml:space="preserve">YouTube Data API v3, CommentThreads: list </w:t>
       </w:r>
-      <w:hyperlink w:history="1" r:id="rId5tlokpavsyki7uzsy_efa">
+      <w:hyperlink w:history="1" r:id="rIdbftwztojbwst0e1znz0sp">
         <w:r>
           <w:rPr>
             <w:rStyle w:val="Hyperlink"/>
@@ -10182,7 +10605,7 @@
       <w:r>
         <w:t xml:space="preserve">OpenRouter, openai/gpt-oss-120b (댓글 분류 모델) </w:t>
       </w:r>
-      <w:hyperlink w:history="1" r:id="rIdgmpkecv-9wsui9ocyrghl">
+      <w:hyperlink w:history="1" r:id="rIdizadbh4xzzqdpdgbupqw8">
         <w:r>
           <w:rPr>
             <w:rStyle w:val="Hyperlink"/>

--- a/output/g4h29mJufpc_20260919T063349180506Z/청약인식_보고서초안_B안.docx
+++ b/output/g4h29mJufpc_20260919T063349180506Z/청약인식_보고서초안_B안.docx
@@ -2650,7 +2650,7 @@
         <w:t xml:space="preserve">신뢰도 검증(Human-in-the-loop). </w:t>
       </w:r>
       <w:r>
-        <w:t xml:space="preserve">LLM 분류가 사람의 판단과 얼마나 일치하는지 확인하기 위해, 분석 기간 댓글 중 무작위로 뽑은 100개를 조원 2명이 LLM 결과를 보지 않은 채 각자 같은 기준(cy-index.txt)으로 분류하였다. 또한 다른 LLM인 Claude(Anthropic)에게도 gpt-oss-120b의 결과를 보여 주지 않고 같은 100개를 같은 기준으로 분류하게 하여, 사람·gpt-oss-120b·Claude 세 분류를 서로 비교하였다. 일치도는 Cohen’s κ로 계산하고, LLM과 판단이 달랐던 댓글은 조원이 함께 검토하여 오분류 유형을 정리하였다(check_reliability.py).</w:t>
+        <w:t xml:space="preserve">LLM 분류가 사람의 판단과 얼마나 일치하는지 확인하기 위해, 분석 기간 댓글 중 무작위로 뽑은 100개를 팀원이 LLM 결과를 보지 않은 채 같은 기준(cy-index.txt)으로 직접 분류하였다. 또한 다른 LLM인 Claude(Anthropic)에게도 gpt-oss-120b의 결과를 보여 주지 않고 같은 100개를 같은 기준으로 분류하게 하여, 사람·gpt-oss-120b·Claude 세 분류를 서로 비교하였다. 일치도는 Cohen’s κ로 계산하고, LLM과 판단이 달랐던 댓글은 조원이 함께 검토하여 오분류 유형을 정리하였다(check_reliability.py).</w:t>
       </w:r>
     </w:p>
     <w:tbl>
@@ -2901,6 +2901,197 @@
                 <w:sz w:val="18"/>
                 <w:szCs w:val="18"/>
               </w:rPr>
+              <w:t xml:space="preserve">사람(팀원) vs gpt-oss-120b</w:t>
+            </w:r>
+          </w:p>
+        </w:tc>
+        <w:tc>
+          <w:tcPr>
+            <w:tcW w:type="dxa" w:w="1225"/>
+            <w:tcBorders>
+              <w:top w:val="single" w:color="BFBFBF" w:sz="4"/>
+              <w:left w:val="single" w:color="BFBFBF" w:sz="4"/>
+              <w:bottom w:val="single" w:color="BFBFBF" w:sz="4"/>
+              <w:right w:val="single" w:color="BFBFBF" w:sz="4"/>
+            </w:tcBorders>
+            <w:tcMar>
+              <w:top w:type="dxa" w:w="60"/>
+              <w:left w:type="dxa" w:w="100"/>
+              <w:bottom w:type="dxa" w:w="60"/>
+              <w:right w:type="dxa" w:w="100"/>
+            </w:tcMar>
+          </w:tcPr>
+          <w:p>
+            <w:pPr>
+              <w:spacing w:after="0" w:line="276"/>
+            </w:pPr>
+            <w:r>
+              <w:rPr>
+                <w:b w:val="false"/>
+                <w:bCs w:val="false"/>
+                <w:sz w:val="18"/>
+                <w:szCs w:val="18"/>
+              </w:rPr>
+              <w:t xml:space="preserve">100</w:t>
+            </w:r>
+          </w:p>
+        </w:tc>
+        <w:tc>
+          <w:tcPr>
+            <w:tcW w:type="dxa" w:w="1225"/>
+            <w:tcBorders>
+              <w:top w:val="single" w:color="BFBFBF" w:sz="4"/>
+              <w:left w:val="single" w:color="BFBFBF" w:sz="4"/>
+              <w:bottom w:val="single" w:color="BFBFBF" w:sz="4"/>
+              <w:right w:val="single" w:color="BFBFBF" w:sz="4"/>
+            </w:tcBorders>
+            <w:tcMar>
+              <w:top w:type="dxa" w:w="60"/>
+              <w:left w:type="dxa" w:w="100"/>
+              <w:bottom w:type="dxa" w:w="60"/>
+              <w:right w:type="dxa" w:w="100"/>
+            </w:tcMar>
+          </w:tcPr>
+          <w:p>
+            <w:pPr>
+              <w:spacing w:after="0" w:line="276"/>
+            </w:pPr>
+            <w:r>
+              <w:rPr>
+                <w:b w:val="false"/>
+                <w:bCs w:val="false"/>
+                <w:sz w:val="18"/>
+                <w:szCs w:val="18"/>
+              </w:rPr>
+              <w:t xml:space="preserve">0.59</w:t>
+            </w:r>
+          </w:p>
+        </w:tc>
+        <w:tc>
+          <w:tcPr>
+            <w:tcW w:type="dxa" w:w="1225"/>
+            <w:tcBorders>
+              <w:top w:val="single" w:color="BFBFBF" w:sz="4"/>
+              <w:left w:val="single" w:color="BFBFBF" w:sz="4"/>
+              <w:bottom w:val="single" w:color="BFBFBF" w:sz="4"/>
+              <w:right w:val="single" w:color="BFBFBF" w:sz="4"/>
+            </w:tcBorders>
+            <w:tcMar>
+              <w:top w:type="dxa" w:w="60"/>
+              <w:left w:type="dxa" w:w="100"/>
+              <w:bottom w:type="dxa" w:w="60"/>
+              <w:right w:type="dxa" w:w="100"/>
+            </w:tcMar>
+          </w:tcPr>
+          <w:p>
+            <w:pPr>
+              <w:spacing w:after="0" w:line="276"/>
+            </w:pPr>
+            <w:r>
+              <w:rPr>
+                <w:b w:val="false"/>
+                <w:bCs w:val="false"/>
+                <w:sz w:val="18"/>
+                <w:szCs w:val="18"/>
+              </w:rPr>
+              <w:t xml:space="preserve">0.71</w:t>
+            </w:r>
+          </w:p>
+        </w:tc>
+        <w:tc>
+          <w:tcPr>
+            <w:tcW w:type="dxa" w:w="1226"/>
+            <w:tcBorders>
+              <w:top w:val="single" w:color="BFBFBF" w:sz="4"/>
+              <w:left w:val="single" w:color="BFBFBF" w:sz="4"/>
+              <w:bottom w:val="single" w:color="BFBFBF" w:sz="4"/>
+              <w:right w:val="single" w:color="BFBFBF" w:sz="4"/>
+            </w:tcBorders>
+            <w:tcMar>
+              <w:top w:type="dxa" w:w="60"/>
+              <w:left w:type="dxa" w:w="100"/>
+              <w:bottom w:type="dxa" w:w="60"/>
+              <w:right w:type="dxa" w:w="100"/>
+            </w:tcMar>
+          </w:tcPr>
+          <w:p>
+            <w:pPr>
+              <w:spacing w:after="0" w:line="276"/>
+            </w:pPr>
+            <w:r>
+              <w:rPr>
+                <w:b w:val="false"/>
+                <w:bCs w:val="false"/>
+                <w:sz w:val="18"/>
+                <w:szCs w:val="18"/>
+              </w:rPr>
+              <w:t xml:space="preserve">0.66</w:t>
+            </w:r>
+          </w:p>
+        </w:tc>
+        <w:tc>
+          <w:tcPr>
+            <w:tcW w:type="dxa" w:w="1225"/>
+            <w:tcBorders>
+              <w:top w:val="single" w:color="BFBFBF" w:sz="4"/>
+              <w:left w:val="single" w:color="BFBFBF" w:sz="4"/>
+              <w:bottom w:val="single" w:color="BFBFBF" w:sz="4"/>
+              <w:right w:val="single" w:color="BFBFBF" w:sz="4"/>
+            </w:tcBorders>
+            <w:tcMar>
+              <w:top w:type="dxa" w:w="60"/>
+              <w:left w:type="dxa" w:w="100"/>
+              <w:bottom w:type="dxa" w:w="60"/>
+              <w:right w:type="dxa" w:w="100"/>
+            </w:tcMar>
+          </w:tcPr>
+          <w:p>
+            <w:pPr>
+              <w:spacing w:after="0" w:line="276"/>
+            </w:pPr>
+            <w:r>
+              <w:rPr>
+                <w:b w:val="false"/>
+                <w:bCs w:val="false"/>
+                <w:sz w:val="18"/>
+                <w:szCs w:val="18"/>
+              </w:rPr>
+              <w:t xml:space="preserve">0.73</w:t>
+            </w:r>
+          </w:p>
+        </w:tc>
+      </w:tr>
+      <w:tr>
+        <w:trPr>
+          <w:tblHeader w:val="false"/>
+        </w:trPr>
+        <w:tc>
+          <w:tcPr>
+            <w:tcW w:type="dxa" w:w="2900"/>
+            <w:tcBorders>
+              <w:top w:val="single" w:color="BFBFBF" w:sz="4"/>
+              <w:left w:val="single" w:color="BFBFBF" w:sz="4"/>
+              <w:bottom w:val="single" w:color="BFBFBF" w:sz="4"/>
+              <w:right w:val="single" w:color="BFBFBF" w:sz="4"/>
+            </w:tcBorders>
+            <w:tcMar>
+              <w:top w:type="dxa" w:w="60"/>
+              <w:left w:type="dxa" w:w="100"/>
+              <w:bottom w:type="dxa" w:w="60"/>
+              <w:right w:type="dxa" w:w="100"/>
+            </w:tcMar>
+          </w:tcPr>
+          <w:p>
+            <w:pPr>
+              <w:spacing w:after="0" w:line="276"/>
+            </w:pPr>
+            <w:r>
+              <w:rPr>
+                <w:b w:val="false"/>
+                <w:bCs w:val="false"/>
+                <w:sz w:val="18"/>
+                <w:szCs w:val="18"/>
+              </w:rPr>
               <w:t xml:space="preserve">Claude vs gpt-oss-120b</w:t>
             </w:r>
           </w:p>
@@ -3057,6 +3248,197 @@
                 <w:szCs w:val="18"/>
               </w:rPr>
               <w:t xml:space="preserve">0.62</w:t>
+            </w:r>
+          </w:p>
+        </w:tc>
+      </w:tr>
+      <w:tr>
+        <w:trPr>
+          <w:tblHeader w:val="false"/>
+        </w:trPr>
+        <w:tc>
+          <w:tcPr>
+            <w:tcW w:type="dxa" w:w="2900"/>
+            <w:tcBorders>
+              <w:top w:val="single" w:color="BFBFBF" w:sz="4"/>
+              <w:left w:val="single" w:color="BFBFBF" w:sz="4"/>
+              <w:bottom w:val="single" w:color="BFBFBF" w:sz="4"/>
+              <w:right w:val="single" w:color="BFBFBF" w:sz="4"/>
+            </w:tcBorders>
+            <w:tcMar>
+              <w:top w:type="dxa" w:w="60"/>
+              <w:left w:type="dxa" w:w="100"/>
+              <w:bottom w:type="dxa" w:w="60"/>
+              <w:right w:type="dxa" w:w="100"/>
+            </w:tcMar>
+          </w:tcPr>
+          <w:p>
+            <w:pPr>
+              <w:spacing w:after="0" w:line="276"/>
+            </w:pPr>
+            <w:r>
+              <w:rPr>
+                <w:b w:val="false"/>
+                <w:bCs w:val="false"/>
+                <w:sz w:val="18"/>
+                <w:szCs w:val="18"/>
+              </w:rPr>
+              <w:t xml:space="preserve">사람(팀원) vs Claude</w:t>
+            </w:r>
+          </w:p>
+        </w:tc>
+        <w:tc>
+          <w:tcPr>
+            <w:tcW w:type="dxa" w:w="1225"/>
+            <w:tcBorders>
+              <w:top w:val="single" w:color="BFBFBF" w:sz="4"/>
+              <w:left w:val="single" w:color="BFBFBF" w:sz="4"/>
+              <w:bottom w:val="single" w:color="BFBFBF" w:sz="4"/>
+              <w:right w:val="single" w:color="BFBFBF" w:sz="4"/>
+            </w:tcBorders>
+            <w:tcMar>
+              <w:top w:type="dxa" w:w="60"/>
+              <w:left w:type="dxa" w:w="100"/>
+              <w:bottom w:type="dxa" w:w="60"/>
+              <w:right w:type="dxa" w:w="100"/>
+            </w:tcMar>
+          </w:tcPr>
+          <w:p>
+            <w:pPr>
+              <w:spacing w:after="0" w:line="276"/>
+            </w:pPr>
+            <w:r>
+              <w:rPr>
+                <w:b w:val="false"/>
+                <w:bCs w:val="false"/>
+                <w:sz w:val="18"/>
+                <w:szCs w:val="18"/>
+              </w:rPr>
+              <w:t xml:space="preserve">100</w:t>
+            </w:r>
+          </w:p>
+        </w:tc>
+        <w:tc>
+          <w:tcPr>
+            <w:tcW w:type="dxa" w:w="1225"/>
+            <w:tcBorders>
+              <w:top w:val="single" w:color="BFBFBF" w:sz="4"/>
+              <w:left w:val="single" w:color="BFBFBF" w:sz="4"/>
+              <w:bottom w:val="single" w:color="BFBFBF" w:sz="4"/>
+              <w:right w:val="single" w:color="BFBFBF" w:sz="4"/>
+            </w:tcBorders>
+            <w:tcMar>
+              <w:top w:type="dxa" w:w="60"/>
+              <w:left w:type="dxa" w:w="100"/>
+              <w:bottom w:type="dxa" w:w="60"/>
+              <w:right w:type="dxa" w:w="100"/>
+            </w:tcMar>
+          </w:tcPr>
+          <w:p>
+            <w:pPr>
+              <w:spacing w:after="0" w:line="276"/>
+            </w:pPr>
+            <w:r>
+              <w:rPr>
+                <w:b w:val="false"/>
+                <w:bCs w:val="false"/>
+                <w:sz w:val="18"/>
+                <w:szCs w:val="18"/>
+              </w:rPr>
+              <w:t xml:space="preserve">0.67</w:t>
+            </w:r>
+          </w:p>
+        </w:tc>
+        <w:tc>
+          <w:tcPr>
+            <w:tcW w:type="dxa" w:w="1225"/>
+            <w:tcBorders>
+              <w:top w:val="single" w:color="BFBFBF" w:sz="4"/>
+              <w:left w:val="single" w:color="BFBFBF" w:sz="4"/>
+              <w:bottom w:val="single" w:color="BFBFBF" w:sz="4"/>
+              <w:right w:val="single" w:color="BFBFBF" w:sz="4"/>
+            </w:tcBorders>
+            <w:tcMar>
+              <w:top w:type="dxa" w:w="60"/>
+              <w:left w:type="dxa" w:w="100"/>
+              <w:bottom w:type="dxa" w:w="60"/>
+              <w:right w:type="dxa" w:w="100"/>
+            </w:tcMar>
+          </w:tcPr>
+          <w:p>
+            <w:pPr>
+              <w:spacing w:after="0" w:line="276"/>
+            </w:pPr>
+            <w:r>
+              <w:rPr>
+                <w:b w:val="false"/>
+                <w:bCs w:val="false"/>
+                <w:sz w:val="18"/>
+                <w:szCs w:val="18"/>
+              </w:rPr>
+              <w:t xml:space="preserve">0.80</w:t>
+            </w:r>
+          </w:p>
+        </w:tc>
+        <w:tc>
+          <w:tcPr>
+            <w:tcW w:type="dxa" w:w="1226"/>
+            <w:tcBorders>
+              <w:top w:val="single" w:color="BFBFBF" w:sz="4"/>
+              <w:left w:val="single" w:color="BFBFBF" w:sz="4"/>
+              <w:bottom w:val="single" w:color="BFBFBF" w:sz="4"/>
+              <w:right w:val="single" w:color="BFBFBF" w:sz="4"/>
+            </w:tcBorders>
+            <w:tcMar>
+              <w:top w:type="dxa" w:w="60"/>
+              <w:left w:type="dxa" w:w="100"/>
+              <w:bottom w:type="dxa" w:w="60"/>
+              <w:right w:type="dxa" w:w="100"/>
+            </w:tcMar>
+          </w:tcPr>
+          <w:p>
+            <w:pPr>
+              <w:spacing w:after="0" w:line="276"/>
+            </w:pPr>
+            <w:r>
+              <w:rPr>
+                <w:b w:val="false"/>
+                <w:bCs w:val="false"/>
+                <w:sz w:val="18"/>
+                <w:szCs w:val="18"/>
+              </w:rPr>
+              <w:t xml:space="preserve">1.00</w:t>
+            </w:r>
+          </w:p>
+        </w:tc>
+        <w:tc>
+          <w:tcPr>
+            <w:tcW w:type="dxa" w:w="1225"/>
+            <w:tcBorders>
+              <w:top w:val="single" w:color="BFBFBF" w:sz="4"/>
+              <w:left w:val="single" w:color="BFBFBF" w:sz="4"/>
+              <w:bottom w:val="single" w:color="BFBFBF" w:sz="4"/>
+              <w:right w:val="single" w:color="BFBFBF" w:sz="4"/>
+            </w:tcBorders>
+            <w:tcMar>
+              <w:top w:type="dxa" w:w="60"/>
+              <w:left w:type="dxa" w:w="100"/>
+              <w:bottom w:type="dxa" w:w="60"/>
+              <w:right w:type="dxa" w:w="100"/>
+            </w:tcMar>
+          </w:tcPr>
+          <w:p>
+            <w:pPr>
+              <w:spacing w:after="0" w:line="276"/>
+            </w:pPr>
+            <w:r>
+              <w:rPr>
+                <w:b w:val="false"/>
+                <w:bCs w:val="false"/>
+                <w:sz w:val="18"/>
+                <w:szCs w:val="18"/>
+              </w:rPr>
+              <w:t xml:space="preserve">0.85</w:t>
             </w:r>
           </w:p>
         </w:tc>
@@ -3078,6 +3460,705 @@
     </w:p>
     <w:p>
       <w:pPr>
+        <w:spacing w:after="120" w:line="320"/>
+        <w:ind w:firstLine="280"/>
+        <w:jc w:val="both"/>
+      </w:pPr>
+      <w:r>
+        <w:t xml:space="preserve">검증 결과, 사람(팀원)과 두 LLM의 일치도는 모든 항목에서 “보통” 이상이었다(표 4). 사람과 Claude는 태도 κ=0.67, 통장 행동 κ=0.85로 가장 잘 맞았고, 본 분석에 쓴 gpt-oss-120b는 사람과 태도 κ=0.59, 관심사 κ=0.71, 통장 행동 κ=0.73이었다. 세 분류가 태도를 모두 똑같이 판단한 댓글은 100개 중 68개였으며, 셋 중 하나만 다르게 판단한 경우는 gpt-oss-120b가 15개로 가장 많았다(Claude 9개, 사람 7개).</w:t>
+      </w:r>
+    </w:p>
+    <w:tbl>
+      <w:tblPr>
+        <w:tblW w:type="dxa" w:w="9026"/>
+        <w:tblBorders>
+          <w:top w:val="single" w:color="auto" w:sz="4"/>
+          <w:left w:val="single" w:color="auto" w:sz="4"/>
+          <w:bottom w:val="single" w:color="auto" w:sz="4"/>
+          <w:right w:val="single" w:color="auto" w:sz="4"/>
+          <w:insideH w:val="single" w:color="auto" w:sz="4"/>
+          <w:insideV w:val="single" w:color="auto" w:sz="4"/>
+        </w:tblBorders>
+      </w:tblPr>
+      <w:tblGrid>
+        <w:gridCol w:w="2600"/>
+        <w:gridCol w:w="1600"/>
+        <w:gridCol w:w="1600"/>
+        <w:gridCol w:w="1600"/>
+        <w:gridCol w:w="1626"/>
+      </w:tblGrid>
+      <w:tr>
+        <w:trPr>
+          <w:tblHeader/>
+        </w:trPr>
+        <w:tc>
+          <w:tcPr>
+            <w:tcW w:type="dxa" w:w="2600"/>
+            <w:tcBorders>
+              <w:top w:val="single" w:color="BFBFBF" w:sz="4"/>
+              <w:left w:val="single" w:color="BFBFBF" w:sz="4"/>
+              <w:bottom w:val="single" w:color="BFBFBF" w:sz="4"/>
+              <w:right w:val="single" w:color="BFBFBF" w:sz="4"/>
+            </w:tcBorders>
+            <w:shd w:fill="E8EEF7" w:val="clear"/>
+            <w:tcMar>
+              <w:top w:type="dxa" w:w="60"/>
+              <w:left w:type="dxa" w:w="100"/>
+              <w:bottom w:type="dxa" w:w="60"/>
+              <w:right w:type="dxa" w:w="100"/>
+            </w:tcMar>
+          </w:tcPr>
+          <w:p>
+            <w:pPr>
+              <w:spacing w:after="0" w:line="276"/>
+            </w:pPr>
+            <w:r>
+              <w:rPr>
+                <w:b/>
+                <w:bCs/>
+                <w:sz w:val="18"/>
+                <w:szCs w:val="18"/>
+              </w:rPr>
+              <w:t xml:space="preserve">태도 (100개 중)</w:t>
+            </w:r>
+          </w:p>
+        </w:tc>
+        <w:tc>
+          <w:tcPr>
+            <w:tcW w:type="dxa" w:w="1600"/>
+            <w:tcBorders>
+              <w:top w:val="single" w:color="BFBFBF" w:sz="4"/>
+              <w:left w:val="single" w:color="BFBFBF" w:sz="4"/>
+              <w:bottom w:val="single" w:color="BFBFBF" w:sz="4"/>
+              <w:right w:val="single" w:color="BFBFBF" w:sz="4"/>
+            </w:tcBorders>
+            <w:shd w:fill="E8EEF7" w:val="clear"/>
+            <w:tcMar>
+              <w:top w:type="dxa" w:w="60"/>
+              <w:left w:type="dxa" w:w="100"/>
+              <w:bottom w:type="dxa" w:w="60"/>
+              <w:right w:type="dxa" w:w="100"/>
+            </w:tcMar>
+          </w:tcPr>
+          <w:p>
+            <w:pPr>
+              <w:spacing w:after="0" w:line="276"/>
+            </w:pPr>
+            <w:r>
+              <w:rPr>
+                <w:b/>
+                <w:bCs/>
+                <w:sz w:val="18"/>
+                <w:szCs w:val="18"/>
+              </w:rPr>
+              <w:t xml:space="preserve">부정</w:t>
+            </w:r>
+          </w:p>
+        </w:tc>
+        <w:tc>
+          <w:tcPr>
+            <w:tcW w:type="dxa" w:w="1600"/>
+            <w:tcBorders>
+              <w:top w:val="single" w:color="BFBFBF" w:sz="4"/>
+              <w:left w:val="single" w:color="BFBFBF" w:sz="4"/>
+              <w:bottom w:val="single" w:color="BFBFBF" w:sz="4"/>
+              <w:right w:val="single" w:color="BFBFBF" w:sz="4"/>
+            </w:tcBorders>
+            <w:shd w:fill="E8EEF7" w:val="clear"/>
+            <w:tcMar>
+              <w:top w:type="dxa" w:w="60"/>
+              <w:left w:type="dxa" w:w="100"/>
+              <w:bottom w:type="dxa" w:w="60"/>
+              <w:right w:type="dxa" w:w="100"/>
+            </w:tcMar>
+          </w:tcPr>
+          <w:p>
+            <w:pPr>
+              <w:spacing w:after="0" w:line="276"/>
+            </w:pPr>
+            <w:r>
+              <w:rPr>
+                <w:b/>
+                <w:bCs/>
+                <w:sz w:val="18"/>
+                <w:szCs w:val="18"/>
+              </w:rPr>
+              <w:t xml:space="preserve">양가</w:t>
+            </w:r>
+          </w:p>
+        </w:tc>
+        <w:tc>
+          <w:tcPr>
+            <w:tcW w:type="dxa" w:w="1600"/>
+            <w:tcBorders>
+              <w:top w:val="single" w:color="BFBFBF" w:sz="4"/>
+              <w:left w:val="single" w:color="BFBFBF" w:sz="4"/>
+              <w:bottom w:val="single" w:color="BFBFBF" w:sz="4"/>
+              <w:right w:val="single" w:color="BFBFBF" w:sz="4"/>
+            </w:tcBorders>
+            <w:shd w:fill="E8EEF7" w:val="clear"/>
+            <w:tcMar>
+              <w:top w:type="dxa" w:w="60"/>
+              <w:left w:type="dxa" w:w="100"/>
+              <w:bottom w:type="dxa" w:w="60"/>
+              <w:right w:type="dxa" w:w="100"/>
+            </w:tcMar>
+          </w:tcPr>
+          <w:p>
+            <w:pPr>
+              <w:spacing w:after="0" w:line="276"/>
+            </w:pPr>
+            <w:r>
+              <w:rPr>
+                <w:b/>
+                <w:bCs/>
+                <w:sz w:val="18"/>
+                <w:szCs w:val="18"/>
+              </w:rPr>
+              <w:t xml:space="preserve">긍정</w:t>
+            </w:r>
+          </w:p>
+        </w:tc>
+        <w:tc>
+          <w:tcPr>
+            <w:tcW w:type="dxa" w:w="1626"/>
+            <w:tcBorders>
+              <w:top w:val="single" w:color="BFBFBF" w:sz="4"/>
+              <w:left w:val="single" w:color="BFBFBF" w:sz="4"/>
+              <w:bottom w:val="single" w:color="BFBFBF" w:sz="4"/>
+              <w:right w:val="single" w:color="BFBFBF" w:sz="4"/>
+            </w:tcBorders>
+            <w:shd w:fill="E8EEF7" w:val="clear"/>
+            <w:tcMar>
+              <w:top w:type="dxa" w:w="60"/>
+              <w:left w:type="dxa" w:w="100"/>
+              <w:bottom w:type="dxa" w:w="60"/>
+              <w:right w:type="dxa" w:w="100"/>
+            </w:tcMar>
+          </w:tcPr>
+          <w:p>
+            <w:pPr>
+              <w:spacing w:after="0" w:line="276"/>
+            </w:pPr>
+            <w:r>
+              <w:rPr>
+                <w:b/>
+                <w:bCs/>
+                <w:sz w:val="18"/>
+                <w:szCs w:val="18"/>
+              </w:rPr>
+              <w:t xml:space="preserve">해당 없음</w:t>
+            </w:r>
+          </w:p>
+        </w:tc>
+      </w:tr>
+      <w:tr>
+        <w:trPr>
+          <w:tblHeader w:val="false"/>
+        </w:trPr>
+        <w:tc>
+          <w:tcPr>
+            <w:tcW w:type="dxa" w:w="2600"/>
+            <w:tcBorders>
+              <w:top w:val="single" w:color="BFBFBF" w:sz="4"/>
+              <w:left w:val="single" w:color="BFBFBF" w:sz="4"/>
+              <w:bottom w:val="single" w:color="BFBFBF" w:sz="4"/>
+              <w:right w:val="single" w:color="BFBFBF" w:sz="4"/>
+            </w:tcBorders>
+            <w:tcMar>
+              <w:top w:type="dxa" w:w="60"/>
+              <w:left w:type="dxa" w:w="100"/>
+              <w:bottom w:type="dxa" w:w="60"/>
+              <w:right w:type="dxa" w:w="100"/>
+            </w:tcMar>
+          </w:tcPr>
+          <w:p>
+            <w:pPr>
+              <w:spacing w:after="0" w:line="276"/>
+            </w:pPr>
+            <w:r>
+              <w:rPr>
+                <w:b w:val="false"/>
+                <w:bCs w:val="false"/>
+                <w:sz w:val="18"/>
+                <w:szCs w:val="18"/>
+              </w:rPr>
+              <w:t xml:space="preserve">사람(팀원)</w:t>
+            </w:r>
+          </w:p>
+        </w:tc>
+        <w:tc>
+          <w:tcPr>
+            <w:tcW w:type="dxa" w:w="1600"/>
+            <w:tcBorders>
+              <w:top w:val="single" w:color="BFBFBF" w:sz="4"/>
+              <w:left w:val="single" w:color="BFBFBF" w:sz="4"/>
+              <w:bottom w:val="single" w:color="BFBFBF" w:sz="4"/>
+              <w:right w:val="single" w:color="BFBFBF" w:sz="4"/>
+            </w:tcBorders>
+            <w:tcMar>
+              <w:top w:type="dxa" w:w="60"/>
+              <w:left w:type="dxa" w:w="100"/>
+              <w:bottom w:type="dxa" w:w="60"/>
+              <w:right w:type="dxa" w:w="100"/>
+            </w:tcMar>
+          </w:tcPr>
+          <w:p>
+            <w:pPr>
+              <w:spacing w:after="0" w:line="276"/>
+            </w:pPr>
+            <w:r>
+              <w:rPr>
+                <w:b w:val="false"/>
+                <w:bCs w:val="false"/>
+                <w:sz w:val="18"/>
+                <w:szCs w:val="18"/>
+              </w:rPr>
+              <w:t xml:space="preserve">70</w:t>
+            </w:r>
+          </w:p>
+        </w:tc>
+        <w:tc>
+          <w:tcPr>
+            <w:tcW w:type="dxa" w:w="1600"/>
+            <w:tcBorders>
+              <w:top w:val="single" w:color="BFBFBF" w:sz="4"/>
+              <w:left w:val="single" w:color="BFBFBF" w:sz="4"/>
+              <w:bottom w:val="single" w:color="BFBFBF" w:sz="4"/>
+              <w:right w:val="single" w:color="BFBFBF" w:sz="4"/>
+            </w:tcBorders>
+            <w:tcMar>
+              <w:top w:type="dxa" w:w="60"/>
+              <w:left w:type="dxa" w:w="100"/>
+              <w:bottom w:type="dxa" w:w="60"/>
+              <w:right w:type="dxa" w:w="100"/>
+            </w:tcMar>
+          </w:tcPr>
+          <w:p>
+            <w:pPr>
+              <w:spacing w:after="0" w:line="276"/>
+            </w:pPr>
+            <w:r>
+              <w:rPr>
+                <w:b w:val="false"/>
+                <w:bCs w:val="false"/>
+                <w:sz w:val="18"/>
+                <w:szCs w:val="18"/>
+              </w:rPr>
+              <w:t xml:space="preserve">9</w:t>
+            </w:r>
+          </w:p>
+        </w:tc>
+        <w:tc>
+          <w:tcPr>
+            <w:tcW w:type="dxa" w:w="1600"/>
+            <w:tcBorders>
+              <w:top w:val="single" w:color="BFBFBF" w:sz="4"/>
+              <w:left w:val="single" w:color="BFBFBF" w:sz="4"/>
+              <w:bottom w:val="single" w:color="BFBFBF" w:sz="4"/>
+              <w:right w:val="single" w:color="BFBFBF" w:sz="4"/>
+            </w:tcBorders>
+            <w:tcMar>
+              <w:top w:type="dxa" w:w="60"/>
+              <w:left w:type="dxa" w:w="100"/>
+              <w:bottom w:type="dxa" w:w="60"/>
+              <w:right w:type="dxa" w:w="100"/>
+            </w:tcMar>
+          </w:tcPr>
+          <w:p>
+            <w:pPr>
+              <w:spacing w:after="0" w:line="276"/>
+            </w:pPr>
+            <w:r>
+              <w:rPr>
+                <w:b w:val="false"/>
+                <w:bCs w:val="false"/>
+                <w:sz w:val="18"/>
+                <w:szCs w:val="18"/>
+              </w:rPr>
+              <w:t xml:space="preserve">4</w:t>
+            </w:r>
+          </w:p>
+        </w:tc>
+        <w:tc>
+          <w:tcPr>
+            <w:tcW w:type="dxa" w:w="1626"/>
+            <w:tcBorders>
+              <w:top w:val="single" w:color="BFBFBF" w:sz="4"/>
+              <w:left w:val="single" w:color="BFBFBF" w:sz="4"/>
+              <w:bottom w:val="single" w:color="BFBFBF" w:sz="4"/>
+              <w:right w:val="single" w:color="BFBFBF" w:sz="4"/>
+            </w:tcBorders>
+            <w:tcMar>
+              <w:top w:type="dxa" w:w="60"/>
+              <w:left w:type="dxa" w:w="100"/>
+              <w:bottom w:type="dxa" w:w="60"/>
+              <w:right w:type="dxa" w:w="100"/>
+            </w:tcMar>
+          </w:tcPr>
+          <w:p>
+            <w:pPr>
+              <w:spacing w:after="0" w:line="276"/>
+            </w:pPr>
+            <w:r>
+              <w:rPr>
+                <w:b w:val="false"/>
+                <w:bCs w:val="false"/>
+                <w:sz w:val="18"/>
+                <w:szCs w:val="18"/>
+              </w:rPr>
+              <w:t xml:space="preserve">17</w:t>
+            </w:r>
+          </w:p>
+        </w:tc>
+      </w:tr>
+      <w:tr>
+        <w:trPr>
+          <w:tblHeader w:val="false"/>
+        </w:trPr>
+        <w:tc>
+          <w:tcPr>
+            <w:tcW w:type="dxa" w:w="2600"/>
+            <w:tcBorders>
+              <w:top w:val="single" w:color="BFBFBF" w:sz="4"/>
+              <w:left w:val="single" w:color="BFBFBF" w:sz="4"/>
+              <w:bottom w:val="single" w:color="BFBFBF" w:sz="4"/>
+              <w:right w:val="single" w:color="BFBFBF" w:sz="4"/>
+            </w:tcBorders>
+            <w:tcMar>
+              <w:top w:type="dxa" w:w="60"/>
+              <w:left w:type="dxa" w:w="100"/>
+              <w:bottom w:type="dxa" w:w="60"/>
+              <w:right w:type="dxa" w:w="100"/>
+            </w:tcMar>
+          </w:tcPr>
+          <w:p>
+            <w:pPr>
+              <w:spacing w:after="0" w:line="276"/>
+            </w:pPr>
+            <w:r>
+              <w:rPr>
+                <w:b w:val="false"/>
+                <w:bCs w:val="false"/>
+                <w:sz w:val="18"/>
+                <w:szCs w:val="18"/>
+              </w:rPr>
+              <w:t xml:space="preserve">Claude</w:t>
+            </w:r>
+          </w:p>
+        </w:tc>
+        <w:tc>
+          <w:tcPr>
+            <w:tcW w:type="dxa" w:w="1600"/>
+            <w:tcBorders>
+              <w:top w:val="single" w:color="BFBFBF" w:sz="4"/>
+              <w:left w:val="single" w:color="BFBFBF" w:sz="4"/>
+              <w:bottom w:val="single" w:color="BFBFBF" w:sz="4"/>
+              <w:right w:val="single" w:color="BFBFBF" w:sz="4"/>
+            </w:tcBorders>
+            <w:tcMar>
+              <w:top w:type="dxa" w:w="60"/>
+              <w:left w:type="dxa" w:w="100"/>
+              <w:bottom w:type="dxa" w:w="60"/>
+              <w:right w:type="dxa" w:w="100"/>
+            </w:tcMar>
+          </w:tcPr>
+          <w:p>
+            <w:pPr>
+              <w:spacing w:after="0" w:line="276"/>
+            </w:pPr>
+            <w:r>
+              <w:rPr>
+                <w:b w:val="false"/>
+                <w:bCs w:val="false"/>
+                <w:sz w:val="18"/>
+                <w:szCs w:val="18"/>
+              </w:rPr>
+              <w:t xml:space="preserve">62</w:t>
+            </w:r>
+          </w:p>
+        </w:tc>
+        <w:tc>
+          <w:tcPr>
+            <w:tcW w:type="dxa" w:w="1600"/>
+            <w:tcBorders>
+              <w:top w:val="single" w:color="BFBFBF" w:sz="4"/>
+              <w:left w:val="single" w:color="BFBFBF" w:sz="4"/>
+              <w:bottom w:val="single" w:color="BFBFBF" w:sz="4"/>
+              <w:right w:val="single" w:color="BFBFBF" w:sz="4"/>
+            </w:tcBorders>
+            <w:tcMar>
+              <w:top w:type="dxa" w:w="60"/>
+              <w:left w:type="dxa" w:w="100"/>
+              <w:bottom w:type="dxa" w:w="60"/>
+              <w:right w:type="dxa" w:w="100"/>
+            </w:tcMar>
+          </w:tcPr>
+          <w:p>
+            <w:pPr>
+              <w:spacing w:after="0" w:line="276"/>
+            </w:pPr>
+            <w:r>
+              <w:rPr>
+                <w:b w:val="false"/>
+                <w:bCs w:val="false"/>
+                <w:sz w:val="18"/>
+                <w:szCs w:val="18"/>
+              </w:rPr>
+              <w:t xml:space="preserve">9</w:t>
+            </w:r>
+          </w:p>
+        </w:tc>
+        <w:tc>
+          <w:tcPr>
+            <w:tcW w:type="dxa" w:w="1600"/>
+            <w:tcBorders>
+              <w:top w:val="single" w:color="BFBFBF" w:sz="4"/>
+              <w:left w:val="single" w:color="BFBFBF" w:sz="4"/>
+              <w:bottom w:val="single" w:color="BFBFBF" w:sz="4"/>
+              <w:right w:val="single" w:color="BFBFBF" w:sz="4"/>
+            </w:tcBorders>
+            <w:tcMar>
+              <w:top w:type="dxa" w:w="60"/>
+              <w:left w:type="dxa" w:w="100"/>
+              <w:bottom w:type="dxa" w:w="60"/>
+              <w:right w:type="dxa" w:w="100"/>
+            </w:tcMar>
+          </w:tcPr>
+          <w:p>
+            <w:pPr>
+              <w:spacing w:after="0" w:line="276"/>
+            </w:pPr>
+            <w:r>
+              <w:rPr>
+                <w:b w:val="false"/>
+                <w:bCs w:val="false"/>
+                <w:sz w:val="18"/>
+                <w:szCs w:val="18"/>
+              </w:rPr>
+              <w:t xml:space="preserve">6</w:t>
+            </w:r>
+          </w:p>
+        </w:tc>
+        <w:tc>
+          <w:tcPr>
+            <w:tcW w:type="dxa" w:w="1626"/>
+            <w:tcBorders>
+              <w:top w:val="single" w:color="BFBFBF" w:sz="4"/>
+              <w:left w:val="single" w:color="BFBFBF" w:sz="4"/>
+              <w:bottom w:val="single" w:color="BFBFBF" w:sz="4"/>
+              <w:right w:val="single" w:color="BFBFBF" w:sz="4"/>
+            </w:tcBorders>
+            <w:tcMar>
+              <w:top w:type="dxa" w:w="60"/>
+              <w:left w:type="dxa" w:w="100"/>
+              <w:bottom w:type="dxa" w:w="60"/>
+              <w:right w:type="dxa" w:w="100"/>
+            </w:tcMar>
+          </w:tcPr>
+          <w:p>
+            <w:pPr>
+              <w:spacing w:after="0" w:line="276"/>
+            </w:pPr>
+            <w:r>
+              <w:rPr>
+                <w:b w:val="false"/>
+                <w:bCs w:val="false"/>
+                <w:sz w:val="18"/>
+                <w:szCs w:val="18"/>
+              </w:rPr>
+              <w:t xml:space="preserve">23</w:t>
+            </w:r>
+          </w:p>
+        </w:tc>
+      </w:tr>
+      <w:tr>
+        <w:trPr>
+          <w:tblHeader w:val="false"/>
+        </w:trPr>
+        <w:tc>
+          <w:tcPr>
+            <w:tcW w:type="dxa" w:w="2600"/>
+            <w:tcBorders>
+              <w:top w:val="single" w:color="BFBFBF" w:sz="4"/>
+              <w:left w:val="single" w:color="BFBFBF" w:sz="4"/>
+              <w:bottom w:val="single" w:color="BFBFBF" w:sz="4"/>
+              <w:right w:val="single" w:color="BFBFBF" w:sz="4"/>
+            </w:tcBorders>
+            <w:tcMar>
+              <w:top w:type="dxa" w:w="60"/>
+              <w:left w:type="dxa" w:w="100"/>
+              <w:bottom w:type="dxa" w:w="60"/>
+              <w:right w:type="dxa" w:w="100"/>
+            </w:tcMar>
+          </w:tcPr>
+          <w:p>
+            <w:pPr>
+              <w:spacing w:after="0" w:line="276"/>
+            </w:pPr>
+            <w:r>
+              <w:rPr>
+                <w:b w:val="false"/>
+                <w:bCs w:val="false"/>
+                <w:sz w:val="18"/>
+                <w:szCs w:val="18"/>
+              </w:rPr>
+              <w:t xml:space="preserve">gpt-oss-120b</w:t>
+            </w:r>
+          </w:p>
+        </w:tc>
+        <w:tc>
+          <w:tcPr>
+            <w:tcW w:type="dxa" w:w="1600"/>
+            <w:tcBorders>
+              <w:top w:val="single" w:color="BFBFBF" w:sz="4"/>
+              <w:left w:val="single" w:color="BFBFBF" w:sz="4"/>
+              <w:bottom w:val="single" w:color="BFBFBF" w:sz="4"/>
+              <w:right w:val="single" w:color="BFBFBF" w:sz="4"/>
+            </w:tcBorders>
+            <w:tcMar>
+              <w:top w:type="dxa" w:w="60"/>
+              <w:left w:type="dxa" w:w="100"/>
+              <w:bottom w:type="dxa" w:w="60"/>
+              <w:right w:type="dxa" w:w="100"/>
+            </w:tcMar>
+          </w:tcPr>
+          <w:p>
+            <w:pPr>
+              <w:spacing w:after="0" w:line="276"/>
+            </w:pPr>
+            <w:r>
+              <w:rPr>
+                <w:b w:val="false"/>
+                <w:bCs w:val="false"/>
+                <w:sz w:val="18"/>
+                <w:szCs w:val="18"/>
+              </w:rPr>
+              <w:t xml:space="preserve">54</w:t>
+            </w:r>
+          </w:p>
+        </w:tc>
+        <w:tc>
+          <w:tcPr>
+            <w:tcW w:type="dxa" w:w="1600"/>
+            <w:tcBorders>
+              <w:top w:val="single" w:color="BFBFBF" w:sz="4"/>
+              <w:left w:val="single" w:color="BFBFBF" w:sz="4"/>
+              <w:bottom w:val="single" w:color="BFBFBF" w:sz="4"/>
+              <w:right w:val="single" w:color="BFBFBF" w:sz="4"/>
+            </w:tcBorders>
+            <w:tcMar>
+              <w:top w:type="dxa" w:w="60"/>
+              <w:left w:type="dxa" w:w="100"/>
+              <w:bottom w:type="dxa" w:w="60"/>
+              <w:right w:type="dxa" w:w="100"/>
+            </w:tcMar>
+          </w:tcPr>
+          <w:p>
+            <w:pPr>
+              <w:spacing w:after="0" w:line="276"/>
+            </w:pPr>
+            <w:r>
+              <w:rPr>
+                <w:b w:val="false"/>
+                <w:bCs w:val="false"/>
+                <w:sz w:val="18"/>
+                <w:szCs w:val="18"/>
+              </w:rPr>
+              <w:t xml:space="preserve">17</w:t>
+            </w:r>
+          </w:p>
+        </w:tc>
+        <w:tc>
+          <w:tcPr>
+            <w:tcW w:type="dxa" w:w="1600"/>
+            <w:tcBorders>
+              <w:top w:val="single" w:color="BFBFBF" w:sz="4"/>
+              <w:left w:val="single" w:color="BFBFBF" w:sz="4"/>
+              <w:bottom w:val="single" w:color="BFBFBF" w:sz="4"/>
+              <w:right w:val="single" w:color="BFBFBF" w:sz="4"/>
+            </w:tcBorders>
+            <w:tcMar>
+              <w:top w:type="dxa" w:w="60"/>
+              <w:left w:type="dxa" w:w="100"/>
+              <w:bottom w:type="dxa" w:w="60"/>
+              <w:right w:type="dxa" w:w="100"/>
+            </w:tcMar>
+          </w:tcPr>
+          <w:p>
+            <w:pPr>
+              <w:spacing w:after="0" w:line="276"/>
+            </w:pPr>
+            <w:r>
+              <w:rPr>
+                <w:b w:val="false"/>
+                <w:bCs w:val="false"/>
+                <w:sz w:val="18"/>
+                <w:szCs w:val="18"/>
+              </w:rPr>
+              <w:t xml:space="preserve">3</w:t>
+            </w:r>
+          </w:p>
+        </w:tc>
+        <w:tc>
+          <w:tcPr>
+            <w:tcW w:type="dxa" w:w="1626"/>
+            <w:tcBorders>
+              <w:top w:val="single" w:color="BFBFBF" w:sz="4"/>
+              <w:left w:val="single" w:color="BFBFBF" w:sz="4"/>
+              <w:bottom w:val="single" w:color="BFBFBF" w:sz="4"/>
+              <w:right w:val="single" w:color="BFBFBF" w:sz="4"/>
+            </w:tcBorders>
+            <w:tcMar>
+              <w:top w:type="dxa" w:w="60"/>
+              <w:left w:type="dxa" w:w="100"/>
+              <w:bottom w:type="dxa" w:w="60"/>
+              <w:right w:type="dxa" w:w="100"/>
+            </w:tcMar>
+          </w:tcPr>
+          <w:p>
+            <w:pPr>
+              <w:spacing w:after="0" w:line="276"/>
+            </w:pPr>
+            <w:r>
+              <w:rPr>
+                <w:b w:val="false"/>
+                <w:bCs w:val="false"/>
+                <w:sz w:val="18"/>
+                <w:szCs w:val="18"/>
+              </w:rPr>
+              <w:t xml:space="preserve">26</w:t>
+            </w:r>
+          </w:p>
+        </w:tc>
+      </w:tr>
+    </w:tbl>
+    <w:p>
+      <w:pPr>
+        <w:spacing w:after="200" w:before="60"/>
+        <w:jc w:val="center"/>
+      </w:pPr>
+      <w:r>
+        <w:rPr>
+          <w:color w:val="52514E"/>
+          <w:sz w:val="18"/>
+          <w:szCs w:val="18"/>
+        </w:rPr>
+        <w:t xml:space="preserve">표 5. 같은 댓글 100개에 대한 분류자별 태도 분포</w:t>
+      </w:r>
+    </w:p>
+    <w:p>
+      <w:pPr>
+        <w:spacing w:after="120" w:line="320"/>
+        <w:ind w:firstLine="280"/>
+        <w:jc w:val="both"/>
+      </w:pPr>
+      <w:r>
+        <w:t xml:space="preserve">불일치는 한 방향으로 몰려 있었다. 사람이 부정으로 본 70개 중 gpt-oss-120b는 11개를 “해당 없음”, 6개를 “양가”로 분류하였다. “누가 요새 청약을 함??ㅋㅋ”, “청약통장 아직 갖고 있는 흑우 있음?”처럼 비꼬는 말투로 청약을 깎아내리는 짧은 댓글을 gpt-oss-120b는 판단이 없는 댓글로 처리하는 경향이 있었다. 반대로 사람이 부정이 아니라고 본 댓글을 gpt-oss-120b가 부정으로 분류한 경우는 1개뿐이었다. 따라서 본 연구의 부정 비율(청약 관련 댓글의 70.1%)은 실제보다 낮게 추정되었을 가능성이 크며, 결론의 방향(부정적 인식이 우세)은 오히려 더 강해진다. 통장 행동에서도 gpt-oss-120b는 “(계속 납입 중)”, “나만 깬 게 아니구나”처럼 간접적으로 드러난 유지·해지를 놓치는 경우가 대부분이었다(불일치 8건 중 7건). 따라서 해지·유지 의향 댓글 수도 실제보다 적게 잡혔을 가능성이 있다.</w:t>
+      </w:r>
+    </w:p>
+    <w:p>
+      <w:pPr>
         <w:shd w:fill="FFF4D6" w:val="clear"/>
         <w:spacing w:after="120"/>
       </w:pPr>
@@ -3093,7 +4174,7 @@
         <w:rPr>
           <w:color w:val="8A5A00"/>
         </w:rPr>
-        <w:t xml:space="preserve">조원 2명의 코딩 시트(reliability_sheet_이름.xlsx)가 들어오면 check_reliability.py score 를 다시 실행해 표 4를 사람·Claude·gpt 비교로 채우고, 주요 오분류 유형을 정리할 것.</w:t>
+        <w:t xml:space="preserve">검증 시트를 추가로 받으면 check_reliability.py score 를 다시 실행해 표 4를 갱신하고, 표 5와 위 해석 문단의 숫자도 함께 확인할 것 (현재: 팀원 1명, Claude, gpt-oss-120b).</w:t>
       </w:r>
     </w:p>
     <w:p>
@@ -3118,7 +4199,7 @@
         <w:t xml:space="preserve">데이터 출처. </w:t>
       </w:r>
       <w:r>
-        <w:t xml:space="preserve">댓글 속 인식과 비교할 주택시장 지표는 공공데이터포털에서 제공하는 한국부동산원·국토교통부 자료를 기본으로 하고(표 5), 최신 수치는 한국부동산원·주택도시보증공사(HUG) 통계를 인용한 언론 보도로 보완하였다(표 10).</w:t>
+        <w:t xml:space="preserve">댓글 속 인식과 비교할 주택시장 지표는 공공데이터포털에서 제공하는 한국부동산원·국토교통부 자료를 기본으로 하고(표 6), 최신 수치는 한국부동산원·주택도시보증공사(HUG) 통계를 인용한 언론 보도로 보완하였다(표 11).</w:t>
       </w:r>
     </w:p>
     <w:tbl>
@@ -3741,7 +4822,7 @@
           <w:sz w:val="18"/>
           <w:szCs w:val="18"/>
         </w:rPr>
-        <w:t xml:space="preserve">표 5. 주택가격 데이터 구성</w:t>
+        <w:t xml:space="preserve">표 6. 주택가격 데이터 구성</w:t>
       </w:r>
     </w:p>
     <w:p>
@@ -3817,7 +4898,7 @@
         <w:jc w:val="both"/>
       </w:pPr>
       <w:r>
-        <w:t xml:space="preserve">분석 대상 댓글 1,045개 가운데 245개(23.4%)는 청약에 대한 판단이 없는 “해당 없음” 댓글이었다. 대부분 특정 정당이나 대통령에 대한 구호, 세대 비난, 짧은 감탄이었다. 나머지 800개의 태도는 표 6과 같다.</w:t>
+        <w:t xml:space="preserve">분석 대상 댓글 1,045개 가운데 245개(23.4%)는 청약에 대한 판단이 없는 “해당 없음” 댓글이었다. 대부분 특정 정당이나 대통령에 대한 구호, 세대 비난, 짧은 감탄이었다. 나머지 800개의 태도는 표 7과 같다.</w:t>
       </w:r>
     </w:p>
     <w:tbl>
@@ -4656,7 +5737,7 @@
           <w:sz w:val="18"/>
           <w:szCs w:val="18"/>
         </w:rPr>
-        <w:t xml:space="preserve">표 6. 청약 관련 댓글의 태도 분포 (LLM 분류, 2026.9.13~9.19)</w:t>
+        <w:t xml:space="preserve">표 7. 청약 관련 댓글의 태도 분포 (LLM 분류, 2026.9.13~9.19)</w:t>
       </w:r>
     </w:p>
     <w:p>
@@ -6062,7 +7143,7 @@
           <w:sz w:val="18"/>
           <w:szCs w:val="18"/>
         </w:rPr>
-        <w:t xml:space="preserve">표 7. 관심사별 언급 빈도와 좋아요 비중 (한 댓글에 여러 관심사가 나올 수 있어 합계는 100%를 넘음, n=1,045)</w:t>
+        <w:t xml:space="preserve">표 8. 관심사별 언급 빈도와 좋아요 비중 (한 댓글에 여러 관심사가 나올 수 있어 합계는 100%를 넘음, n=1,045)</w:t>
       </w:r>
     </w:p>
     <w:p>
@@ -6782,7 +7863,7 @@
           <w:sz w:val="18"/>
           <w:szCs w:val="18"/>
         </w:rPr>
-        <w:t xml:space="preserve">표 8. 집값 전망과 청약통장 행동 의향 (한 댓글이 여러 이유를 말할 수 있음)</w:t>
+        <w:t xml:space="preserve">표 9. 집값 전망과 청약통장 행동 의향 (한 댓글이 여러 이유를 말할 수 있음)</w:t>
       </w:r>
     </w:p>
     <w:p>
@@ -6821,7 +7902,7 @@
         <w:jc w:val="both"/>
       </w:pPr>
       <w:r>
-        <w:t xml:space="preserve">분석 기간 7일 동안 댓글 수는 첫날(9월 13일) 417개로 가장 많았고, 9월 14~15일 473개를 거쳐 9월 16일 이후에는 하루 12~61개로 줄었다(그림 4). 날짜별 댓글 수 차이가 커서 하루 단위 비율은 뒤로 갈수록 흔들리므로, 규모가 비슷하도록 첫날, 둘째·셋째 날, 나머지 나흘의 세 구간으로 묶어 비교하였다(표 9).</w:t>
+        <w:t xml:space="preserve">분석 기간 7일 동안 댓글 수는 첫날(9월 13일) 417개로 가장 많았고, 9월 14~15일 473개를 거쳐 9월 16일 이후에는 하루 12~61개로 줄었다(그림 4). 날짜별 댓글 수 차이가 커서 하루 단위 비율은 뒤로 갈수록 흔들리므로, 규모가 비슷하도록 첫날, 둘째·셋째 날, 나머지 나흘의 세 구간으로 묶어 비교하였다(표 10).</w:t>
       </w:r>
     </w:p>
     <w:p>
@@ -8208,7 +9289,7 @@
           <w:sz w:val="18"/>
           <w:szCs w:val="18"/>
         </w:rPr>
-        <w:t xml:space="preserve">표 9. 구간별 태도와 주요 지표 변화 (태도 비중은 청약 관련 댓글 기준) — 태도×구간 카이제곱 검정 χ²=10.49, p=0.033</w:t>
+        <w:t xml:space="preserve">표 10. 구간별 태도와 주요 지표 변화 (태도 비중은 청약 관련 댓글 기준) — 태도×구간 카이제곱 검정 χ²=10.49, p=0.033</w:t>
       </w:r>
     </w:p>
     <w:p>
@@ -9038,7 +10119,7 @@
           <w:sz w:val="18"/>
           <w:szCs w:val="18"/>
         </w:rPr>
-        <w:t xml:space="preserve">표 10. 주요 주택시장 지표 (보도 자료 기준)</w:t>
+        <w:t xml:space="preserve">표 11. 주요 주택시장 지표 (보도 자료 기준)</w:t>
       </w:r>
     </w:p>
     <w:p>
@@ -10017,7 +11098,7 @@
           <w:sz w:val="18"/>
           <w:szCs w:val="18"/>
         </w:rPr>
-        <w:t xml:space="preserve">표 11. 댓글 속 인식과 주택시장 지표 비교</w:t>
+        <w:t xml:space="preserve">표 12. 댓글 속 인식과 주택시장 지표 비교</w:t>
       </w:r>
     </w:p>
     <w:p>
@@ -10306,7 +11387,7 @@
       <w:r>
         <w:t xml:space="preserve">크랩, 「청약통장 다들 왜 깨고 있을까?」, YouTube, 2026. </w:t>
       </w:r>
-      <w:hyperlink w:history="1" r:id="rId92jhygxkcrgjxiqbr-hud">
+      <w:hyperlink w:history="1" r:id="rIdrhnf-fl4_9xhmb2uhygpm">
         <w:r>
           <w:rPr>
             <w:rStyle w:val="Hyperlink"/>
@@ -10329,7 +11410,7 @@
       <w:r>
         <w:t xml:space="preserve">뉴스핌, 「“청약 넣어도 부담”…청약통장 4년째 가입보다 해지 많아」, 2026.8.31. </w:t>
       </w:r>
-      <w:hyperlink w:history="1" r:id="rIdtz8nuun8khjvwqvlm1oa6">
+      <w:hyperlink w:history="1" r:id="rId_ihstup3g_cvum_pph-6d">
         <w:r>
           <w:rPr>
             <w:rStyle w:val="Hyperlink"/>
@@ -10352,7 +11433,7 @@
       <w:r>
         <w:t xml:space="preserve">한국경제, 「어차피 당첨 안돼 줄줄이 청약통장 찢었다…역대급 상황」, 2026.9.13. </w:t>
       </w:r>
-      <w:hyperlink w:history="1" r:id="rIdmcwkfaaid41ffezn_q-ab">
+      <w:hyperlink w:history="1" r:id="rIdk87f3lx1j3y3hoffrhvdq">
         <w:r>
           <w:rPr>
             <w:rStyle w:val="Hyperlink"/>
@@ -10375,7 +11456,7 @@
       <w:r>
         <w:t xml:space="preserve">뉴데일리, 「서울 아파트 평당 분양가 6287만원, 1년 새 34% 급등」, 2026.9.18. </w:t>
       </w:r>
-      <w:hyperlink w:history="1" r:id="rIdcut_g0dtpy0inkkpkcpv_">
+      <w:hyperlink w:history="1" r:id="rIdocpmos963ayomcplhimem">
         <w:r>
           <w:rPr>
             <w:rStyle w:val="Hyperlink"/>
@@ -10398,7 +11479,7 @@
       <w:r>
         <w:t xml:space="preserve">대한민국 정책브리핑, 「서울·경기 12곳 주담대 한도 축소…25억 초과 주택 2억 원까지만」, 2025.10.15. </w:t>
       </w:r>
-      <w:hyperlink w:history="1" r:id="rIdsjiu_bwdmbx9-pxsx54qb">
+      <w:hyperlink w:history="1" r:id="rIdgrtthdozvuhq1qxs4dqsu">
         <w:r>
           <w:rPr>
             <w:rStyle w:val="Hyperlink"/>
@@ -10421,7 +11502,7 @@
       <w:r>
         <w:t xml:space="preserve">글로벌이코노믹, 「서울 아파트 매매·전세 상승률 격차 0.17%P…나란히 7%대 상승」, 2026.9.15. </w:t>
       </w:r>
-      <w:hyperlink w:history="1" r:id="rId0m6bsa12mpxbjyqaebo-i">
+      <w:hyperlink w:history="1" r:id="rIdsi9lz-xiazmoziuyoinmj">
         <w:r>
           <w:rPr>
             <w:rStyle w:val="Hyperlink"/>
@@ -10444,7 +11525,7 @@
       <w:r>
         <w:t xml:space="preserve">국제뉴스, 「한국부동산원, 9월 첫째 주 전국 아파트값 0.08%↑…서울 0.20% 상승」, 2026.9.10. </w:t>
       </w:r>
-      <w:hyperlink w:history="1" r:id="rIday2zenzcvyrmvxvl3zjs5">
+      <w:hyperlink w:history="1" r:id="rIde7xbcoecm8dm1j2hbmsyr">
         <w:r>
           <w:rPr>
             <w:rStyle w:val="Hyperlink"/>
@@ -10467,7 +11548,7 @@
       <w:r>
         <w:t xml:space="preserve">공공데이터포털, 한국부동산원 청약홈 청약통장 전체 가입현황 (15088657) </w:t>
       </w:r>
-      <w:hyperlink w:history="1" r:id="rIdfmujbf89h2usj26smgxdc">
+      <w:hyperlink w:history="1" r:id="rIdvxdv39ymvhas60oeralon">
         <w:r>
           <w:rPr>
             <w:rStyle w:val="Hyperlink"/>
@@ -10490,7 +11571,7 @@
       <w:r>
         <w:t xml:space="preserve">공공데이터포털, 한국부동산원 청약홈 청약통장 통계 조회 서비스 (15114369) </w:t>
       </w:r>
-      <w:hyperlink w:history="1" r:id="rIdfomo_wkm7pdxxcdivvrwc">
+      <w:hyperlink w:history="1" r:id="rIdnmrwbwrwyk6sicnngzefa">
         <w:r>
           <w:rPr>
             <w:rStyle w:val="Hyperlink"/>
@@ -10513,7 +11594,7 @@
       <w:r>
         <w:t xml:space="preserve">공공데이터포털, 한국부동산원 지역별 청약 신청자·당첨자 정보 (15110975, 15110976) </w:t>
       </w:r>
-      <w:hyperlink w:history="1" r:id="rIdji1mja0t4ppshnqznjerp">
+      <w:hyperlink w:history="1" r:id="rIdgu_dr1a8biznwvspmzcn5">
         <w:r>
           <w:rPr>
             <w:rStyle w:val="Hyperlink"/>
@@ -10536,7 +11617,7 @@
       <w:r>
         <w:t xml:space="preserve">공공데이터포털, 한국부동산원 중위매매가격·중위단위매매가격 (15112206, 15112207) </w:t>
       </w:r>
-      <w:hyperlink w:history="1" r:id="rIdqzzwd_gttoajinb_aatd0">
+      <w:hyperlink w:history="1" r:id="rIdvvxifmxgpzv9lhsflpgcx">
         <w:r>
           <w:rPr>
             <w:rStyle w:val="Hyperlink"/>
@@ -10559,7 +11640,7 @@
       <w:r>
         <w:t xml:space="preserve">공공데이터포털, 국토교통부 아파트 매매 실거래가 상세 자료 (15126468) </w:t>
       </w:r>
-      <w:hyperlink w:history="1" r:id="rIdwfxk2by4ogbewiqkkpwl3">
+      <w:hyperlink w:history="1" r:id="rIdcdvfuaww08ajodw4y5dry">
         <w:r>
           <w:rPr>
             <w:rStyle w:val="Hyperlink"/>
@@ -10582,7 +11663,7 @@
       <w:r>
         <w:t xml:space="preserve">YouTube Data API v3, CommentThreads: list </w:t>
       </w:r>
-      <w:hyperlink w:history="1" r:id="rIdbftwztojbwst0e1znz0sp">
+      <w:hyperlink w:history="1" r:id="rId6l6qsugfmda0vzrafqwdn">
         <w:r>
           <w:rPr>
             <w:rStyle w:val="Hyperlink"/>
@@ -10605,7 +11686,7 @@
       <w:r>
         <w:t xml:space="preserve">OpenRouter, openai/gpt-oss-120b (댓글 분류 모델) </w:t>
       </w:r>
-      <w:hyperlink w:history="1" r:id="rIdizadbh4xzzqdpdgbupqw8">
+      <w:hyperlink w:history="1" r:id="rIdugt-xvsm8usepghs2zsci">
         <w:r>
           <w:rPr>
             <w:rStyle w:val="Hyperlink"/>

--- a/output/g4h29mJufpc_20260919T063349180506Z/청약인식_보고서초안_B안.docx
+++ b/output/g4h29mJufpc_20260919T063349180506Z/청약인식_보고서초안_B안.docx
@@ -364,7 +364,16 @@
         <w:t xml:space="preserve">유튜브 API를 활용한 댓글 수집. </w:t>
       </w:r>
       <w:r>
-        <w:t xml:space="preserve">댓글은 수업에서 제공된 수집 코드(collect_comments.py)로 YouTube Data API v3의 commentThreads.list 기능을 호출하여 수집하였다. 댓글 본문과 함께 작성 시점, 좋아요 수, 답글 수를 저장하였으며, 답글 본문은 제외하였다. 수집된 최상위 댓글 2,156개 가운데 분석 기간인 2026.9.13~9.19(한국 시간)에 작성된 1,045개를 분석에 사용하였다. 댓글의 좋아요 수는 댓글 개수만으로는 파악하기 어려운 이용자들의 공감 정도를 보조적으로 확인하는 지표로 활용하였다.</w:t>
+        <w:t xml:space="preserve">댓글은 수업에서 제공된 수집 코드(collect_comments.py)를 수정하여</w:t>
+      </w:r>
+      <w:r>
+        <w:rPr>
+          <w:rStyle w:val="FootnoteReference"/>
+        </w:rPr>
+        <w:footnoteReference w:id="1"/>
+      </w:r>
+      <w:r>
+        <w:t xml:space="preserve"> YouTube Data API v3의 commentThreads.list 기능을 호출하여 수집하였다. 댓글 본문과 함께 작성 시점, 좋아요 수, 답글 수를 저장하였으며, 답글 본문은 제외하였다. 수집된 최상위 댓글 2,156개 가운데 분석 기간인 2026.9.13~9.19(한국 시간)에 작성된 1,045개를 분석에 사용하였다. 댓글의 좋아요 수는 댓글 개수만으로는 파악하기 어려운 이용자들의 공감 정도를 보조적으로 확인하는 지표로 활용하였다.</w:t>
       </w:r>
     </w:p>
     <w:tbl>
@@ -1698,7 +1707,7 @@
         <w:t xml:space="preserve">데이터베이스 저장: </w:t>
       </w:r>
       <w:r>
-        <w:t xml:space="preserve">Supabase의 cheongyak_comments 테이블에서 comment_id를 기본 키(primary key)로 사용하였다. 같은 댓글을 다시 올리면 새 행을 추가하지 않고 기존 행을 갱신하므로, 여러 번 실행해도 데이터가 중복되지 않는다.</w:t>
+        <w:t xml:space="preserve">Supabase의 cheongyak_comments 테이블에서 comment_id를 기본 키(primary key)로 사용하였다. 같은 댓글을 다시 올리면 새 행을 추가하지 않고 기존 행을 갱신한다(자세한 내용은 ⑤ 중복 저장 방지).</w:t>
       </w:r>
     </w:p>
     <w:p>
@@ -1719,6 +1728,961 @@
     </w:p>
     <w:p>
       <w:pPr>
+        <w:spacing w:after="120" w:line="320"/>
+        <w:jc w:val="both"/>
+      </w:pPr>
+      <w:r>
+        <w:rPr>
+          <w:b/>
+          <w:bCs/>
+        </w:rPr>
+        <w:t xml:space="preserve">⑤ 데이터 저장과 건수 검증. </w:t>
+      </w:r>
+      <w:r>
+        <w:t xml:space="preserve">수집한 댓글은 CSV 파일로 저장한 뒤, LLM 분류 결과와 함께 Supabase(PostgreSQL 데이터베이스)</w:t>
+      </w:r>
+      <w:r>
+        <w:rPr>
+          <w:rStyle w:val="FootnoteReference"/>
+        </w:rPr>
+        <w:footnoteReference w:id="2"/>
+      </w:r>
+      <w:r>
+        <w:t xml:space="preserve">의 cheongyak_comments 테이블(댓글 1개 = 1행)과 cheongyak_runs 테이블(수집·분류 실행 1회 = 1행)에 올렸다(upload_supabase.py). 단계를 거치는 동안 댓글이 빠지거나 두 번 들어가지 않았는지 확인하기 위해, 수집 기록·CSV 파일·데이터베이스의 건수를 서로 대조하였다(verify_counts.py, 표 3).</w:t>
+      </w:r>
+    </w:p>
+    <w:tbl>
+      <w:tblPr>
+        <w:tblW w:type="dxa" w:w="9026"/>
+        <w:tblBorders>
+          <w:top w:val="single" w:color="auto" w:sz="4"/>
+          <w:left w:val="single" w:color="auto" w:sz="4"/>
+          <w:bottom w:val="single" w:color="auto" w:sz="4"/>
+          <w:right w:val="single" w:color="auto" w:sz="4"/>
+          <w:insideH w:val="single" w:color="auto" w:sz="4"/>
+          <w:insideV w:val="single" w:color="auto" w:sz="4"/>
+        </w:tblBorders>
+      </w:tblPr>
+      <w:tblGrid>
+        <w:gridCol w:w="1700"/>
+        <w:gridCol w:w="4300"/>
+        <w:gridCol w:w="1826"/>
+        <w:gridCol w:w="1200"/>
+      </w:tblGrid>
+      <w:tr>
+        <w:trPr>
+          <w:tblHeader/>
+        </w:trPr>
+        <w:tc>
+          <w:tcPr>
+            <w:tcW w:type="dxa" w:w="1700"/>
+            <w:tcBorders>
+              <w:top w:val="single" w:color="BFBFBF" w:sz="4"/>
+              <w:left w:val="single" w:color="BFBFBF" w:sz="4"/>
+              <w:bottom w:val="single" w:color="BFBFBF" w:sz="4"/>
+              <w:right w:val="single" w:color="BFBFBF" w:sz="4"/>
+            </w:tcBorders>
+            <w:shd w:fill="E8EEF7" w:val="clear"/>
+            <w:tcMar>
+              <w:top w:type="dxa" w:w="60"/>
+              <w:left w:type="dxa" w:w="100"/>
+              <w:bottom w:type="dxa" w:w="60"/>
+              <w:right w:type="dxa" w:w="100"/>
+            </w:tcMar>
+          </w:tcPr>
+          <w:p>
+            <w:pPr>
+              <w:spacing w:after="0" w:line="276"/>
+            </w:pPr>
+            <w:r>
+              <w:rPr>
+                <w:b/>
+                <w:bCs/>
+                <w:sz w:val="18"/>
+                <w:szCs w:val="18"/>
+              </w:rPr>
+              <w:t xml:space="preserve">단계</w:t>
+            </w:r>
+          </w:p>
+        </w:tc>
+        <w:tc>
+          <w:tcPr>
+            <w:tcW w:type="dxa" w:w="4300"/>
+            <w:tcBorders>
+              <w:top w:val="single" w:color="BFBFBF" w:sz="4"/>
+              <w:left w:val="single" w:color="BFBFBF" w:sz="4"/>
+              <w:bottom w:val="single" w:color="BFBFBF" w:sz="4"/>
+              <w:right w:val="single" w:color="BFBFBF" w:sz="4"/>
+            </w:tcBorders>
+            <w:shd w:fill="E8EEF7" w:val="clear"/>
+            <w:tcMar>
+              <w:top w:type="dxa" w:w="60"/>
+              <w:left w:type="dxa" w:w="100"/>
+              <w:bottom w:type="dxa" w:w="60"/>
+              <w:right w:type="dxa" w:w="100"/>
+            </w:tcMar>
+          </w:tcPr>
+          <w:p>
+            <w:pPr>
+              <w:spacing w:after="0" w:line="276"/>
+            </w:pPr>
+            <w:r>
+              <w:rPr>
+                <w:b/>
+                <w:bCs/>
+                <w:sz w:val="18"/>
+                <w:szCs w:val="18"/>
+              </w:rPr>
+              <w:t xml:space="preserve">확인 대상</w:t>
+            </w:r>
+          </w:p>
+        </w:tc>
+        <w:tc>
+          <w:tcPr>
+            <w:tcW w:type="dxa" w:w="1826"/>
+            <w:tcBorders>
+              <w:top w:val="single" w:color="BFBFBF" w:sz="4"/>
+              <w:left w:val="single" w:color="BFBFBF" w:sz="4"/>
+              <w:bottom w:val="single" w:color="BFBFBF" w:sz="4"/>
+              <w:right w:val="single" w:color="BFBFBF" w:sz="4"/>
+            </w:tcBorders>
+            <w:shd w:fill="E8EEF7" w:val="clear"/>
+            <w:tcMar>
+              <w:top w:type="dxa" w:w="60"/>
+              <w:left w:type="dxa" w:w="100"/>
+              <w:bottom w:type="dxa" w:w="60"/>
+              <w:right w:type="dxa" w:w="100"/>
+            </w:tcMar>
+          </w:tcPr>
+          <w:p>
+            <w:pPr>
+              <w:spacing w:after="0" w:line="276"/>
+            </w:pPr>
+            <w:r>
+              <w:rPr>
+                <w:b/>
+                <w:bCs/>
+                <w:sz w:val="18"/>
+                <w:szCs w:val="18"/>
+              </w:rPr>
+              <w:t xml:space="preserve">건수</w:t>
+            </w:r>
+          </w:p>
+        </w:tc>
+        <w:tc>
+          <w:tcPr>
+            <w:tcW w:type="dxa" w:w="1200"/>
+            <w:tcBorders>
+              <w:top w:val="single" w:color="BFBFBF" w:sz="4"/>
+              <w:left w:val="single" w:color="BFBFBF" w:sz="4"/>
+              <w:bottom w:val="single" w:color="BFBFBF" w:sz="4"/>
+              <w:right w:val="single" w:color="BFBFBF" w:sz="4"/>
+            </w:tcBorders>
+            <w:shd w:fill="E8EEF7" w:val="clear"/>
+            <w:tcMar>
+              <w:top w:type="dxa" w:w="60"/>
+              <w:left w:type="dxa" w:w="100"/>
+              <w:bottom w:type="dxa" w:w="60"/>
+              <w:right w:type="dxa" w:w="100"/>
+            </w:tcMar>
+          </w:tcPr>
+          <w:p>
+            <w:pPr>
+              <w:spacing w:after="0" w:line="276"/>
+            </w:pPr>
+            <w:r>
+              <w:rPr>
+                <w:b/>
+                <w:bCs/>
+                <w:sz w:val="18"/>
+                <w:szCs w:val="18"/>
+              </w:rPr>
+              <w:t xml:space="preserve">결과</w:t>
+            </w:r>
+          </w:p>
+        </w:tc>
+      </w:tr>
+      <w:tr>
+        <w:trPr>
+          <w:tblHeader w:val="false"/>
+        </w:trPr>
+        <w:tc>
+          <w:tcPr>
+            <w:tcW w:type="dxa" w:w="1700"/>
+            <w:tcBorders>
+              <w:top w:val="single" w:color="BFBFBF" w:sz="4"/>
+              <w:left w:val="single" w:color="BFBFBF" w:sz="4"/>
+              <w:bottom w:val="single" w:color="BFBFBF" w:sz="4"/>
+              <w:right w:val="single" w:color="BFBFBF" w:sz="4"/>
+            </w:tcBorders>
+            <w:tcMar>
+              <w:top w:type="dxa" w:w="60"/>
+              <w:left w:type="dxa" w:w="100"/>
+              <w:bottom w:type="dxa" w:w="60"/>
+              <w:right w:type="dxa" w:w="100"/>
+            </w:tcMar>
+          </w:tcPr>
+          <w:p>
+            <w:pPr>
+              <w:spacing w:after="0" w:line="276"/>
+            </w:pPr>
+            <w:r>
+              <w:rPr>
+                <w:b w:val="false"/>
+                <w:bCs w:val="false"/>
+                <w:sz w:val="18"/>
+                <w:szCs w:val="18"/>
+              </w:rPr>
+              <w:t xml:space="preserve">수집</w:t>
+            </w:r>
+          </w:p>
+        </w:tc>
+        <w:tc>
+          <w:tcPr>
+            <w:tcW w:type="dxa" w:w="4300"/>
+            <w:tcBorders>
+              <w:top w:val="single" w:color="BFBFBF" w:sz="4"/>
+              <w:left w:val="single" w:color="BFBFBF" w:sz="4"/>
+              <w:bottom w:val="single" w:color="BFBFBF" w:sz="4"/>
+              <w:right w:val="single" w:color="BFBFBF" w:sz="4"/>
+            </w:tcBorders>
+            <w:tcMar>
+              <w:top w:type="dxa" w:w="60"/>
+              <w:left w:type="dxa" w:w="100"/>
+              <w:bottom w:type="dxa" w:w="60"/>
+              <w:right w:type="dxa" w:w="100"/>
+            </w:tcMar>
+          </w:tcPr>
+          <w:p>
+            <w:pPr>
+              <w:spacing w:after="0" w:line="276"/>
+            </w:pPr>
+            <w:r>
+              <w:rPr>
+                <w:b w:val="false"/>
+                <w:bCs w:val="false"/>
+                <w:sz w:val="18"/>
+                <w:szCs w:val="18"/>
+              </w:rPr>
+              <w:t xml:space="preserve">collection_log.json: 받은 댓글 / 중복 제외 / 저장</w:t>
+            </w:r>
+          </w:p>
+        </w:tc>
+        <w:tc>
+          <w:tcPr>
+            <w:tcW w:type="dxa" w:w="1826"/>
+            <w:tcBorders>
+              <w:top w:val="single" w:color="BFBFBF" w:sz="4"/>
+              <w:left w:val="single" w:color="BFBFBF" w:sz="4"/>
+              <w:bottom w:val="single" w:color="BFBFBF" w:sz="4"/>
+              <w:right w:val="single" w:color="BFBFBF" w:sz="4"/>
+            </w:tcBorders>
+            <w:tcMar>
+              <w:top w:type="dxa" w:w="60"/>
+              <w:left w:type="dxa" w:w="100"/>
+              <w:bottom w:type="dxa" w:w="60"/>
+              <w:right w:type="dxa" w:w="100"/>
+            </w:tcMar>
+          </w:tcPr>
+          <w:p>
+            <w:pPr>
+              <w:spacing w:after="0" w:line="276"/>
+            </w:pPr>
+            <w:r>
+              <w:rPr>
+                <w:b w:val="false"/>
+                <w:bCs w:val="false"/>
+                <w:sz w:val="18"/>
+                <w:szCs w:val="18"/>
+              </w:rPr>
+              <w:t xml:space="preserve">2,156 / 0 / 2,156</w:t>
+            </w:r>
+          </w:p>
+        </w:tc>
+        <w:tc>
+          <w:tcPr>
+            <w:tcW w:type="dxa" w:w="1200"/>
+            <w:tcBorders>
+              <w:top w:val="single" w:color="BFBFBF" w:sz="4"/>
+              <w:left w:val="single" w:color="BFBFBF" w:sz="4"/>
+              <w:bottom w:val="single" w:color="BFBFBF" w:sz="4"/>
+              <w:right w:val="single" w:color="BFBFBF" w:sz="4"/>
+            </w:tcBorders>
+            <w:tcMar>
+              <w:top w:type="dxa" w:w="60"/>
+              <w:left w:type="dxa" w:w="100"/>
+              <w:bottom w:type="dxa" w:w="60"/>
+              <w:right w:type="dxa" w:w="100"/>
+            </w:tcMar>
+          </w:tcPr>
+          <w:p>
+            <w:pPr>
+              <w:spacing w:after="0" w:line="276"/>
+            </w:pPr>
+            <w:r>
+              <w:rPr>
+                <w:b w:val="false"/>
+                <w:bCs w:val="false"/>
+                <w:sz w:val="18"/>
+                <w:szCs w:val="18"/>
+              </w:rPr>
+              <w:t xml:space="preserve">일치</w:t>
+            </w:r>
+          </w:p>
+        </w:tc>
+      </w:tr>
+      <w:tr>
+        <w:trPr>
+          <w:tblHeader w:val="false"/>
+        </w:trPr>
+        <w:tc>
+          <w:tcPr>
+            <w:tcW w:type="dxa" w:w="1700"/>
+            <w:tcBorders>
+              <w:top w:val="single" w:color="BFBFBF" w:sz="4"/>
+              <w:left w:val="single" w:color="BFBFBF" w:sz="4"/>
+              <w:bottom w:val="single" w:color="BFBFBF" w:sz="4"/>
+              <w:right w:val="single" w:color="BFBFBF" w:sz="4"/>
+            </w:tcBorders>
+            <w:tcMar>
+              <w:top w:type="dxa" w:w="60"/>
+              <w:left w:type="dxa" w:w="100"/>
+              <w:bottom w:type="dxa" w:w="60"/>
+              <w:right w:type="dxa" w:w="100"/>
+            </w:tcMar>
+          </w:tcPr>
+          <w:p>
+            <w:pPr>
+              <w:spacing w:after="0" w:line="276"/>
+            </w:pPr>
+            <w:r>
+              <w:rPr>
+                <w:b w:val="false"/>
+                <w:bCs w:val="false"/>
+                <w:sz w:val="18"/>
+                <w:szCs w:val="18"/>
+              </w:rPr>
+              <w:t xml:space="preserve">원문 저장</w:t>
+            </w:r>
+          </w:p>
+        </w:tc>
+        <w:tc>
+          <w:tcPr>
+            <w:tcW w:type="dxa" w:w="4300"/>
+            <w:tcBorders>
+              <w:top w:val="single" w:color="BFBFBF" w:sz="4"/>
+              <w:left w:val="single" w:color="BFBFBF" w:sz="4"/>
+              <w:bottom w:val="single" w:color="BFBFBF" w:sz="4"/>
+              <w:right w:val="single" w:color="BFBFBF" w:sz="4"/>
+            </w:tcBorders>
+            <w:tcMar>
+              <w:top w:type="dxa" w:w="60"/>
+              <w:left w:type="dxa" w:w="100"/>
+              <w:bottom w:type="dxa" w:w="60"/>
+              <w:right w:type="dxa" w:w="100"/>
+            </w:tcMar>
+          </w:tcPr>
+          <w:p>
+            <w:pPr>
+              <w:spacing w:after="0" w:line="276"/>
+            </w:pPr>
+            <w:r>
+              <w:rPr>
+                <w:b w:val="false"/>
+                <w:bCs w:val="false"/>
+                <w:sz w:val="18"/>
+                <w:szCs w:val="18"/>
+              </w:rPr>
+              <w:t xml:space="preserve">comments.csv: 행 수 / 고유 comment_id 수</w:t>
+            </w:r>
+          </w:p>
+        </w:tc>
+        <w:tc>
+          <w:tcPr>
+            <w:tcW w:type="dxa" w:w="1826"/>
+            <w:tcBorders>
+              <w:top w:val="single" w:color="BFBFBF" w:sz="4"/>
+              <w:left w:val="single" w:color="BFBFBF" w:sz="4"/>
+              <w:bottom w:val="single" w:color="BFBFBF" w:sz="4"/>
+              <w:right w:val="single" w:color="BFBFBF" w:sz="4"/>
+            </w:tcBorders>
+            <w:tcMar>
+              <w:top w:type="dxa" w:w="60"/>
+              <w:left w:type="dxa" w:w="100"/>
+              <w:bottom w:type="dxa" w:w="60"/>
+              <w:right w:type="dxa" w:w="100"/>
+            </w:tcMar>
+          </w:tcPr>
+          <w:p>
+            <w:pPr>
+              <w:spacing w:after="0" w:line="276"/>
+            </w:pPr>
+            <w:r>
+              <w:rPr>
+                <w:b w:val="false"/>
+                <w:bCs w:val="false"/>
+                <w:sz w:val="18"/>
+                <w:szCs w:val="18"/>
+              </w:rPr>
+              <w:t xml:space="preserve">2,156 / 2,156</w:t>
+            </w:r>
+          </w:p>
+        </w:tc>
+        <w:tc>
+          <w:tcPr>
+            <w:tcW w:type="dxa" w:w="1200"/>
+            <w:tcBorders>
+              <w:top w:val="single" w:color="BFBFBF" w:sz="4"/>
+              <w:left w:val="single" w:color="BFBFBF" w:sz="4"/>
+              <w:bottom w:val="single" w:color="BFBFBF" w:sz="4"/>
+              <w:right w:val="single" w:color="BFBFBF" w:sz="4"/>
+            </w:tcBorders>
+            <w:tcMar>
+              <w:top w:type="dxa" w:w="60"/>
+              <w:left w:type="dxa" w:w="100"/>
+              <w:bottom w:type="dxa" w:w="60"/>
+              <w:right w:type="dxa" w:w="100"/>
+            </w:tcMar>
+          </w:tcPr>
+          <w:p>
+            <w:pPr>
+              <w:spacing w:after="0" w:line="276"/>
+            </w:pPr>
+            <w:r>
+              <w:rPr>
+                <w:b w:val="false"/>
+                <w:bCs w:val="false"/>
+                <w:sz w:val="18"/>
+                <w:szCs w:val="18"/>
+              </w:rPr>
+              <w:t xml:space="preserve">일치</w:t>
+            </w:r>
+          </w:p>
+        </w:tc>
+      </w:tr>
+      <w:tr>
+        <w:trPr>
+          <w:tblHeader w:val="false"/>
+        </w:trPr>
+        <w:tc>
+          <w:tcPr>
+            <w:tcW w:type="dxa" w:w="1700"/>
+            <w:tcBorders>
+              <w:top w:val="single" w:color="BFBFBF" w:sz="4"/>
+              <w:left w:val="single" w:color="BFBFBF" w:sz="4"/>
+              <w:bottom w:val="single" w:color="BFBFBF" w:sz="4"/>
+              <w:right w:val="single" w:color="BFBFBF" w:sz="4"/>
+            </w:tcBorders>
+            <w:tcMar>
+              <w:top w:type="dxa" w:w="60"/>
+              <w:left w:type="dxa" w:w="100"/>
+              <w:bottom w:type="dxa" w:w="60"/>
+              <w:right w:type="dxa" w:w="100"/>
+            </w:tcMar>
+          </w:tcPr>
+          <w:p>
+            <w:pPr>
+              <w:spacing w:after="0" w:line="276"/>
+            </w:pPr>
+            <w:r>
+              <w:rPr>
+                <w:b w:val="false"/>
+                <w:bCs w:val="false"/>
+                <w:sz w:val="18"/>
+                <w:szCs w:val="18"/>
+              </w:rPr>
+              <w:t xml:space="preserve">LLM 분류</w:t>
+            </w:r>
+          </w:p>
+        </w:tc>
+        <w:tc>
+          <w:tcPr>
+            <w:tcW w:type="dxa" w:w="4300"/>
+            <w:tcBorders>
+              <w:top w:val="single" w:color="BFBFBF" w:sz="4"/>
+              <w:left w:val="single" w:color="BFBFBF" w:sz="4"/>
+              <w:bottom w:val="single" w:color="BFBFBF" w:sz="4"/>
+              <w:right w:val="single" w:color="BFBFBF" w:sz="4"/>
+            </w:tcBorders>
+            <w:tcMar>
+              <w:top w:type="dxa" w:w="60"/>
+              <w:left w:type="dxa" w:w="100"/>
+              <w:bottom w:type="dxa" w:w="60"/>
+              <w:right w:type="dxa" w:w="100"/>
+            </w:tcMar>
+          </w:tcPr>
+          <w:p>
+            <w:pPr>
+              <w:spacing w:after="0" w:line="276"/>
+            </w:pPr>
+            <w:r>
+              <w:rPr>
+                <w:b w:val="false"/>
+                <w:bCs w:val="false"/>
+                <w:sz w:val="18"/>
+                <w:szCs w:val="18"/>
+              </w:rPr>
+              <w:t xml:space="preserve">classify_log.json: 분류 / 실패, classified.csv 행 수</w:t>
+            </w:r>
+          </w:p>
+        </w:tc>
+        <w:tc>
+          <w:tcPr>
+            <w:tcW w:type="dxa" w:w="1826"/>
+            <w:tcBorders>
+              <w:top w:val="single" w:color="BFBFBF" w:sz="4"/>
+              <w:left w:val="single" w:color="BFBFBF" w:sz="4"/>
+              <w:bottom w:val="single" w:color="BFBFBF" w:sz="4"/>
+              <w:right w:val="single" w:color="BFBFBF" w:sz="4"/>
+            </w:tcBorders>
+            <w:tcMar>
+              <w:top w:type="dxa" w:w="60"/>
+              <w:left w:type="dxa" w:w="100"/>
+              <w:bottom w:type="dxa" w:w="60"/>
+              <w:right w:type="dxa" w:w="100"/>
+            </w:tcMar>
+          </w:tcPr>
+          <w:p>
+            <w:pPr>
+              <w:spacing w:after="0" w:line="276"/>
+            </w:pPr>
+            <w:r>
+              <w:rPr>
+                <w:b w:val="false"/>
+                <w:bCs w:val="false"/>
+                <w:sz w:val="18"/>
+                <w:szCs w:val="18"/>
+              </w:rPr>
+              <w:t xml:space="preserve">2,156 / 0, 2,156</w:t>
+            </w:r>
+          </w:p>
+        </w:tc>
+        <w:tc>
+          <w:tcPr>
+            <w:tcW w:type="dxa" w:w="1200"/>
+            <w:tcBorders>
+              <w:top w:val="single" w:color="BFBFBF" w:sz="4"/>
+              <w:left w:val="single" w:color="BFBFBF" w:sz="4"/>
+              <w:bottom w:val="single" w:color="BFBFBF" w:sz="4"/>
+              <w:right w:val="single" w:color="BFBFBF" w:sz="4"/>
+            </w:tcBorders>
+            <w:tcMar>
+              <w:top w:type="dxa" w:w="60"/>
+              <w:left w:type="dxa" w:w="100"/>
+              <w:bottom w:type="dxa" w:w="60"/>
+              <w:right w:type="dxa" w:w="100"/>
+            </w:tcMar>
+          </w:tcPr>
+          <w:p>
+            <w:pPr>
+              <w:spacing w:after="0" w:line="276"/>
+            </w:pPr>
+            <w:r>
+              <w:rPr>
+                <w:b w:val="false"/>
+                <w:bCs w:val="false"/>
+                <w:sz w:val="18"/>
+                <w:szCs w:val="18"/>
+              </w:rPr>
+              <w:t xml:space="preserve">일치</w:t>
+            </w:r>
+          </w:p>
+        </w:tc>
+      </w:tr>
+      <w:tr>
+        <w:trPr>
+          <w:tblHeader w:val="false"/>
+        </w:trPr>
+        <w:tc>
+          <w:tcPr>
+            <w:tcW w:type="dxa" w:w="1700"/>
+            <w:tcBorders>
+              <w:top w:val="single" w:color="BFBFBF" w:sz="4"/>
+              <w:left w:val="single" w:color="BFBFBF" w:sz="4"/>
+              <w:bottom w:val="single" w:color="BFBFBF" w:sz="4"/>
+              <w:right w:val="single" w:color="BFBFBF" w:sz="4"/>
+            </w:tcBorders>
+            <w:tcMar>
+              <w:top w:type="dxa" w:w="60"/>
+              <w:left w:type="dxa" w:w="100"/>
+              <w:bottom w:type="dxa" w:w="60"/>
+              <w:right w:type="dxa" w:w="100"/>
+            </w:tcMar>
+          </w:tcPr>
+          <w:p>
+            <w:pPr>
+              <w:spacing w:after="0" w:line="276"/>
+            </w:pPr>
+            <w:r>
+              <w:rPr>
+                <w:b w:val="false"/>
+                <w:bCs w:val="false"/>
+                <w:sz w:val="18"/>
+                <w:szCs w:val="18"/>
+              </w:rPr>
+              <w:t xml:space="preserve">분석 기간</w:t>
+            </w:r>
+          </w:p>
+        </w:tc>
+        <w:tc>
+          <w:tcPr>
+            <w:tcW w:type="dxa" w:w="4300"/>
+            <w:tcBorders>
+              <w:top w:val="single" w:color="BFBFBF" w:sz="4"/>
+              <w:left w:val="single" w:color="BFBFBF" w:sz="4"/>
+              <w:bottom w:val="single" w:color="BFBFBF" w:sz="4"/>
+              <w:right w:val="single" w:color="BFBFBF" w:sz="4"/>
+            </w:tcBorders>
+            <w:tcMar>
+              <w:top w:type="dxa" w:w="60"/>
+              <w:left w:type="dxa" w:w="100"/>
+              <w:bottom w:type="dxa" w:w="60"/>
+              <w:right w:type="dxa" w:w="100"/>
+            </w:tcMar>
+          </w:tcPr>
+          <w:p>
+            <w:pPr>
+              <w:spacing w:after="0" w:line="276"/>
+            </w:pPr>
+            <w:r>
+              <w:rPr>
+                <w:b w:val="false"/>
+                <w:bCs w:val="false"/>
+                <w:sz w:val="18"/>
+                <w:szCs w:val="18"/>
+              </w:rPr>
+              <w:t xml:space="preserve">2026.9.13~9.19 작성 댓글 / 분류 완료</w:t>
+            </w:r>
+          </w:p>
+        </w:tc>
+        <w:tc>
+          <w:tcPr>
+            <w:tcW w:type="dxa" w:w="1826"/>
+            <w:tcBorders>
+              <w:top w:val="single" w:color="BFBFBF" w:sz="4"/>
+              <w:left w:val="single" w:color="BFBFBF" w:sz="4"/>
+              <w:bottom w:val="single" w:color="BFBFBF" w:sz="4"/>
+              <w:right w:val="single" w:color="BFBFBF" w:sz="4"/>
+            </w:tcBorders>
+            <w:tcMar>
+              <w:top w:type="dxa" w:w="60"/>
+              <w:left w:type="dxa" w:w="100"/>
+              <w:bottom w:type="dxa" w:w="60"/>
+              <w:right w:type="dxa" w:w="100"/>
+            </w:tcMar>
+          </w:tcPr>
+          <w:p>
+            <w:pPr>
+              <w:spacing w:after="0" w:line="276"/>
+            </w:pPr>
+            <w:r>
+              <w:rPr>
+                <w:b w:val="false"/>
+                <w:bCs w:val="false"/>
+                <w:sz w:val="18"/>
+                <w:szCs w:val="18"/>
+              </w:rPr>
+              <w:t xml:space="preserve">1,045 / 1,045</w:t>
+            </w:r>
+          </w:p>
+        </w:tc>
+        <w:tc>
+          <w:tcPr>
+            <w:tcW w:type="dxa" w:w="1200"/>
+            <w:tcBorders>
+              <w:top w:val="single" w:color="BFBFBF" w:sz="4"/>
+              <w:left w:val="single" w:color="BFBFBF" w:sz="4"/>
+              <w:bottom w:val="single" w:color="BFBFBF" w:sz="4"/>
+              <w:right w:val="single" w:color="BFBFBF" w:sz="4"/>
+            </w:tcBorders>
+            <w:tcMar>
+              <w:top w:type="dxa" w:w="60"/>
+              <w:left w:type="dxa" w:w="100"/>
+              <w:bottom w:type="dxa" w:w="60"/>
+              <w:right w:type="dxa" w:w="100"/>
+            </w:tcMar>
+          </w:tcPr>
+          <w:p>
+            <w:pPr>
+              <w:spacing w:after="0" w:line="276"/>
+            </w:pPr>
+            <w:r>
+              <w:rPr>
+                <w:b w:val="false"/>
+                <w:bCs w:val="false"/>
+                <w:sz w:val="18"/>
+                <w:szCs w:val="18"/>
+              </w:rPr>
+              <w:t xml:space="preserve">일치</w:t>
+            </w:r>
+          </w:p>
+        </w:tc>
+      </w:tr>
+      <w:tr>
+        <w:trPr>
+          <w:tblHeader w:val="false"/>
+        </w:trPr>
+        <w:tc>
+          <w:tcPr>
+            <w:tcW w:type="dxa" w:w="1700"/>
+            <w:tcBorders>
+              <w:top w:val="single" w:color="BFBFBF" w:sz="4"/>
+              <w:left w:val="single" w:color="BFBFBF" w:sz="4"/>
+              <w:bottom w:val="single" w:color="BFBFBF" w:sz="4"/>
+              <w:right w:val="single" w:color="BFBFBF" w:sz="4"/>
+            </w:tcBorders>
+            <w:tcMar>
+              <w:top w:type="dxa" w:w="60"/>
+              <w:left w:type="dxa" w:w="100"/>
+              <w:bottom w:type="dxa" w:w="60"/>
+              <w:right w:type="dxa" w:w="100"/>
+            </w:tcMar>
+          </w:tcPr>
+          <w:p>
+            <w:pPr>
+              <w:spacing w:after="0" w:line="276"/>
+            </w:pPr>
+            <w:r>
+              <w:rPr>
+                <w:b w:val="false"/>
+                <w:bCs w:val="false"/>
+                <w:sz w:val="18"/>
+                <w:szCs w:val="18"/>
+              </w:rPr>
+              <w:t xml:space="preserve">DB 저장</w:t>
+            </w:r>
+          </w:p>
+        </w:tc>
+        <w:tc>
+          <w:tcPr>
+            <w:tcW w:type="dxa" w:w="4300"/>
+            <w:tcBorders>
+              <w:top w:val="single" w:color="BFBFBF" w:sz="4"/>
+              <w:left w:val="single" w:color="BFBFBF" w:sz="4"/>
+              <w:bottom w:val="single" w:color="BFBFBF" w:sz="4"/>
+              <w:right w:val="single" w:color="BFBFBF" w:sz="4"/>
+            </w:tcBorders>
+            <w:tcMar>
+              <w:top w:type="dxa" w:w="60"/>
+              <w:left w:type="dxa" w:w="100"/>
+              <w:bottom w:type="dxa" w:w="60"/>
+              <w:right w:type="dxa" w:w="100"/>
+            </w:tcMar>
+          </w:tcPr>
+          <w:p>
+            <w:pPr>
+              <w:spacing w:after="0" w:line="276"/>
+            </w:pPr>
+            <w:r>
+              <w:rPr>
+                <w:b w:val="false"/>
+                <w:bCs w:val="false"/>
+                <w:sz w:val="18"/>
+                <w:szCs w:val="18"/>
+              </w:rPr>
+              <w:t xml:space="preserve">Supabase cheongyak_comments: 이 결과 폴더(run_folder)의 행 수</w:t>
+            </w:r>
+          </w:p>
+        </w:tc>
+        <w:tc>
+          <w:tcPr>
+            <w:tcW w:type="dxa" w:w="1826"/>
+            <w:tcBorders>
+              <w:top w:val="single" w:color="BFBFBF" w:sz="4"/>
+              <w:left w:val="single" w:color="BFBFBF" w:sz="4"/>
+              <w:bottom w:val="single" w:color="BFBFBF" w:sz="4"/>
+              <w:right w:val="single" w:color="BFBFBF" w:sz="4"/>
+            </w:tcBorders>
+            <w:tcMar>
+              <w:top w:type="dxa" w:w="60"/>
+              <w:left w:type="dxa" w:w="100"/>
+              <w:bottom w:type="dxa" w:w="60"/>
+              <w:right w:type="dxa" w:w="100"/>
+            </w:tcMar>
+          </w:tcPr>
+          <w:p>
+            <w:pPr>
+              <w:spacing w:after="0" w:line="276"/>
+            </w:pPr>
+            <w:r>
+              <w:rPr>
+                <w:b w:val="false"/>
+                <w:bCs w:val="false"/>
+                <w:sz w:val="18"/>
+                <w:szCs w:val="18"/>
+              </w:rPr>
+              <w:t xml:space="preserve">1,045</w:t>
+            </w:r>
+          </w:p>
+        </w:tc>
+        <w:tc>
+          <w:tcPr>
+            <w:tcW w:type="dxa" w:w="1200"/>
+            <w:tcBorders>
+              <w:top w:val="single" w:color="BFBFBF" w:sz="4"/>
+              <w:left w:val="single" w:color="BFBFBF" w:sz="4"/>
+              <w:bottom w:val="single" w:color="BFBFBF" w:sz="4"/>
+              <w:right w:val="single" w:color="BFBFBF" w:sz="4"/>
+            </w:tcBorders>
+            <w:tcMar>
+              <w:top w:type="dxa" w:w="60"/>
+              <w:left w:type="dxa" w:w="100"/>
+              <w:bottom w:type="dxa" w:w="60"/>
+              <w:right w:type="dxa" w:w="100"/>
+            </w:tcMar>
+          </w:tcPr>
+          <w:p>
+            <w:pPr>
+              <w:spacing w:after="0" w:line="276"/>
+            </w:pPr>
+            <w:r>
+              <w:rPr>
+                <w:b w:val="false"/>
+                <w:bCs w:val="false"/>
+                <w:sz w:val="18"/>
+                <w:szCs w:val="18"/>
+              </w:rPr>
+              <w:t xml:space="preserve">일치</w:t>
+            </w:r>
+          </w:p>
+        </w:tc>
+      </w:tr>
+    </w:tbl>
+    <w:p>
+      <w:pPr>
+        <w:spacing w:after="200" w:before="60"/>
+        <w:jc w:val="center"/>
+      </w:pPr>
+      <w:r>
+        <w:rPr>
+          <w:color w:val="52514E"/>
+          <w:sz w:val="18"/>
+          <w:szCs w:val="18"/>
+        </w:rPr>
+        <w:t xml:space="preserve">표 3. 단계별 댓글 건수 대조 (수집 기록 · CSV · 데이터베이스)</w:t>
+      </w:r>
+    </w:p>
+    <w:p>
+      <w:pPr>
+        <w:spacing w:after="120"/>
+      </w:pPr>
+      <w:r>
+        <w:rPr>
+          <w:color w:val="52514E"/>
+          <w:sz w:val="17"/>
+          <w:szCs w:val="17"/>
+        </w:rPr>
+        <w:t xml:space="preserve">DB 건수 출처: upload_supabase.py 실행 직후 run_folder 기준 count(*) 조회 결과 (2026-09-20 12:45 KST 확인).</w:t>
+      </w:r>
+    </w:p>
+    <w:p>
+      <w:pPr>
+        <w:spacing w:after="120" w:line="320"/>
+        <w:ind w:firstLine="280"/>
+        <w:jc w:val="both"/>
+      </w:pPr>
+      <w:r>
+        <w:t xml:space="preserve">수집 단계에서 받은 2,156개는 중복 없이 모두 comments.csv에 저장되었고(고유 comment_id 2,156개), LLM 분류에서도 실패한 댓글 없이 2,156개 모두 결과를 받았다. 이 중 분석 기간에 작성된 1,045개가 데이터베이스에 같은 수(1,045행)로 저장되어, 수집부터 저장까지 모든 단계의 건수가 일치하였다.</w:t>
+      </w:r>
+    </w:p>
+    <w:p>
+      <w:pPr>
+        <w:spacing w:after="120" w:line="320"/>
+        <w:jc w:val="both"/>
+      </w:pPr>
+      <w:r>
+        <w:rPr>
+          <w:b/>
+          <w:bCs/>
+        </w:rPr>
+        <w:t xml:space="preserve">중복 저장 방지. </w:t>
+      </w:r>
+      <w:r>
+        <w:t xml:space="preserve">같은 댓글이 두 번 저장되지 않도록 세 단계에서 막았다.</w:t>
+      </w:r>
+    </w:p>
+    <w:p>
+      <w:pPr>
+        <w:pStyle w:val="ListParagraph"/>
+        <w:numPr>
+          <w:ilvl w:val="0"/>
+          <w:numId w:val="2"/>
+        </w:numPr>
+        <w:spacing w:after="80" w:line="300"/>
+      </w:pPr>
+      <w:r>
+        <w:rPr>
+          <w:b/>
+          <w:bCs/>
+        </w:rPr>
+        <w:t xml:space="preserve">수집 단계: </w:t>
+      </w:r>
+      <w:r>
+        <w:t xml:space="preserve">페이지를 넘기는 사이 새 댓글이 달려 같은 댓글이 다음 페이지에 다시 나올 수 있으므로, 이미 받은 comment_id를 집합(set)에 기록해 두고 같은 번호는 건너뛰었다(이번 수집 0개 제외).</w:t>
+      </w:r>
+    </w:p>
+    <w:p>
+      <w:pPr>
+        <w:pStyle w:val="ListParagraph"/>
+        <w:numPr>
+          <w:ilvl w:val="0"/>
+          <w:numId w:val="2"/>
+        </w:numPr>
+        <w:spacing w:after="80" w:line="300"/>
+      </w:pPr>
+      <w:r>
+        <w:rPr>
+          <w:b/>
+          <w:bCs/>
+        </w:rPr>
+        <w:t xml:space="preserve">데이터베이스 구조: </w:t>
+      </w:r>
+      <w:r>
+        <w:t xml:space="preserve">cheongyak_comments 테이블은 comment_id를, cheongyak_runs 테이블은 결과 폴더 이름(run_folder)을 기본 키(PRIMARY KEY)로 지정하였다. 기본 키는 값이 겹치는 행을 데이터베이스가 받아들이지 않으므로, 코드에 실수가 있더라도 같은 댓글이 두 행으로 저장될 수 없다.</w:t>
+      </w:r>
+    </w:p>
+    <w:p>
+      <w:pPr>
+        <w:pStyle w:val="ListParagraph"/>
+        <w:numPr>
+          <w:ilvl w:val="0"/>
+          <w:numId w:val="2"/>
+        </w:numPr>
+        <w:spacing w:after="80" w:line="300"/>
+      </w:pPr>
+      <w:r>
+        <w:rPr>
+          <w:b/>
+          <w:bCs/>
+        </w:rPr>
+        <w:t xml:space="preserve">다시 올릴 때: </w:t>
+      </w:r>
+      <w:r>
+        <w:t xml:space="preserve">업로드는 INSERT … ON CONFLICT (comment_id) DO UPDATE(upsert) 구문을 사용하였다. 이미 있는 댓글이면 새 행을 추가하지 않고 분류 결과·좋아요 수 등만 최신 값으로 갱신한다. 분류를 다시 하거나 업로드를 여러 번 실행해도 행 수는 늘어나지 않으며, 같은 데이터를 두 번 올리는 시험에서도 행 수가 1,045개로 그대로였다.</w:t>
+      </w:r>
+    </w:p>
+    <w:p>
+      <w:pPr>
+        <w:shd w:fill="FFF4D6" w:val="clear"/>
+        <w:spacing w:after="120"/>
+      </w:pPr>
+      <w:r>
+        <w:rPr>
+          <w:b/>
+          <w:bCs/>
+          <w:color w:val="8A5A00"/>
+        </w:rPr>
+        <w:t xml:space="preserve">[작성 필요] </w:t>
+      </w:r>
+      <w:r>
+        <w:rPr>
+          <w:color w:val="8A5A00"/>
+        </w:rPr>
+        <w:t xml:space="preserve">Mac 에서 python verify_counts.py 를 실행하면 Supabase 에서 전체 행·고유 comment_id·중복 수·기본 키를 직접 조회해 verify_counts.json 에 저장한다. 그 뒤 보고서를 다시 만들면 표 3에 “DB 중복 확인” 행이 추가된다.</w:t>
+      </w:r>
+    </w:p>
+    <w:p>
+      <w:pPr>
         <w:pStyle w:val="Heading3"/>
         <w:spacing w:after="100" w:before="180"/>
       </w:pPr>
@@ -1755,7 +2719,7 @@
         <w:t xml:space="preserve">분류 기준. </w:t>
       </w:r>
       <w:r>
-        <w:t xml:space="preserve">댓글의 태도는 긍정, 부정, 양가로 구분하고, 청약에 대한 판단이 드러나지 않는 댓글은 “해당 없음”으로 따로 분류하였다. 관심사는 한 댓글에 해당하는 것을 모두 고르도록 하였고, 이와 함께 집값 상승·하락 전망과 청약통장 해지·유지 의향을 별도로 분류하였다(표 3).</w:t>
+        <w:t xml:space="preserve">댓글의 태도는 긍정, 부정, 양가로 구분하고, 청약에 대한 판단이 드러나지 않는 댓글은 “해당 없음”으로 따로 분류하였다. 관심사는 한 댓글에 해당하는 것을 모두 고르도록 하였고, 이와 함께 집값 상승·하락 전망과 청약통장 해지·유지 의향을 별도로 분류하였다(표 4).</w:t>
       </w:r>
     </w:p>
     <w:tbl>
@@ -2602,7 +3566,7 @@
           <w:sz w:val="18"/>
           <w:szCs w:val="18"/>
         </w:rPr>
-        <w:t xml:space="preserve">표 3. 댓글 분류 기준</w:t>
+        <w:t xml:space="preserve">표 4. 댓글 분류 기준</w:t>
       </w:r>
     </w:p>
     <w:p>
@@ -3455,7 +4419,7 @@
           <w:sz w:val="18"/>
           <w:szCs w:val="18"/>
         </w:rPr>
-        <w:t xml:space="preserve">표 4. 분류 일치도 (Cohen’s κ, 0.61 이상 상당한 일치 / 0.81 이상 거의 완전한 일치)</w:t>
+        <w:t xml:space="preserve">표 5. 분류 일치도 (Cohen’s κ, 0.61 이상 상당한 일치 / 0.81 이상 거의 완전한 일치)</w:t>
       </w:r>
     </w:p>
     <w:p>
@@ -3465,7 +4429,7 @@
         <w:jc w:val="both"/>
       </w:pPr>
       <w:r>
-        <w:t xml:space="preserve">검증 결과, 사람(팀원)과 두 LLM의 일치도는 모든 항목에서 “보통” 이상이었다(표 4). 사람과 Claude는 태도 κ=0.67, 통장 행동 κ=0.85로 가장 잘 맞았고, 본 분석에 쓴 gpt-oss-120b는 사람과 태도 κ=0.59, 관심사 κ=0.71, 통장 행동 κ=0.73이었다. 세 분류가 태도를 모두 똑같이 판단한 댓글은 100개 중 68개였으며, 셋 중 하나만 다르게 판단한 경우는 gpt-oss-120b가 15개로 가장 많았다(Claude 9개, 사람 7개).</w:t>
+        <w:t xml:space="preserve">검증 결과, 사람(팀원)과 두 LLM의 일치도는 모든 항목에서 “보통” 이상이었다(표 5). 사람과 Claude는 태도 κ=0.67, 통장 행동 κ=0.85로 가장 잘 맞았고, 본 분석에 쓴 gpt-oss-120b는 사람과 태도 κ=0.59, 관심사 κ=0.71, 통장 행동 κ=0.73이었다. 세 분류가 태도를 모두 똑같이 판단한 댓글은 100개 중 68개였으며, 셋 중 하나만 다르게 판단한 경우는 gpt-oss-120b가 15개로 가장 많았다(Claude 9개, 사람 7개).</w:t>
       </w:r>
     </w:p>
     <w:tbl>
@@ -4144,7 +5108,7 @@
           <w:sz w:val="18"/>
           <w:szCs w:val="18"/>
         </w:rPr>
-        <w:t xml:space="preserve">표 5. 같은 댓글 100개에 대한 분류자별 태도 분포</w:t>
+        <w:t xml:space="preserve">표 6. 같은 댓글 100개에 대한 분류자별 태도 분포</w:t>
       </w:r>
     </w:p>
     <w:p>
@@ -4174,7 +5138,7 @@
         <w:rPr>
           <w:color w:val="8A5A00"/>
         </w:rPr>
-        <w:t xml:space="preserve">검증 시트를 추가로 받으면 check_reliability.py score 를 다시 실행해 표 4를 갱신하고, 표 5와 위 해석 문단의 숫자도 함께 확인할 것 (현재: 팀원 1명, Claude, gpt-oss-120b).</w:t>
+        <w:t xml:space="preserve">검증 시트를 추가로 받으면 check_reliability.py score 를 다시 실행해 표 5를 갱신하고, 표 6과 위 해석 문단의 숫자도 함께 확인할 것 (현재: 팀원 1명, Claude, gpt-oss-120b).</w:t>
       </w:r>
     </w:p>
     <w:p>
@@ -4199,7 +5163,7 @@
         <w:t xml:space="preserve">데이터 출처. </w:t>
       </w:r>
       <w:r>
-        <w:t xml:space="preserve">댓글 속 인식과 비교할 주택시장 지표는 공공데이터포털에서 제공하는 한국부동산원·국토교통부 자료를 기본으로 하고(표 6), 최신 수치는 한국부동산원·주택도시보증공사(HUG) 통계를 인용한 언론 보도로 보완하였다(표 11).</w:t>
+        <w:t xml:space="preserve">댓글 속 인식과 비교할 주택시장 지표는 공공데이터포털에서 제공하는 한국부동산원·국토교통부 자료를 기본으로 하고(표 7), 최신 수치는 한국부동산원·주택도시보증공사(HUG) 통계를 인용한 언론 보도로 보완하였다(표 12).</w:t>
       </w:r>
     </w:p>
     <w:tbl>
@@ -4822,7 +5786,7 @@
           <w:sz w:val="18"/>
           <w:szCs w:val="18"/>
         </w:rPr>
-        <w:t xml:space="preserve">표 6. 주택가격 데이터 구성</w:t>
+        <w:t xml:space="preserve">표 7. 주택가격 데이터 구성</w:t>
       </w:r>
     </w:p>
     <w:p>
@@ -4898,7 +5862,7 @@
         <w:jc w:val="both"/>
       </w:pPr>
       <w:r>
-        <w:t xml:space="preserve">분석 대상 댓글 1,045개 가운데 245개(23.4%)는 청약에 대한 판단이 없는 “해당 없음” 댓글이었다. 대부분 특정 정당이나 대통령에 대한 구호, 세대 비난, 짧은 감탄이었다. 나머지 800개의 태도는 표 7과 같다.</w:t>
+        <w:t xml:space="preserve">분석 대상 댓글 1,045개 가운데 245개(23.4%)는 청약에 대한 판단이 없는 “해당 없음” 댓글이었다. 대부분 특정 정당이나 대통령에 대한 구호, 세대 비난, 짧은 감탄이었다. 나머지 800개의 태도는 표 8과 같다.</w:t>
       </w:r>
     </w:p>
     <w:tbl>
@@ -5737,7 +6701,7 @@
           <w:sz w:val="18"/>
           <w:szCs w:val="18"/>
         </w:rPr>
-        <w:t xml:space="preserve">표 7. 청약 관련 댓글의 태도 분포 (LLM 분류, 2026.9.13~9.19)</w:t>
+        <w:t xml:space="preserve">표 8. 청약 관련 댓글의 태도 분포 (LLM 분류, 2026.9.13~9.19)</w:t>
       </w:r>
     </w:p>
     <w:p>
@@ -7143,7 +8107,7 @@
           <w:sz w:val="18"/>
           <w:szCs w:val="18"/>
         </w:rPr>
-        <w:t xml:space="preserve">표 8. 관심사별 언급 빈도와 좋아요 비중 (한 댓글에 여러 관심사가 나올 수 있어 합계는 100%를 넘음, n=1,045)</w:t>
+        <w:t xml:space="preserve">표 9. 관심사별 언급 빈도와 좋아요 비중 (한 댓글에 여러 관심사가 나올 수 있어 합계는 100%를 넘음, n=1,045)</w:t>
       </w:r>
     </w:p>
     <w:p>
@@ -7863,7 +8827,7 @@
           <w:sz w:val="18"/>
           <w:szCs w:val="18"/>
         </w:rPr>
-        <w:t xml:space="preserve">표 9. 집값 전망과 청약통장 행동 의향 (한 댓글이 여러 이유를 말할 수 있음)</w:t>
+        <w:t xml:space="preserve">표 10. 집값 전망과 청약통장 행동 의향 (한 댓글이 여러 이유를 말할 수 있음)</w:t>
       </w:r>
     </w:p>
     <w:p>
@@ -7902,7 +8866,7 @@
         <w:jc w:val="both"/>
       </w:pPr>
       <w:r>
-        <w:t xml:space="preserve">분석 기간 7일 동안 댓글 수는 첫날(9월 13일) 417개로 가장 많았고, 9월 14~15일 473개를 거쳐 9월 16일 이후에는 하루 12~61개로 줄었다(그림 4). 날짜별 댓글 수 차이가 커서 하루 단위 비율은 뒤로 갈수록 흔들리므로, 규모가 비슷하도록 첫날, 둘째·셋째 날, 나머지 나흘의 세 구간으로 묶어 비교하였다(표 10).</w:t>
+        <w:t xml:space="preserve">분석 기간 7일 동안 댓글 수는 첫날(9월 13일) 417개로 가장 많았고, 9월 14~15일 473개를 거쳐 9월 16일 이후에는 하루 12~61개로 줄었다(그림 4). 날짜별 댓글 수 차이가 커서 하루 단위 비율은 뒤로 갈수록 흔들리므로, 규모가 비슷하도록 첫날, 둘째·셋째 날, 나머지 나흘의 세 구간으로 묶어 비교하였다(표 11).</w:t>
       </w:r>
     </w:p>
     <w:p>
@@ -9289,7 +10253,7 @@
           <w:sz w:val="18"/>
           <w:szCs w:val="18"/>
         </w:rPr>
-        <w:t xml:space="preserve">표 10. 구간별 태도와 주요 지표 변화 (태도 비중은 청약 관련 댓글 기준) — 태도×구간 카이제곱 검정 χ²=10.49, p=0.033</w:t>
+        <w:t xml:space="preserve">표 11. 구간별 태도와 주요 지표 변화 (태도 비중은 청약 관련 댓글 기준) — 태도×구간 카이제곱 검정 χ²=10.49, p=0.033</w:t>
       </w:r>
     </w:p>
     <w:p>
@@ -10119,7 +11083,7 @@
           <w:sz w:val="18"/>
           <w:szCs w:val="18"/>
         </w:rPr>
-        <w:t xml:space="preserve">표 11. 주요 주택시장 지표 (보도 자료 기준)</w:t>
+        <w:t xml:space="preserve">표 12. 주요 주택시장 지표 (보도 자료 기준)</w:t>
       </w:r>
     </w:p>
     <w:p>
@@ -11098,7 +12062,7 @@
           <w:sz w:val="18"/>
           <w:szCs w:val="18"/>
         </w:rPr>
-        <w:t xml:space="preserve">표 12. 댓글 속 인식과 주택시장 지표 비교</w:t>
+        <w:t xml:space="preserve">표 13. 댓글 속 인식과 주택시장 지표 비교</w:t>
       </w:r>
     </w:p>
     <w:p>
@@ -11387,7 +12351,7 @@
       <w:r>
         <w:t xml:space="preserve">크랩, 「청약통장 다들 왜 깨고 있을까?」, YouTube, 2026. </w:t>
       </w:r>
-      <w:hyperlink w:history="1" r:id="rIdrhnf-fl4_9xhmb2uhygpm">
+      <w:hyperlink w:history="1" r:id="rIdq3lwajyhfqm_qnfeyqtmy">
         <w:r>
           <w:rPr>
             <w:rStyle w:val="Hyperlink"/>
@@ -11410,7 +12374,7 @@
       <w:r>
         <w:t xml:space="preserve">뉴스핌, 「“청약 넣어도 부담”…청약통장 4년째 가입보다 해지 많아」, 2026.8.31. </w:t>
       </w:r>
-      <w:hyperlink w:history="1" r:id="rId_ihstup3g_cvum_pph-6d">
+      <w:hyperlink w:history="1" r:id="rIdxuin9ahhxktyg3dfuljnw">
         <w:r>
           <w:rPr>
             <w:rStyle w:val="Hyperlink"/>
@@ -11433,7 +12397,7 @@
       <w:r>
         <w:t xml:space="preserve">한국경제, 「어차피 당첨 안돼 줄줄이 청약통장 찢었다…역대급 상황」, 2026.9.13. </w:t>
       </w:r>
-      <w:hyperlink w:history="1" r:id="rIdk87f3lx1j3y3hoffrhvdq">
+      <w:hyperlink w:history="1" r:id="rIdsvfqy1dsdwkzpcz0gxkj_">
         <w:r>
           <w:rPr>
             <w:rStyle w:val="Hyperlink"/>
@@ -11456,7 +12420,7 @@
       <w:r>
         <w:t xml:space="preserve">뉴데일리, 「서울 아파트 평당 분양가 6287만원, 1년 새 34% 급등」, 2026.9.18. </w:t>
       </w:r>
-      <w:hyperlink w:history="1" r:id="rIdocpmos963ayomcplhimem">
+      <w:hyperlink w:history="1" r:id="rIdca53hocv9k6n2upamuphw">
         <w:r>
           <w:rPr>
             <w:rStyle w:val="Hyperlink"/>
@@ -11479,7 +12443,7 @@
       <w:r>
         <w:t xml:space="preserve">대한민국 정책브리핑, 「서울·경기 12곳 주담대 한도 축소…25억 초과 주택 2억 원까지만」, 2025.10.15. </w:t>
       </w:r>
-      <w:hyperlink w:history="1" r:id="rIdgrtthdozvuhq1qxs4dqsu">
+      <w:hyperlink w:history="1" r:id="rIdjqrr-dnnkzvsskwkx7nju">
         <w:r>
           <w:rPr>
             <w:rStyle w:val="Hyperlink"/>
@@ -11502,7 +12466,7 @@
       <w:r>
         <w:t xml:space="preserve">글로벌이코노믹, 「서울 아파트 매매·전세 상승률 격차 0.17%P…나란히 7%대 상승」, 2026.9.15. </w:t>
       </w:r>
-      <w:hyperlink w:history="1" r:id="rIdsi9lz-xiazmoziuyoinmj">
+      <w:hyperlink w:history="1" r:id="rIdhvrmdwhgjrynqrmjjcham">
         <w:r>
           <w:rPr>
             <w:rStyle w:val="Hyperlink"/>
@@ -11525,7 +12489,7 @@
       <w:r>
         <w:t xml:space="preserve">국제뉴스, 「한국부동산원, 9월 첫째 주 전국 아파트값 0.08%↑…서울 0.20% 상승」, 2026.9.10. </w:t>
       </w:r>
-      <w:hyperlink w:history="1" r:id="rIde7xbcoecm8dm1j2hbmsyr">
+      <w:hyperlink w:history="1" r:id="rIdtz9kyxuabia-ndtnbwbah">
         <w:r>
           <w:rPr>
             <w:rStyle w:val="Hyperlink"/>
@@ -11548,7 +12512,7 @@
       <w:r>
         <w:t xml:space="preserve">공공데이터포털, 한국부동산원 청약홈 청약통장 전체 가입현황 (15088657) </w:t>
       </w:r>
-      <w:hyperlink w:history="1" r:id="rIdvxdv39ymvhas60oeralon">
+      <w:hyperlink w:history="1" r:id="rId6qvef09zgnqwt2ytzwina">
         <w:r>
           <w:rPr>
             <w:rStyle w:val="Hyperlink"/>
@@ -11571,7 +12535,7 @@
       <w:r>
         <w:t xml:space="preserve">공공데이터포털, 한국부동산원 청약홈 청약통장 통계 조회 서비스 (15114369) </w:t>
       </w:r>
-      <w:hyperlink w:history="1" r:id="rIdnmrwbwrwyk6sicnngzefa">
+      <w:hyperlink w:history="1" r:id="rIdpfzpghkxd9tjc9jcmnlpn">
         <w:r>
           <w:rPr>
             <w:rStyle w:val="Hyperlink"/>
@@ -11594,7 +12558,7 @@
       <w:r>
         <w:t xml:space="preserve">공공데이터포털, 한국부동산원 지역별 청약 신청자·당첨자 정보 (15110975, 15110976) </w:t>
       </w:r>
-      <w:hyperlink w:history="1" r:id="rIdgu_dr1a8biznwvspmzcn5">
+      <w:hyperlink w:history="1" r:id="rIdqtv6cdojsotxzmmmjyfde">
         <w:r>
           <w:rPr>
             <w:rStyle w:val="Hyperlink"/>
@@ -11617,7 +12581,7 @@
       <w:r>
         <w:t xml:space="preserve">공공데이터포털, 한국부동산원 중위매매가격·중위단위매매가격 (15112206, 15112207) </w:t>
       </w:r>
-      <w:hyperlink w:history="1" r:id="rIdvvxifmxgpzv9lhsflpgcx">
+      <w:hyperlink w:history="1" r:id="rId4nhy6fdzlo21ey5-bp7ql">
         <w:r>
           <w:rPr>
             <w:rStyle w:val="Hyperlink"/>
@@ -11640,7 +12604,7 @@
       <w:r>
         <w:t xml:space="preserve">공공데이터포털, 국토교통부 아파트 매매 실거래가 상세 자료 (15126468) </w:t>
       </w:r>
-      <w:hyperlink w:history="1" r:id="rIdcdvfuaww08ajodw4y5dry">
+      <w:hyperlink w:history="1" r:id="rIdksv-fmxtdt5dfap7nzg4z">
         <w:r>
           <w:rPr>
             <w:rStyle w:val="Hyperlink"/>
@@ -11663,7 +12627,7 @@
       <w:r>
         <w:t xml:space="preserve">YouTube Data API v3, CommentThreads: list </w:t>
       </w:r>
-      <w:hyperlink w:history="1" r:id="rId6l6qsugfmda0vzrafqwdn">
+      <w:hyperlink w:history="1" r:id="rIdnmpc66vlpj-bsvs88_tuh">
         <w:r>
           <w:rPr>
             <w:rStyle w:val="Hyperlink"/>
@@ -11686,7 +12650,7 @@
       <w:r>
         <w:t xml:space="preserve">OpenRouter, openai/gpt-oss-120b (댓글 분류 모델) </w:t>
       </w:r>
-      <w:hyperlink w:history="1" r:id="rIdugt-xvsm8usepghs2zsci">
+      <w:hyperlink w:history="1" r:id="rIdz4z2cn5l2ub_bgbkpvtxz">
         <w:r>
           <w:rPr>
             <w:rStyle w:val="Hyperlink"/>
@@ -12150,6 +13114,78 @@
       </w:r>
       <w:r>
         <w:continuationSeparator/>
+      </w:r>
+    </w:p>
+  </w:footnote>
+  <w:footnote w:id="1">
+    <w:p>
+      <w:r>
+        <w:rPr>
+          <w:rStyle w:val="FootnoteReference"/>
+        </w:rPr>
+        <w:footnoteRef/>
+      </w:r>
+      <w:r>
+        <w:rPr>
+          <w:sz w:val="17"/>
+          <w:szCs w:val="17"/>
+        </w:rPr>
+        <w:t xml:space="preserve">코드 저장소(GitHub): </w:t>
+      </w:r>
+      <w:hyperlink w:history="1" r:id="rId3aw-yydxqq_uieylz5iad">
+        <w:r>
+          <w:rPr>
+            <w:rStyle w:val="Hyperlink"/>
+            <w:color w:val="2A78D6"/>
+            <w:sz w:val="17"/>
+            <w:szCs w:val="17"/>
+            <w:u w:val="single"/>
+          </w:rPr>
+          <w:t xml:space="preserve">https://github.com/GHLee1016/Chungyak_analyze</w:t>
+        </w:r>
+      </w:hyperlink>
+      <w:r>
+        <w:rPr>
+          <w:sz w:val="17"/>
+          <w:szCs w:val="17"/>
+        </w:rPr>
+        <w:t xml:space="preserve"> — 수집(collect_comments.py), 분류(classify_comments.py), 집계(analyze_comments.py), 신뢰도 검증(check_reliability.py), DB 저장(upload_supabase.py), 건수 대조(verify_counts.py), 보고서 생성(report/build_report.js) 코드와 결과 폴더 전체.</w:t>
+      </w:r>
+    </w:p>
+  </w:footnote>
+  <w:footnote w:id="2">
+    <w:p>
+      <w:r>
+        <w:rPr>
+          <w:rStyle w:val="FootnoteReference"/>
+        </w:rPr>
+        <w:footnoteRef/>
+      </w:r>
+      <w:r>
+        <w:rPr>
+          <w:sz w:val="17"/>
+          <w:szCs w:val="17"/>
+        </w:rPr>
+        <w:t xml:space="preserve">Supabase 프로젝트(데이터베이스): </w:t>
+      </w:r>
+      <w:hyperlink w:history="1" r:id="rId1rdx8ekrs2vhfu2refoyi">
+        <w:r>
+          <w:rPr>
+            <w:rStyle w:val="Hyperlink"/>
+            <w:color w:val="2A78D6"/>
+            <w:sz w:val="17"/>
+            <w:szCs w:val="17"/>
+            <w:u w:val="single"/>
+          </w:rPr>
+          <w:t xml:space="preserve">https://supabase.com/dashboard/project/evfplzqpewwjtttlmvxc</w:t>
+        </w:r>
+      </w:hyperlink>
+      <w:r>
+        <w:rPr>
+          <w:sz w:val="17"/>
+          <w:szCs w:val="17"/>
+        </w:rPr>
+        <w:t xml:space="preserve"> — 테이블 cheongyak_comments, cheongyak_runs (프로젝트 멤버로 초대받은 계정만 열람 가능).</w:t>
       </w:r>
     </w:p>
   </w:footnote>

--- a/output/g4h29mJufpc_20260919T063349180506Z/청약인식_보고서초안_B안.docx
+++ b/output/g4h29mJufpc_20260919T063349180506Z/청약인식_보고서초안_B안.docx
@@ -12351,7 +12351,7 @@
       <w:r>
         <w:t xml:space="preserve">크랩, 「청약통장 다들 왜 깨고 있을까?」, YouTube, 2026. </w:t>
       </w:r>
-      <w:hyperlink w:history="1" r:id="rIdq3lwajyhfqm_qnfeyqtmy">
+      <w:hyperlink w:history="1" r:id="rIdjpxizbb9cxba_nyanhi4e">
         <w:r>
           <w:rPr>
             <w:rStyle w:val="Hyperlink"/>
@@ -12374,7 +12374,7 @@
       <w:r>
         <w:t xml:space="preserve">뉴스핌, 「“청약 넣어도 부담”…청약통장 4년째 가입보다 해지 많아」, 2026.8.31. </w:t>
       </w:r>
-      <w:hyperlink w:history="1" r:id="rIdxuin9ahhxktyg3dfuljnw">
+      <w:hyperlink w:history="1" r:id="rIdohbm6gbhucqczp_3uamud">
         <w:r>
           <w:rPr>
             <w:rStyle w:val="Hyperlink"/>
@@ -12397,7 +12397,7 @@
       <w:r>
         <w:t xml:space="preserve">한국경제, 「어차피 당첨 안돼 줄줄이 청약통장 찢었다…역대급 상황」, 2026.9.13. </w:t>
       </w:r>
-      <w:hyperlink w:history="1" r:id="rIdsvfqy1dsdwkzpcz0gxkj_">
+      <w:hyperlink w:history="1" r:id="rIdqduphc2t1vdmqhtsojaae">
         <w:r>
           <w:rPr>
             <w:rStyle w:val="Hyperlink"/>
@@ -12420,7 +12420,7 @@
       <w:r>
         <w:t xml:space="preserve">뉴데일리, 「서울 아파트 평당 분양가 6287만원, 1년 새 34% 급등」, 2026.9.18. </w:t>
       </w:r>
-      <w:hyperlink w:history="1" r:id="rIdca53hocv9k6n2upamuphw">
+      <w:hyperlink w:history="1" r:id="rIdlaoglta32k8and7qzfpiz">
         <w:r>
           <w:rPr>
             <w:rStyle w:val="Hyperlink"/>
@@ -12443,7 +12443,7 @@
       <w:r>
         <w:t xml:space="preserve">대한민국 정책브리핑, 「서울·경기 12곳 주담대 한도 축소…25억 초과 주택 2억 원까지만」, 2025.10.15. </w:t>
       </w:r>
-      <w:hyperlink w:history="1" r:id="rIdjqrr-dnnkzvsskwkx7nju">
+      <w:hyperlink w:history="1" r:id="rIdk1sxeuhu2hemmkpyyqvfj">
         <w:r>
           <w:rPr>
             <w:rStyle w:val="Hyperlink"/>
@@ -12466,7 +12466,7 @@
       <w:r>
         <w:t xml:space="preserve">글로벌이코노믹, 「서울 아파트 매매·전세 상승률 격차 0.17%P…나란히 7%대 상승」, 2026.9.15. </w:t>
       </w:r>
-      <w:hyperlink w:history="1" r:id="rIdhvrmdwhgjrynqrmjjcham">
+      <w:hyperlink w:history="1" r:id="rIdidateaockkyz5ckhxzfgf">
         <w:r>
           <w:rPr>
             <w:rStyle w:val="Hyperlink"/>
@@ -12489,7 +12489,7 @@
       <w:r>
         <w:t xml:space="preserve">국제뉴스, 「한국부동산원, 9월 첫째 주 전국 아파트값 0.08%↑…서울 0.20% 상승」, 2026.9.10. </w:t>
       </w:r>
-      <w:hyperlink w:history="1" r:id="rIdtz9kyxuabia-ndtnbwbah">
+      <w:hyperlink w:history="1" r:id="rIdinls8ys4e9vjgoogksx-r">
         <w:r>
           <w:rPr>
             <w:rStyle w:val="Hyperlink"/>
@@ -12512,7 +12512,7 @@
       <w:r>
         <w:t xml:space="preserve">공공데이터포털, 한국부동산원 청약홈 청약통장 전체 가입현황 (15088657) </w:t>
       </w:r>
-      <w:hyperlink w:history="1" r:id="rId6qvef09zgnqwt2ytzwina">
+      <w:hyperlink w:history="1" r:id="rIdibjr9t6efyhv95xgntl-_">
         <w:r>
           <w:rPr>
             <w:rStyle w:val="Hyperlink"/>
@@ -12535,7 +12535,7 @@
       <w:r>
         <w:t xml:space="preserve">공공데이터포털, 한국부동산원 청약홈 청약통장 통계 조회 서비스 (15114369) </w:t>
       </w:r>
-      <w:hyperlink w:history="1" r:id="rIdpfzpghkxd9tjc9jcmnlpn">
+      <w:hyperlink w:history="1" r:id="rIde6d5nrsrjvuajk2cvs7tq">
         <w:r>
           <w:rPr>
             <w:rStyle w:val="Hyperlink"/>
@@ -12558,7 +12558,7 @@
       <w:r>
         <w:t xml:space="preserve">공공데이터포털, 한국부동산원 지역별 청약 신청자·당첨자 정보 (15110975, 15110976) </w:t>
       </w:r>
-      <w:hyperlink w:history="1" r:id="rIdqtv6cdojsotxzmmmjyfde">
+      <w:hyperlink w:history="1" r:id="rIdscv5bgl-iasjmwvhb_miq">
         <w:r>
           <w:rPr>
             <w:rStyle w:val="Hyperlink"/>
@@ -12581,7 +12581,7 @@
       <w:r>
         <w:t xml:space="preserve">공공데이터포털, 한국부동산원 중위매매가격·중위단위매매가격 (15112206, 15112207) </w:t>
       </w:r>
-      <w:hyperlink w:history="1" r:id="rId4nhy6fdzlo21ey5-bp7ql">
+      <w:hyperlink w:history="1" r:id="rIdl8msi3xarwy9scu7-kcv3">
         <w:r>
           <w:rPr>
             <w:rStyle w:val="Hyperlink"/>
@@ -12604,7 +12604,7 @@
       <w:r>
         <w:t xml:space="preserve">공공데이터포털, 국토교통부 아파트 매매 실거래가 상세 자료 (15126468) </w:t>
       </w:r>
-      <w:hyperlink w:history="1" r:id="rIdksv-fmxtdt5dfap7nzg4z">
+      <w:hyperlink w:history="1" r:id="rIdp-bp6-teojiw4dphm9pez">
         <w:r>
           <w:rPr>
             <w:rStyle w:val="Hyperlink"/>
@@ -12627,7 +12627,7 @@
       <w:r>
         <w:t xml:space="preserve">YouTube Data API v3, CommentThreads: list </w:t>
       </w:r>
-      <w:hyperlink w:history="1" r:id="rIdnmpc66vlpj-bsvs88_tuh">
+      <w:hyperlink w:history="1" r:id="rIdr1uotrxft80mnen31srt5">
         <w:r>
           <w:rPr>
             <w:rStyle w:val="Hyperlink"/>
@@ -12650,7 +12650,7 @@
       <w:r>
         <w:t xml:space="preserve">OpenRouter, openai/gpt-oss-120b (댓글 분류 모델) </w:t>
       </w:r>
-      <w:hyperlink w:history="1" r:id="rIdz4z2cn5l2ub_bgbkpvtxz">
+      <w:hyperlink w:history="1" r:id="rId1rj9drcycpdq6izr6udgl">
         <w:r>
           <w:rPr>
             <w:rStyle w:val="Hyperlink"/>
@@ -13132,7 +13132,7 @@
         </w:rPr>
         <w:t xml:space="preserve">코드 저장소(GitHub): </w:t>
       </w:r>
-      <w:hyperlink w:history="1" r:id="rId3aw-yydxqq_uieylz5iad">
+      <w:hyperlink w:history="1" r:id="rIdv43kjzr4w93gicfpy-lu7">
         <w:r>
           <w:rPr>
             <w:rStyle w:val="Hyperlink"/>
@@ -13166,9 +13166,9 @@
           <w:sz w:val="17"/>
           <w:szCs w:val="17"/>
         </w:rPr>
-        <w:t xml:space="preserve">Supabase 프로젝트(데이터베이스): </w:t>
-      </w:r>
-      <w:hyperlink w:history="1" r:id="rId1rdx8ekrs2vhfu2refoyi">
+        <w:t xml:space="preserve">Supabase 조회 링크(읽기 전용, 로그인 불필요) — 댓글 분류 결과(처음 100행): </w:t>
+      </w:r>
+      <w:hyperlink w:history="1" r:id="rIdxyi3bqzlrklqwtca_jqbq">
         <w:r>
           <w:rPr>
             <w:rStyle w:val="Hyperlink"/>
@@ -13177,7 +13177,7 @@
             <w:szCs w:val="17"/>
             <w:u w:val="single"/>
           </w:rPr>
-          <w:t xml:space="preserve">https://supabase.com/dashboard/project/evfplzqpewwjtttlmvxc</w:t>
+          <w:t xml:space="preserve">https://evfplzqpewwjtttlmvxc.supabase.co/rest/v1/cheongyak_comments?select=comment_id,published_at,stance,topics,outlook,action,text_raw&amp;order=published_at&amp;limit=100&amp;apikey=sb_publishable_Z3P3DWzEzLeL7BAhArEotQ_hptLYysY</w:t>
         </w:r>
       </w:hyperlink>
       <w:r>
@@ -13185,8 +13185,20 @@
           <w:sz w:val="17"/>
           <w:szCs w:val="17"/>
         </w:rPr>
-        <w:t xml:space="preserve"> — 테이블 cheongyak_comments, cheongyak_runs (프로젝트 멤버로 초대받은 계정만 열람 가능).</w:t>
-      </w:r>
+        <w:t xml:space="preserve"> / 실행 정보: </w:t>
+      </w:r>
+      <w:hyperlink w:history="1" r:id="rIdzjtaxjowrw4zbrpitctzh">
+        <w:r>
+          <w:rPr>
+            <w:rStyle w:val="Hyperlink"/>
+            <w:color w:val="2A78D6"/>
+            <w:sz w:val="17"/>
+            <w:szCs w:val="17"/>
+            <w:u w:val="single"/>
+          </w:rPr>
+          <w:t xml:space="preserve">https://evfplzqpewwjtttlmvxc.supabase.co/rest/v1/cheongyak_runs?select=run_folder,period_start,period_end,n_comments,model&amp;apikey=sb_publishable_Z3P3DWzEzLeL7BAhArEotQ_hptLYysY</w:t>
+        </w:r>
+      </w:hyperlink>
     </w:p>
   </w:footnote>
 </w:footnotes>

--- a/output/g4h29mJufpc_20260919T063349180506Z/청약인식_보고서초안_B안.docx
+++ b/output/g4h29mJufpc_20260919T063349180506Z/청약인식_보고서초안_B안.docx
@@ -12351,7 +12351,7 @@
       <w:r>
         <w:t xml:space="preserve">크랩, 「청약통장 다들 왜 깨고 있을까?」, YouTube, 2026. </w:t>
       </w:r>
-      <w:hyperlink w:history="1" r:id="rIdjpxizbb9cxba_nyanhi4e">
+      <w:hyperlink w:history="1" r:id="rIdc4rzphvw7yt34jerauu3h">
         <w:r>
           <w:rPr>
             <w:rStyle w:val="Hyperlink"/>
@@ -12374,7 +12374,7 @@
       <w:r>
         <w:t xml:space="preserve">뉴스핌, 「“청약 넣어도 부담”…청약통장 4년째 가입보다 해지 많아」, 2026.8.31. </w:t>
       </w:r>
-      <w:hyperlink w:history="1" r:id="rIdohbm6gbhucqczp_3uamud">
+      <w:hyperlink w:history="1" r:id="rIdx75k7wevnqbldwgss5itj">
         <w:r>
           <w:rPr>
             <w:rStyle w:val="Hyperlink"/>
@@ -12397,7 +12397,7 @@
       <w:r>
         <w:t xml:space="preserve">한국경제, 「어차피 당첨 안돼 줄줄이 청약통장 찢었다…역대급 상황」, 2026.9.13. </w:t>
       </w:r>
-      <w:hyperlink w:history="1" r:id="rIdqduphc2t1vdmqhtsojaae">
+      <w:hyperlink w:history="1" r:id="rId0wsddag-atxhnkzhr1bgp">
         <w:r>
           <w:rPr>
             <w:rStyle w:val="Hyperlink"/>
@@ -12420,7 +12420,7 @@
       <w:r>
         <w:t xml:space="preserve">뉴데일리, 「서울 아파트 평당 분양가 6287만원, 1년 새 34% 급등」, 2026.9.18. </w:t>
       </w:r>
-      <w:hyperlink w:history="1" r:id="rIdlaoglta32k8and7qzfpiz">
+      <w:hyperlink w:history="1" r:id="rIdsufefmo--o8cwhjqqul7i">
         <w:r>
           <w:rPr>
             <w:rStyle w:val="Hyperlink"/>
@@ -12443,7 +12443,7 @@
       <w:r>
         <w:t xml:space="preserve">대한민국 정책브리핑, 「서울·경기 12곳 주담대 한도 축소…25억 초과 주택 2억 원까지만」, 2025.10.15. </w:t>
       </w:r>
-      <w:hyperlink w:history="1" r:id="rIdk1sxeuhu2hemmkpyyqvfj">
+      <w:hyperlink w:history="1" r:id="rIdjrxj8ie7dazg_ywuiaone">
         <w:r>
           <w:rPr>
             <w:rStyle w:val="Hyperlink"/>
@@ -12466,7 +12466,7 @@
       <w:r>
         <w:t xml:space="preserve">글로벌이코노믹, 「서울 아파트 매매·전세 상승률 격차 0.17%P…나란히 7%대 상승」, 2026.9.15. </w:t>
       </w:r>
-      <w:hyperlink w:history="1" r:id="rIdidateaockkyz5ckhxzfgf">
+      <w:hyperlink w:history="1" r:id="rIdzv1lkmgkw7_mnspy656nw">
         <w:r>
           <w:rPr>
             <w:rStyle w:val="Hyperlink"/>
@@ -12489,7 +12489,7 @@
       <w:r>
         <w:t xml:space="preserve">국제뉴스, 「한국부동산원, 9월 첫째 주 전국 아파트값 0.08%↑…서울 0.20% 상승」, 2026.9.10. </w:t>
       </w:r>
-      <w:hyperlink w:history="1" r:id="rIdinls8ys4e9vjgoogksx-r">
+      <w:hyperlink w:history="1" r:id="rIdage0fgqsqbbrr6rewdvad">
         <w:r>
           <w:rPr>
             <w:rStyle w:val="Hyperlink"/>
@@ -12512,7 +12512,7 @@
       <w:r>
         <w:t xml:space="preserve">공공데이터포털, 한국부동산원 청약홈 청약통장 전체 가입현황 (15088657) </w:t>
       </w:r>
-      <w:hyperlink w:history="1" r:id="rIdibjr9t6efyhv95xgntl-_">
+      <w:hyperlink w:history="1" r:id="rIdahshuh6gdnsshho8jhurn">
         <w:r>
           <w:rPr>
             <w:rStyle w:val="Hyperlink"/>
@@ -12535,7 +12535,7 @@
       <w:r>
         <w:t xml:space="preserve">공공데이터포털, 한국부동산원 청약홈 청약통장 통계 조회 서비스 (15114369) </w:t>
       </w:r>
-      <w:hyperlink w:history="1" r:id="rIde6d5nrsrjvuajk2cvs7tq">
+      <w:hyperlink w:history="1" r:id="rIdfh6tgkzogfezu-moee4rs">
         <w:r>
           <w:rPr>
             <w:rStyle w:val="Hyperlink"/>
@@ -12558,7 +12558,7 @@
       <w:r>
         <w:t xml:space="preserve">공공데이터포털, 한국부동산원 지역별 청약 신청자·당첨자 정보 (15110975, 15110976) </w:t>
       </w:r>
-      <w:hyperlink w:history="1" r:id="rIdscv5bgl-iasjmwvhb_miq">
+      <w:hyperlink w:history="1" r:id="rIdbrwwnhyjbwoulqkr4dbuh">
         <w:r>
           <w:rPr>
             <w:rStyle w:val="Hyperlink"/>
@@ -12581,7 +12581,7 @@
       <w:r>
         <w:t xml:space="preserve">공공데이터포털, 한국부동산원 중위매매가격·중위단위매매가격 (15112206, 15112207) </w:t>
       </w:r>
-      <w:hyperlink w:history="1" r:id="rIdl8msi3xarwy9scu7-kcv3">
+      <w:hyperlink w:history="1" r:id="rId9ywfsu-vhmzrlrekp9yn3">
         <w:r>
           <w:rPr>
             <w:rStyle w:val="Hyperlink"/>
@@ -12604,7 +12604,7 @@
       <w:r>
         <w:t xml:space="preserve">공공데이터포털, 국토교통부 아파트 매매 실거래가 상세 자료 (15126468) </w:t>
       </w:r>
-      <w:hyperlink w:history="1" r:id="rIdp-bp6-teojiw4dphm9pez">
+      <w:hyperlink w:history="1" r:id="rIdoat8ryilotmx6tmfvz8--">
         <w:r>
           <w:rPr>
             <w:rStyle w:val="Hyperlink"/>
@@ -12627,7 +12627,7 @@
       <w:r>
         <w:t xml:space="preserve">YouTube Data API v3, CommentThreads: list </w:t>
       </w:r>
-      <w:hyperlink w:history="1" r:id="rIdr1uotrxft80mnen31srt5">
+      <w:hyperlink w:history="1" r:id="rIdxi-vnhley_fvcyhu_8krp">
         <w:r>
           <w:rPr>
             <w:rStyle w:val="Hyperlink"/>
@@ -12650,7 +12650,7 @@
       <w:r>
         <w:t xml:space="preserve">OpenRouter, openai/gpt-oss-120b (댓글 분류 모델) </w:t>
       </w:r>
-      <w:hyperlink w:history="1" r:id="rId1rj9drcycpdq6izr6udgl">
+      <w:hyperlink w:history="1" r:id="rIdmjdoh6wjd0csfxdhjqfq5">
         <w:r>
           <w:rPr>
             <w:rStyle w:val="Hyperlink"/>
@@ -13132,7 +13132,7 @@
         </w:rPr>
         <w:t xml:space="preserve">코드 저장소(GitHub): </w:t>
       </w:r>
-      <w:hyperlink w:history="1" r:id="rIdv43kjzr4w93gicfpy-lu7">
+      <w:hyperlink w:history="1" r:id="rIdwumxaoaqmeyyvtzpgqwsw">
         <w:r>
           <w:rPr>
             <w:rStyle w:val="Hyperlink"/>
@@ -13166,9 +13166,28 @@
           <w:sz w:val="17"/>
           <w:szCs w:val="17"/>
         </w:rPr>
-        <w:t xml:space="preserve">Supabase 조회 링크(읽기 전용, 로그인 불필요) — 댓글 분류 결과(처음 100행): </w:t>
-      </w:r>
-      <w:hyperlink w:history="1" r:id="rIdxyi3bqzlrklqwtca_jqbq">
+        <w:t xml:space="preserve">Supabase DB 대시보드(로그인 불필요): </w:t>
+      </w:r>
+      <w:hyperlink w:history="1" r:id="rIdy9yrwibl-ohxsp-1pybx1">
+        <w:r>
+          <w:rPr>
+            <w:rStyle w:val="Hyperlink"/>
+            <w:color w:val="2A78D6"/>
+            <w:sz w:val="17"/>
+            <w:szCs w:val="17"/>
+            <w:u w:val="single"/>
+          </w:rPr>
+          <w:t xml:space="preserve">https://ghlee1016.github.io/Chungyak_analyze/</w:t>
+        </w:r>
+      </w:hyperlink>
+      <w:r>
+        <w:rPr>
+          <w:sz w:val="17"/>
+          <w:szCs w:val="17"/>
+        </w:rPr>
+        <w:t xml:space="preserve"> / 원본 JSON — 댓글 분류 결과(처음 100행): </w:t>
+      </w:r>
+      <w:hyperlink w:history="1" r:id="rIdhefa3dgh08uki-9956mtg">
         <w:r>
           <w:rPr>
             <w:rStyle w:val="Hyperlink"/>
@@ -13187,7 +13206,7 @@
         </w:rPr>
         <w:t xml:space="preserve"> / 실행 정보: </w:t>
       </w:r>
-      <w:hyperlink w:history="1" r:id="rIdzjtaxjowrw4zbrpitctzh">
+      <w:hyperlink w:history="1" r:id="rIdi5gxl__iekr3ump_kk7u2">
         <w:r>
           <w:rPr>
             <w:rStyle w:val="Hyperlink"/>
